--- a/Sistema_reservas_restaurante_Fase_2 .docx
+++ b/Sistema_reservas_restaurante_Fase_2 .docx
@@ -386,36 +386,8 @@
           <w:b/>
           <w:bCs/>
         </w:rPr>
-        <w:t xml:space="preserve">1. </w:t>
+        <w:t>1. Requerimientos Funcionales</w:t>
       </w:r>
-      <w:proofErr w:type="spellStart"/>
-      <w:r>
-        <w:rPr>
-          <w:rFonts w:eastAsia="Calibri"/>
-          <w:b/>
-          <w:bCs/>
-        </w:rPr>
-        <w:t>Requerimientos</w:t>
-      </w:r>
-      <w:proofErr w:type="spellEnd"/>
-      <w:r>
-        <w:rPr>
-          <w:rFonts w:eastAsia="Calibri"/>
-          <w:b/>
-          <w:bCs/>
-        </w:rPr>
-        <w:t xml:space="preserve"> </w:t>
-      </w:r>
-      <w:proofErr w:type="spellStart"/>
-      <w:r>
-        <w:rPr>
-          <w:rFonts w:eastAsia="Calibri"/>
-          <w:b/>
-          <w:bCs/>
-        </w:rPr>
-        <w:t>Funcionales</w:t>
-      </w:r>
-      <w:proofErr w:type="spellEnd"/>
     </w:p>
     <w:tbl>
       <w:tblPr>
@@ -440,12 +412,6 @@
         <w:gridCol w:w="4200"/>
       </w:tblGrid>
       <w:tr>
-        <w:tblPrEx>
-          <w:tblCellMar>
-            <w:top w:w="0" w:type="dxa"/>
-            <w:bottom w:w="0" w:type="dxa"/>
-          </w:tblCellMar>
-        </w:tblPrEx>
         <w:trPr>
           <w:tblHeader/>
         </w:trPr>
@@ -505,7 +471,6 @@
                 <w:szCs w:val="24"/>
               </w:rPr>
             </w:pPr>
-            <w:proofErr w:type="spellStart"/>
             <w:r>
               <w:rPr>
                 <w:rFonts w:eastAsia="Calibri"/>
@@ -516,7 +481,6 @@
               </w:rPr>
               <w:t>Requerimiento</w:t>
             </w:r>
-            <w:proofErr w:type="spellEnd"/>
           </w:p>
         </w:tc>
         <w:tc>
@@ -541,50 +505,20 @@
                 <w:szCs w:val="24"/>
               </w:rPr>
             </w:pPr>
-            <w:proofErr w:type="spellStart"/>
-            <w:r>
-              <w:rPr>
-                <w:rFonts w:eastAsia="Calibri"/>
-                <w:b w:val="0"/>
-                <w:bCs w:val="0"/>
-                <w:sz w:val="24"/>
-                <w:szCs w:val="24"/>
-              </w:rPr>
-              <w:t>Criterio</w:t>
-            </w:r>
-            <w:proofErr w:type="spellEnd"/>
-            <w:r>
-              <w:rPr>
-                <w:rFonts w:eastAsia="Calibri"/>
-                <w:b w:val="0"/>
-                <w:bCs w:val="0"/>
-                <w:sz w:val="24"/>
-                <w:szCs w:val="24"/>
-              </w:rPr>
-              <w:t xml:space="preserve"> de </w:t>
-            </w:r>
-            <w:proofErr w:type="spellStart"/>
-            <w:r>
-              <w:rPr>
-                <w:rFonts w:eastAsia="Calibri"/>
-                <w:b w:val="0"/>
-                <w:bCs w:val="0"/>
-                <w:sz w:val="24"/>
-                <w:szCs w:val="24"/>
-              </w:rPr>
-              <w:t>aceptación</w:t>
-            </w:r>
-            <w:proofErr w:type="spellEnd"/>
+            <w:r>
+              <w:rPr>
+                <w:rFonts w:eastAsia="Calibri"/>
+                <w:b w:val="0"/>
+                <w:bCs w:val="0"/>
+                <w:sz w:val="24"/>
+                <w:szCs w:val="24"/>
+              </w:rPr>
+              <w:t>Criterio de aceptación</w:t>
+            </w:r>
           </w:p>
         </w:tc>
       </w:tr>
       <w:tr>
-        <w:tblPrEx>
-          <w:tblCellMar>
-            <w:top w:w="0" w:type="dxa"/>
-            <w:bottom w:w="0" w:type="dxa"/>
-          </w:tblCellMar>
-        </w:tblPrEx>
         <w:tc>
           <w:tcPr>
             <w:tcW w:w="1000" w:type="dxa"/>
@@ -690,12 +624,6 @@
         </w:tc>
       </w:tr>
       <w:tr>
-        <w:tblPrEx>
-          <w:tblCellMar>
-            <w:top w:w="0" w:type="dxa"/>
-            <w:bottom w:w="0" w:type="dxa"/>
-          </w:tblCellMar>
-        </w:tblPrEx>
         <w:tc>
           <w:tcPr>
             <w:tcW w:w="1000" w:type="dxa"/>
@@ -801,12 +729,6 @@
         </w:tc>
       </w:tr>
       <w:tr>
-        <w:tblPrEx>
-          <w:tblCellMar>
-            <w:top w:w="0" w:type="dxa"/>
-            <w:bottom w:w="0" w:type="dxa"/>
-          </w:tblCellMar>
-        </w:tblPrEx>
         <w:tc>
           <w:tcPr>
             <w:tcW w:w="1000" w:type="dxa"/>
@@ -912,12 +834,6 @@
         </w:tc>
       </w:tr>
       <w:tr>
-        <w:tblPrEx>
-          <w:tblCellMar>
-            <w:top w:w="0" w:type="dxa"/>
-            <w:bottom w:w="0" w:type="dxa"/>
-          </w:tblCellMar>
-        </w:tblPrEx>
         <w:tc>
           <w:tcPr>
             <w:tcW w:w="1000" w:type="dxa"/>
@@ -1023,12 +939,6 @@
         </w:tc>
       </w:tr>
       <w:tr>
-        <w:tblPrEx>
-          <w:tblCellMar>
-            <w:top w:w="0" w:type="dxa"/>
-            <w:bottom w:w="0" w:type="dxa"/>
-          </w:tblCellMar>
-        </w:tblPrEx>
         <w:tc>
           <w:tcPr>
             <w:tcW w:w="1000" w:type="dxa"/>
@@ -1134,12 +1044,6 @@
         </w:tc>
       </w:tr>
       <w:tr>
-        <w:tblPrEx>
-          <w:tblCellMar>
-            <w:top w:w="0" w:type="dxa"/>
-            <w:bottom w:w="0" w:type="dxa"/>
-          </w:tblCellMar>
-        </w:tblPrEx>
         <w:tc>
           <w:tcPr>
             <w:tcW w:w="1000" w:type="dxa"/>
@@ -1245,12 +1149,6 @@
         </w:tc>
       </w:tr>
       <w:tr>
-        <w:tblPrEx>
-          <w:tblCellMar>
-            <w:top w:w="0" w:type="dxa"/>
-            <w:bottom w:w="0" w:type="dxa"/>
-          </w:tblCellMar>
-        </w:tblPrEx>
         <w:tc>
           <w:tcPr>
             <w:tcW w:w="1000" w:type="dxa"/>
@@ -1356,12 +1254,6 @@
         </w:tc>
       </w:tr>
       <w:tr>
-        <w:tblPrEx>
-          <w:tblCellMar>
-            <w:top w:w="0" w:type="dxa"/>
-            <w:bottom w:w="0" w:type="dxa"/>
-          </w:tblCellMar>
-        </w:tblPrEx>
         <w:tc>
           <w:tcPr>
             <w:tcW w:w="1000" w:type="dxa"/>
@@ -1467,12 +1359,6 @@
         </w:tc>
       </w:tr>
       <w:tr>
-        <w:tblPrEx>
-          <w:tblCellMar>
-            <w:top w:w="0" w:type="dxa"/>
-            <w:bottom w:w="0" w:type="dxa"/>
-          </w:tblCellMar>
-        </w:tblPrEx>
         <w:tc>
           <w:tcPr>
             <w:tcW w:w="1000" w:type="dxa"/>
@@ -1578,12 +1464,6 @@
         </w:tc>
       </w:tr>
       <w:tr>
-        <w:tblPrEx>
-          <w:tblCellMar>
-            <w:top w:w="0" w:type="dxa"/>
-            <w:bottom w:w="0" w:type="dxa"/>
-          </w:tblCellMar>
-        </w:tblPrEx>
         <w:tc>
           <w:tcPr>
             <w:tcW w:w="1000" w:type="dxa"/>
@@ -1690,12 +1570,6 @@
         </w:tc>
       </w:tr>
       <w:tr>
-        <w:tblPrEx>
-          <w:tblCellMar>
-            <w:top w:w="0" w:type="dxa"/>
-            <w:bottom w:w="0" w:type="dxa"/>
-          </w:tblCellMar>
-        </w:tblPrEx>
         <w:tc>
           <w:tcPr>
             <w:tcW w:w="1000" w:type="dxa"/>
@@ -1801,12 +1675,6 @@
         </w:tc>
       </w:tr>
       <w:tr>
-        <w:tblPrEx>
-          <w:tblCellMar>
-            <w:top w:w="0" w:type="dxa"/>
-            <w:bottom w:w="0" w:type="dxa"/>
-          </w:tblCellMar>
-        </w:tblPrEx>
         <w:tc>
           <w:tcPr>
             <w:tcW w:w="1000" w:type="dxa"/>
@@ -1912,12 +1780,6 @@
         </w:tc>
       </w:tr>
       <w:tr>
-        <w:tblPrEx>
-          <w:tblCellMar>
-            <w:top w:w="0" w:type="dxa"/>
-            <w:bottom w:w="0" w:type="dxa"/>
-          </w:tblCellMar>
-        </w:tblPrEx>
         <w:tc>
           <w:tcPr>
             <w:tcW w:w="1000" w:type="dxa"/>
@@ -2023,12 +1885,6 @@
         </w:tc>
       </w:tr>
       <w:tr>
-        <w:tblPrEx>
-          <w:tblCellMar>
-            <w:top w:w="0" w:type="dxa"/>
-            <w:bottom w:w="0" w:type="dxa"/>
-          </w:tblCellMar>
-        </w:tblPrEx>
         <w:tc>
           <w:tcPr>
             <w:tcW w:w="1000" w:type="dxa"/>
@@ -2134,12 +1990,6 @@
         </w:tc>
       </w:tr>
       <w:tr>
-        <w:tblPrEx>
-          <w:tblCellMar>
-            <w:top w:w="0" w:type="dxa"/>
-            <w:bottom w:w="0" w:type="dxa"/>
-          </w:tblCellMar>
-        </w:tblPrEx>
         <w:tc>
           <w:tcPr>
             <w:tcW w:w="1000" w:type="dxa"/>
@@ -2245,12 +2095,6 @@
         </w:tc>
       </w:tr>
       <w:tr>
-        <w:tblPrEx>
-          <w:tblCellMar>
-            <w:top w:w="0" w:type="dxa"/>
-            <w:bottom w:w="0" w:type="dxa"/>
-          </w:tblCellMar>
-        </w:tblPrEx>
         <w:tc>
           <w:tcPr>
             <w:tcW w:w="1000" w:type="dxa"/>
@@ -2356,12 +2200,6 @@
         </w:tc>
       </w:tr>
       <w:tr>
-        <w:tblPrEx>
-          <w:tblCellMar>
-            <w:top w:w="0" w:type="dxa"/>
-            <w:bottom w:w="0" w:type="dxa"/>
-          </w:tblCellMar>
-        </w:tblPrEx>
         <w:tc>
           <w:tcPr>
             <w:tcW w:w="1000" w:type="dxa"/>
@@ -2467,12 +2305,6 @@
         </w:tc>
       </w:tr>
       <w:tr>
-        <w:tblPrEx>
-          <w:tblCellMar>
-            <w:top w:w="0" w:type="dxa"/>
-            <w:bottom w:w="0" w:type="dxa"/>
-          </w:tblCellMar>
-        </w:tblPrEx>
         <w:tc>
           <w:tcPr>
             <w:tcW w:w="1000" w:type="dxa"/>
@@ -2578,12 +2410,6 @@
         </w:tc>
       </w:tr>
       <w:tr>
-        <w:tblPrEx>
-          <w:tblCellMar>
-            <w:top w:w="0" w:type="dxa"/>
-            <w:bottom w:w="0" w:type="dxa"/>
-          </w:tblCellMar>
-        </w:tblPrEx>
         <w:tc>
           <w:tcPr>
             <w:tcW w:w="1000" w:type="dxa"/>
@@ -2718,42 +2544,25 @@
           <w:bCs/>
         </w:rPr>
       </w:pPr>
-      <w:r>
+    </w:p>
+    <w:p>
+      <w:pPr>
+        <w:ind w:firstLine="0"/>
         <w:rPr>
           <w:rFonts w:eastAsia="Calibri"/>
           <w:b/>
           <w:bCs/>
         </w:rPr>
-        <w:t>2. R</w:t>
-      </w:r>
-      <w:proofErr w:type="spellStart"/>
+      </w:pPr>
       <w:r>
         <w:rPr>
           <w:rFonts w:eastAsia="Calibri"/>
           <w:b/>
           <w:bCs/>
         </w:rPr>
-        <w:t>equerimientos</w:t>
+        <w:lastRenderedPageBreak/>
+        <w:t>2. Requerimientos No Funcionales</w:t>
       </w:r>
-      <w:proofErr w:type="spellEnd"/>
-      <w:r>
-        <w:rPr>
-          <w:rFonts w:eastAsia="Calibri"/>
-          <w:b/>
-          <w:bCs/>
-        </w:rPr>
-        <w:t xml:space="preserve"> No </w:t>
-      </w:r>
-      <w:proofErr w:type="spellStart"/>
-      <w:r>
-        <w:rPr>
-          <w:rFonts w:eastAsia="Calibri"/>
-          <w:b/>
-          <w:bCs/>
-        </w:rPr>
-        <w:t>Funcionales</w:t>
-      </w:r>
-      <w:proofErr w:type="spellEnd"/>
     </w:p>
     <w:p>
       <w:pPr>
@@ -2783,12 +2592,6 @@
         <w:gridCol w:w="4200"/>
       </w:tblGrid>
       <w:tr>
-        <w:tblPrEx>
-          <w:tblCellMar>
-            <w:top w:w="0" w:type="dxa"/>
-            <w:bottom w:w="0" w:type="dxa"/>
-          </w:tblCellMar>
-        </w:tblPrEx>
         <w:trPr>
           <w:tblHeader/>
         </w:trPr>
@@ -2848,7 +2651,6 @@
                 <w:szCs w:val="24"/>
               </w:rPr>
             </w:pPr>
-            <w:proofErr w:type="spellStart"/>
             <w:r>
               <w:rPr>
                 <w:rFonts w:eastAsia="Calibri"/>
@@ -2859,7 +2661,6 @@
               </w:rPr>
               <w:t>Requerimiento</w:t>
             </w:r>
-            <w:proofErr w:type="spellEnd"/>
           </w:p>
         </w:tc>
         <w:tc>
@@ -2884,50 +2685,20 @@
                 <w:szCs w:val="24"/>
               </w:rPr>
             </w:pPr>
-            <w:proofErr w:type="spellStart"/>
-            <w:r>
-              <w:rPr>
-                <w:rFonts w:eastAsia="Calibri"/>
-                <w:b w:val="0"/>
-                <w:bCs w:val="0"/>
-                <w:sz w:val="24"/>
-                <w:szCs w:val="24"/>
-              </w:rPr>
-              <w:t>Criterio</w:t>
-            </w:r>
-            <w:proofErr w:type="spellEnd"/>
-            <w:r>
-              <w:rPr>
-                <w:rFonts w:eastAsia="Calibri"/>
-                <w:b w:val="0"/>
-                <w:bCs w:val="0"/>
-                <w:sz w:val="24"/>
-                <w:szCs w:val="24"/>
-              </w:rPr>
-              <w:t xml:space="preserve"> de </w:t>
-            </w:r>
-            <w:proofErr w:type="spellStart"/>
-            <w:r>
-              <w:rPr>
-                <w:rFonts w:eastAsia="Calibri"/>
-                <w:b w:val="0"/>
-                <w:bCs w:val="0"/>
-                <w:sz w:val="24"/>
-                <w:szCs w:val="24"/>
-              </w:rPr>
-              <w:t>aceptación</w:t>
-            </w:r>
-            <w:proofErr w:type="spellEnd"/>
+            <w:r>
+              <w:rPr>
+                <w:rFonts w:eastAsia="Calibri"/>
+                <w:b w:val="0"/>
+                <w:bCs w:val="0"/>
+                <w:sz w:val="24"/>
+                <w:szCs w:val="24"/>
+              </w:rPr>
+              <w:t>Criterio de aceptación</w:t>
+            </w:r>
           </w:p>
         </w:tc>
       </w:tr>
       <w:tr>
-        <w:tblPrEx>
-          <w:tblCellMar>
-            <w:top w:w="0" w:type="dxa"/>
-            <w:bottom w:w="0" w:type="dxa"/>
-          </w:tblCellMar>
-        </w:tblPrEx>
         <w:tc>
           <w:tcPr>
             <w:tcW w:w="1129" w:type="dxa"/>
@@ -3033,12 +2804,6 @@
         </w:tc>
       </w:tr>
       <w:tr>
-        <w:tblPrEx>
-          <w:tblCellMar>
-            <w:top w:w="0" w:type="dxa"/>
-            <w:bottom w:w="0" w:type="dxa"/>
-          </w:tblCellMar>
-        </w:tblPrEx>
         <w:tc>
           <w:tcPr>
             <w:tcW w:w="1129" w:type="dxa"/>
@@ -3144,12 +2909,6 @@
         </w:tc>
       </w:tr>
       <w:tr>
-        <w:tblPrEx>
-          <w:tblCellMar>
-            <w:top w:w="0" w:type="dxa"/>
-            <w:bottom w:w="0" w:type="dxa"/>
-          </w:tblCellMar>
-        </w:tblPrEx>
         <w:tc>
           <w:tcPr>
             <w:tcW w:w="1129" w:type="dxa"/>
@@ -3255,12 +3014,6 @@
         </w:tc>
       </w:tr>
       <w:tr>
-        <w:tblPrEx>
-          <w:tblCellMar>
-            <w:top w:w="0" w:type="dxa"/>
-            <w:bottom w:w="0" w:type="dxa"/>
-          </w:tblCellMar>
-        </w:tblPrEx>
         <w:tc>
           <w:tcPr>
             <w:tcW w:w="1129" w:type="dxa"/>
@@ -3366,12 +3119,6 @@
         </w:tc>
       </w:tr>
       <w:tr>
-        <w:tblPrEx>
-          <w:tblCellMar>
-            <w:top w:w="0" w:type="dxa"/>
-            <w:bottom w:w="0" w:type="dxa"/>
-          </w:tblCellMar>
-        </w:tblPrEx>
         <w:tc>
           <w:tcPr>
             <w:tcW w:w="1129" w:type="dxa"/>
@@ -3477,12 +3224,6 @@
         </w:tc>
       </w:tr>
       <w:tr>
-        <w:tblPrEx>
-          <w:tblCellMar>
-            <w:top w:w="0" w:type="dxa"/>
-            <w:bottom w:w="0" w:type="dxa"/>
-          </w:tblCellMar>
-        </w:tblPrEx>
         <w:tc>
           <w:tcPr>
             <w:tcW w:w="1129" w:type="dxa"/>
@@ -3588,12 +3329,6 @@
         </w:tc>
       </w:tr>
       <w:tr>
-        <w:tblPrEx>
-          <w:tblCellMar>
-            <w:top w:w="0" w:type="dxa"/>
-            <w:bottom w:w="0" w:type="dxa"/>
-          </w:tblCellMar>
-        </w:tblPrEx>
         <w:tc>
           <w:tcPr>
             <w:tcW w:w="1129" w:type="dxa"/>
@@ -3699,12 +3434,6 @@
         </w:tc>
       </w:tr>
       <w:tr>
-        <w:tblPrEx>
-          <w:tblCellMar>
-            <w:top w:w="0" w:type="dxa"/>
-            <w:bottom w:w="0" w:type="dxa"/>
-          </w:tblCellMar>
-        </w:tblPrEx>
         <w:tc>
           <w:tcPr>
             <w:tcW w:w="1129" w:type="dxa"/>
@@ -3865,19 +3594,8 @@
           <w:b/>
           <w:bCs/>
         </w:rPr>
-        <w:lastRenderedPageBreak/>
-        <w:t xml:space="preserve">3. Reglas de </w:t>
+        <w:t>3. Reglas de Negocio</w:t>
       </w:r>
-      <w:proofErr w:type="spellStart"/>
-      <w:r>
-        <w:rPr>
-          <w:rFonts w:eastAsia="Calibri"/>
-          <w:b/>
-          <w:bCs/>
-        </w:rPr>
-        <w:t>Negocio</w:t>
-      </w:r>
-      <w:proofErr w:type="spellEnd"/>
     </w:p>
     <w:p>
       <w:pPr>
@@ -3906,12 +3624,6 @@
         <w:gridCol w:w="8400"/>
       </w:tblGrid>
       <w:tr>
-        <w:tblPrEx>
-          <w:tblCellMar>
-            <w:top w:w="0" w:type="dxa"/>
-            <w:bottom w:w="0" w:type="dxa"/>
-          </w:tblCellMar>
-        </w:tblPrEx>
         <w:trPr>
           <w:tblHeader/>
         </w:trPr>
@@ -3979,30 +3691,12 @@
                 <w:sz w:val="24"/>
                 <w:szCs w:val="24"/>
               </w:rPr>
-              <w:t xml:space="preserve">Regla de </w:t>
-            </w:r>
-            <w:proofErr w:type="spellStart"/>
-            <w:r>
-              <w:rPr>
-                <w:rFonts w:eastAsia="Calibri"/>
-                <w:b w:val="0"/>
-                <w:bCs w:val="0"/>
-                <w:sz w:val="24"/>
-                <w:szCs w:val="24"/>
-              </w:rPr>
-              <w:t>negocio</w:t>
-            </w:r>
-            <w:proofErr w:type="spellEnd"/>
+              <w:t>Regla de negocio</w:t>
+            </w:r>
           </w:p>
         </w:tc>
       </w:tr>
       <w:tr>
-        <w:tblPrEx>
-          <w:tblCellMar>
-            <w:top w:w="0" w:type="dxa"/>
-            <w:bottom w:w="0" w:type="dxa"/>
-          </w:tblCellMar>
-        </w:tblPrEx>
         <w:tc>
           <w:tcPr>
             <w:tcW w:w="1000" w:type="dxa"/>
@@ -4073,12 +3767,6 @@
         </w:tc>
       </w:tr>
       <w:tr>
-        <w:tblPrEx>
-          <w:tblCellMar>
-            <w:top w:w="0" w:type="dxa"/>
-            <w:bottom w:w="0" w:type="dxa"/>
-          </w:tblCellMar>
-        </w:tblPrEx>
         <w:tc>
           <w:tcPr>
             <w:tcW w:w="1000" w:type="dxa"/>
@@ -4149,12 +3837,6 @@
         </w:tc>
       </w:tr>
       <w:tr>
-        <w:tblPrEx>
-          <w:tblCellMar>
-            <w:top w:w="0" w:type="dxa"/>
-            <w:bottom w:w="0" w:type="dxa"/>
-          </w:tblCellMar>
-        </w:tblPrEx>
         <w:tc>
           <w:tcPr>
             <w:tcW w:w="1000" w:type="dxa"/>
@@ -4225,12 +3907,6 @@
         </w:tc>
       </w:tr>
       <w:tr>
-        <w:tblPrEx>
-          <w:tblCellMar>
-            <w:top w:w="0" w:type="dxa"/>
-            <w:bottom w:w="0" w:type="dxa"/>
-          </w:tblCellMar>
-        </w:tblPrEx>
         <w:tc>
           <w:tcPr>
             <w:tcW w:w="1000" w:type="dxa"/>
@@ -4301,12 +3977,6 @@
         </w:tc>
       </w:tr>
       <w:tr>
-        <w:tblPrEx>
-          <w:tblCellMar>
-            <w:top w:w="0" w:type="dxa"/>
-            <w:bottom w:w="0" w:type="dxa"/>
-          </w:tblCellMar>
-        </w:tblPrEx>
         <w:tc>
           <w:tcPr>
             <w:tcW w:w="1000" w:type="dxa"/>
@@ -4377,12 +4047,6 @@
         </w:tc>
       </w:tr>
       <w:tr>
-        <w:tblPrEx>
-          <w:tblCellMar>
-            <w:top w:w="0" w:type="dxa"/>
-            <w:bottom w:w="0" w:type="dxa"/>
-          </w:tblCellMar>
-        </w:tblPrEx>
         <w:tc>
           <w:tcPr>
             <w:tcW w:w="1000" w:type="dxa"/>
@@ -4453,12 +4117,6 @@
         </w:tc>
       </w:tr>
       <w:tr>
-        <w:tblPrEx>
-          <w:tblCellMar>
-            <w:top w:w="0" w:type="dxa"/>
-            <w:bottom w:w="0" w:type="dxa"/>
-          </w:tblCellMar>
-        </w:tblPrEx>
         <w:tc>
           <w:tcPr>
             <w:tcW w:w="1000" w:type="dxa"/>
@@ -4529,12 +4187,6 @@
         </w:tc>
       </w:tr>
       <w:tr>
-        <w:tblPrEx>
-          <w:tblCellMar>
-            <w:top w:w="0" w:type="dxa"/>
-            <w:bottom w:w="0" w:type="dxa"/>
-          </w:tblCellMar>
-        </w:tblPrEx>
         <w:tc>
           <w:tcPr>
             <w:tcW w:w="1000" w:type="dxa"/>
@@ -4605,12 +4257,6 @@
         </w:tc>
       </w:tr>
       <w:tr>
-        <w:tblPrEx>
-          <w:tblCellMar>
-            <w:top w:w="0" w:type="dxa"/>
-            <w:bottom w:w="0" w:type="dxa"/>
-          </w:tblCellMar>
-        </w:tblPrEx>
         <w:tc>
           <w:tcPr>
             <w:tcW w:w="1000" w:type="dxa"/>
@@ -4681,12 +4327,6 @@
         </w:tc>
       </w:tr>
       <w:tr>
-        <w:tblPrEx>
-          <w:tblCellMar>
-            <w:top w:w="0" w:type="dxa"/>
-            <w:bottom w:w="0" w:type="dxa"/>
-          </w:tblCellMar>
-        </w:tblPrEx>
         <w:tc>
           <w:tcPr>
             <w:tcW w:w="1000" w:type="dxa"/>
@@ -4757,12 +4397,6 @@
         </w:tc>
       </w:tr>
       <w:tr>
-        <w:tblPrEx>
-          <w:tblCellMar>
-            <w:top w:w="0" w:type="dxa"/>
-            <w:bottom w:w="0" w:type="dxa"/>
-          </w:tblCellMar>
-        </w:tblPrEx>
         <w:tc>
           <w:tcPr>
             <w:tcW w:w="1000" w:type="dxa"/>
@@ -4833,12 +4467,6 @@
         </w:tc>
       </w:tr>
       <w:tr>
-        <w:tblPrEx>
-          <w:tblCellMar>
-            <w:top w:w="0" w:type="dxa"/>
-            <w:bottom w:w="0" w:type="dxa"/>
-          </w:tblCellMar>
-        </w:tblPrEx>
         <w:tc>
           <w:tcPr>
             <w:tcW w:w="1000" w:type="dxa"/>
@@ -4909,12 +4537,6 @@
         </w:tc>
       </w:tr>
       <w:tr>
-        <w:tblPrEx>
-          <w:tblCellMar>
-            <w:top w:w="0" w:type="dxa"/>
-            <w:bottom w:w="0" w:type="dxa"/>
-          </w:tblCellMar>
-        </w:tblPrEx>
         <w:tc>
           <w:tcPr>
             <w:tcW w:w="1000" w:type="dxa"/>
@@ -4985,12 +4607,6 @@
         </w:tc>
       </w:tr>
       <w:tr>
-        <w:tblPrEx>
-          <w:tblCellMar>
-            <w:top w:w="0" w:type="dxa"/>
-            <w:bottom w:w="0" w:type="dxa"/>
-          </w:tblCellMar>
-        </w:tblPrEx>
         <w:tc>
           <w:tcPr>
             <w:tcW w:w="1000" w:type="dxa"/>
@@ -5113,26 +4729,7 @@
           <w:b/>
           <w:bCs/>
         </w:rPr>
-        <w:lastRenderedPageBreak/>
-        <w:t>4. R</w:t>
-      </w:r>
-      <w:proofErr w:type="spellStart"/>
-      <w:r>
-        <w:rPr>
-          <w:rFonts w:eastAsia="Calibri"/>
-          <w:b/>
-          <w:bCs/>
-        </w:rPr>
-        <w:t>estricciones</w:t>
-      </w:r>
-      <w:proofErr w:type="spellEnd"/>
-      <w:r>
-        <w:rPr>
-          <w:rFonts w:eastAsia="Calibri"/>
-          <w:b/>
-          <w:bCs/>
-        </w:rPr>
-        <w:t xml:space="preserve"> del Proyecto</w:t>
+        <w:t>4. Restricciones del Proyecto</w:t>
       </w:r>
     </w:p>
     <w:tbl>
@@ -5157,12 +4754,6 @@
         <w:gridCol w:w="8400"/>
       </w:tblGrid>
       <w:tr>
-        <w:tblPrEx>
-          <w:tblCellMar>
-            <w:top w:w="0" w:type="dxa"/>
-            <w:bottom w:w="0" w:type="dxa"/>
-          </w:tblCellMar>
-        </w:tblPrEx>
         <w:trPr>
           <w:tblHeader/>
         </w:trPr>
@@ -5222,7 +4813,6 @@
                 <w:szCs w:val="24"/>
               </w:rPr>
             </w:pPr>
-            <w:proofErr w:type="spellStart"/>
             <w:r>
               <w:rPr>
                 <w:rFonts w:eastAsia="Calibri"/>
@@ -5233,17 +4823,10 @@
               </w:rPr>
               <w:t>Restricción</w:t>
             </w:r>
-            <w:proofErr w:type="spellEnd"/>
           </w:p>
         </w:tc>
       </w:tr>
       <w:tr>
-        <w:tblPrEx>
-          <w:tblCellMar>
-            <w:top w:w="0" w:type="dxa"/>
-            <w:bottom w:w="0" w:type="dxa"/>
-          </w:tblCellMar>
-        </w:tblPrEx>
         <w:tc>
           <w:tcPr>
             <w:tcW w:w="1000" w:type="dxa"/>
@@ -5314,12 +4897,6 @@
         </w:tc>
       </w:tr>
       <w:tr>
-        <w:tblPrEx>
-          <w:tblCellMar>
-            <w:top w:w="0" w:type="dxa"/>
-            <w:bottom w:w="0" w:type="dxa"/>
-          </w:tblCellMar>
-        </w:tblPrEx>
         <w:tc>
           <w:tcPr>
             <w:tcW w:w="1000" w:type="dxa"/>
@@ -5390,12 +4967,6 @@
         </w:tc>
       </w:tr>
       <w:tr>
-        <w:tblPrEx>
-          <w:tblCellMar>
-            <w:top w:w="0" w:type="dxa"/>
-            <w:bottom w:w="0" w:type="dxa"/>
-          </w:tblCellMar>
-        </w:tblPrEx>
         <w:tc>
           <w:tcPr>
             <w:tcW w:w="1000" w:type="dxa"/>
@@ -5466,12 +5037,6 @@
         </w:tc>
       </w:tr>
       <w:tr>
-        <w:tblPrEx>
-          <w:tblCellMar>
-            <w:top w:w="0" w:type="dxa"/>
-            <w:bottom w:w="0" w:type="dxa"/>
-          </w:tblCellMar>
-        </w:tblPrEx>
         <w:tc>
           <w:tcPr>
             <w:tcW w:w="1000" w:type="dxa"/>
@@ -5542,12 +5107,6 @@
         </w:tc>
       </w:tr>
       <w:tr>
-        <w:tblPrEx>
-          <w:tblCellMar>
-            <w:top w:w="0" w:type="dxa"/>
-            <w:bottom w:w="0" w:type="dxa"/>
-          </w:tblCellMar>
-        </w:tblPrEx>
         <w:tc>
           <w:tcPr>
             <w:tcW w:w="1000" w:type="dxa"/>
@@ -5618,12 +5177,6 @@
         </w:tc>
       </w:tr>
       <w:tr>
-        <w:tblPrEx>
-          <w:tblCellMar>
-            <w:top w:w="0" w:type="dxa"/>
-            <w:bottom w:w="0" w:type="dxa"/>
-          </w:tblCellMar>
-        </w:tblPrEx>
         <w:tc>
           <w:tcPr>
             <w:tcW w:w="1000" w:type="dxa"/>
@@ -5853,7 +5406,6 @@
           <w:szCs w:val="24"/>
           <w:lang w:val="es-CO"/>
         </w:rPr>
-        <w:lastRenderedPageBreak/>
         <w:t>5. Matriz de Trazabilidad</w:t>
       </w:r>
     </w:p>
@@ -5904,12 +5456,6 @@
         <w:gridCol w:w="3800"/>
       </w:tblGrid>
       <w:tr>
-        <w:tblPrEx>
-          <w:tblCellMar>
-            <w:top w:w="0" w:type="dxa"/>
-            <w:bottom w:w="0" w:type="dxa"/>
-          </w:tblCellMar>
-        </w:tblPrEx>
         <w:trPr>
           <w:tblHeader/>
         </w:trPr>
@@ -5943,20 +5489,8 @@
                 <w:sz w:val="24"/>
                 <w:szCs w:val="24"/>
               </w:rPr>
-              <w:t xml:space="preserve">Historia de </w:t>
-            </w:r>
-            <w:proofErr w:type="spellStart"/>
-            <w:r>
-              <w:rPr>
-                <w:rFonts w:eastAsia="Calibri"/>
-                <w:b w:val="0"/>
-                <w:bCs w:val="0"/>
-                <w:sz w:val="24"/>
-                <w:szCs w:val="24"/>
-              </w:rPr>
-              <w:t>usuario</w:t>
-            </w:r>
-            <w:proofErr w:type="spellEnd"/>
+              <w:t>Historia de usuario</w:t>
+            </w:r>
           </w:p>
         </w:tc>
         <w:tc>
@@ -5981,7 +5515,6 @@
                 <w:szCs w:val="24"/>
               </w:rPr>
             </w:pPr>
-            <w:proofErr w:type="spellStart"/>
             <w:r>
               <w:rPr>
                 <w:rFonts w:eastAsia="Calibri"/>
@@ -5992,7 +5525,6 @@
               </w:rPr>
               <w:t>Resumen</w:t>
             </w:r>
-            <w:proofErr w:type="spellEnd"/>
           </w:p>
         </w:tc>
         <w:tc>
@@ -6017,50 +5549,20 @@
                 <w:szCs w:val="24"/>
               </w:rPr>
             </w:pPr>
-            <w:proofErr w:type="spellStart"/>
-            <w:r>
-              <w:rPr>
-                <w:rFonts w:eastAsia="Calibri"/>
-                <w:b w:val="0"/>
-                <w:bCs w:val="0"/>
-                <w:sz w:val="24"/>
-                <w:szCs w:val="24"/>
-              </w:rPr>
-              <w:t>Requerimientos</w:t>
-            </w:r>
-            <w:proofErr w:type="spellEnd"/>
-            <w:r>
-              <w:rPr>
-                <w:rFonts w:eastAsia="Calibri"/>
-                <w:b w:val="0"/>
-                <w:bCs w:val="0"/>
-                <w:sz w:val="24"/>
-                <w:szCs w:val="24"/>
-              </w:rPr>
-              <w:t xml:space="preserve"> </w:t>
-            </w:r>
-            <w:proofErr w:type="spellStart"/>
-            <w:r>
-              <w:rPr>
-                <w:rFonts w:eastAsia="Calibri"/>
-                <w:b w:val="0"/>
-                <w:bCs w:val="0"/>
-                <w:sz w:val="24"/>
-                <w:szCs w:val="24"/>
-              </w:rPr>
-              <w:t>relacionados</w:t>
-            </w:r>
-            <w:proofErr w:type="spellEnd"/>
+            <w:r>
+              <w:rPr>
+                <w:rFonts w:eastAsia="Calibri"/>
+                <w:b w:val="0"/>
+                <w:bCs w:val="0"/>
+                <w:sz w:val="24"/>
+                <w:szCs w:val="24"/>
+              </w:rPr>
+              <w:t>Requerimientos relacionados</w:t>
+            </w:r>
           </w:p>
         </w:tc>
       </w:tr>
       <w:tr>
-        <w:tblPrEx>
-          <w:tblCellMar>
-            <w:top w:w="0" w:type="dxa"/>
-            <w:bottom w:w="0" w:type="dxa"/>
-          </w:tblCellMar>
-        </w:tblPrEx>
         <w:tc>
           <w:tcPr>
             <w:tcW w:w="1300" w:type="dxa"/>
@@ -6123,20 +5625,8 @@
                 <w:sz w:val="24"/>
                 <w:szCs w:val="24"/>
               </w:rPr>
-              <w:t xml:space="preserve">Registro de </w:t>
-            </w:r>
-            <w:proofErr w:type="spellStart"/>
-            <w:r>
-              <w:rPr>
-                <w:rFonts w:eastAsia="Calibri"/>
-                <w:b w:val="0"/>
-                <w:bCs w:val="0"/>
-                <w:sz w:val="24"/>
-                <w:szCs w:val="24"/>
-              </w:rPr>
-              <w:t>clientes</w:t>
-            </w:r>
-            <w:proofErr w:type="spellEnd"/>
+              <w:t>Registro de clientes</w:t>
+            </w:r>
           </w:p>
         </w:tc>
         <w:tc>
@@ -6174,12 +5664,6 @@
         </w:tc>
       </w:tr>
       <w:tr>
-        <w:tblPrEx>
-          <w:tblCellMar>
-            <w:top w:w="0" w:type="dxa"/>
-            <w:bottom w:w="0" w:type="dxa"/>
-          </w:tblCellMar>
-        </w:tblPrEx>
         <w:tc>
           <w:tcPr>
             <w:tcW w:w="1300" w:type="dxa"/>
@@ -6283,12 +5767,6 @@
         </w:tc>
       </w:tr>
       <w:tr>
-        <w:tblPrEx>
-          <w:tblCellMar>
-            <w:top w:w="0" w:type="dxa"/>
-            <w:bottom w:w="0" w:type="dxa"/>
-          </w:tblCellMar>
-        </w:tblPrEx>
         <w:tc>
           <w:tcPr>
             <w:tcW w:w="1300" w:type="dxa"/>
@@ -6351,20 +5829,8 @@
                 <w:sz w:val="24"/>
                 <w:szCs w:val="24"/>
               </w:rPr>
-              <w:t xml:space="preserve">Consulta de </w:t>
-            </w:r>
-            <w:proofErr w:type="spellStart"/>
-            <w:r>
-              <w:rPr>
-                <w:rFonts w:eastAsia="Calibri"/>
-                <w:b w:val="0"/>
-                <w:bCs w:val="0"/>
-                <w:sz w:val="24"/>
-                <w:szCs w:val="24"/>
-              </w:rPr>
-              <w:t>disponibilidad</w:t>
-            </w:r>
-            <w:proofErr w:type="spellEnd"/>
+              <w:t>Consulta de disponibilidad</w:t>
+            </w:r>
           </w:p>
         </w:tc>
         <w:tc>
@@ -6402,12 +5868,6 @@
         </w:tc>
       </w:tr>
       <w:tr>
-        <w:tblPrEx>
-          <w:tblCellMar>
-            <w:top w:w="0" w:type="dxa"/>
-            <w:bottom w:w="0" w:type="dxa"/>
-          </w:tblCellMar>
-        </w:tblPrEx>
         <w:tc>
           <w:tcPr>
             <w:tcW w:w="1300" w:type="dxa"/>
@@ -6462,40 +5922,16 @@
                 <w:szCs w:val="24"/>
               </w:rPr>
             </w:pPr>
-            <w:proofErr w:type="spellStart"/>
-            <w:r>
-              <w:rPr>
-                <w:rFonts w:eastAsia="Calibri"/>
-                <w:b w:val="0"/>
-                <w:bCs w:val="0"/>
-                <w:sz w:val="24"/>
-                <w:szCs w:val="24"/>
-              </w:rPr>
-              <w:t>Creación</w:t>
-            </w:r>
-            <w:proofErr w:type="spellEnd"/>
-            <w:r>
-              <w:rPr>
-                <w:rFonts w:eastAsia="Calibri"/>
-                <w:b w:val="0"/>
-                <w:bCs w:val="0"/>
-                <w:sz w:val="24"/>
-                <w:szCs w:val="24"/>
-              </w:rPr>
-              <w:t xml:space="preserve"> de </w:t>
-            </w:r>
-            <w:proofErr w:type="spellStart"/>
-            <w:r>
-              <w:rPr>
-                <w:rFonts w:eastAsia="Calibri"/>
-                <w:b w:val="0"/>
-                <w:bCs w:val="0"/>
-                <w:sz w:val="24"/>
-                <w:szCs w:val="24"/>
-              </w:rPr>
-              <w:t>reservas</w:t>
-            </w:r>
-            <w:proofErr w:type="spellEnd"/>
+            <w:r>
+              <w:rPr>
+                <w:rFonts w:eastAsia="Calibri"/>
+                <w:b w:val="0"/>
+                <w:bCs w:val="0"/>
+                <w:sz w:val="24"/>
+                <w:szCs w:val="24"/>
+              </w:rPr>
+              <w:t>Creación de reservas</w:t>
+            </w:r>
           </w:p>
         </w:tc>
         <w:tc>
@@ -6533,12 +5969,6 @@
         </w:tc>
       </w:tr>
       <w:tr>
-        <w:tblPrEx>
-          <w:tblCellMar>
-            <w:top w:w="0" w:type="dxa"/>
-            <w:bottom w:w="0" w:type="dxa"/>
-          </w:tblCellMar>
-        </w:tblPrEx>
         <w:tc>
           <w:tcPr>
             <w:tcW w:w="1300" w:type="dxa"/>
@@ -6642,12 +6072,6 @@
         </w:tc>
       </w:tr>
       <w:tr>
-        <w:tblPrEx>
-          <w:tblCellMar>
-            <w:top w:w="0" w:type="dxa"/>
-            <w:bottom w:w="0" w:type="dxa"/>
-          </w:tblCellMar>
-        </w:tblPrEx>
         <w:tc>
           <w:tcPr>
             <w:tcW w:w="1300" w:type="dxa"/>
@@ -6712,21 +6136,8 @@
                 <w:szCs w:val="24"/>
                 <w:lang w:val="es-CO"/>
               </w:rPr>
-              <w:t xml:space="preserve">Prevención de duplicados y </w:t>
-            </w:r>
-            <w:proofErr w:type="gramStart"/>
-            <w:r>
-              <w:rPr>
-                <w:rFonts w:eastAsia="Calibri"/>
-                <w:b w:val="0"/>
-                <w:bCs w:val="0"/>
-                <w:sz w:val="24"/>
-                <w:szCs w:val="24"/>
-                <w:lang w:val="es-CO"/>
-              </w:rPr>
-              <w:t>overbooking</w:t>
-            </w:r>
-            <w:proofErr w:type="gramEnd"/>
+              <w:t>Prevención de duplicados y overbooking</w:t>
+            </w:r>
           </w:p>
         </w:tc>
         <w:tc>
@@ -6764,12 +6175,6 @@
         </w:tc>
       </w:tr>
       <w:tr>
-        <w:tblPrEx>
-          <w:tblCellMar>
-            <w:top w:w="0" w:type="dxa"/>
-            <w:bottom w:w="0" w:type="dxa"/>
-          </w:tblCellMar>
-        </w:tblPrEx>
         <w:tc>
           <w:tcPr>
             <w:tcW w:w="1300" w:type="dxa"/>
@@ -6824,62 +6229,16 @@
                 <w:szCs w:val="24"/>
               </w:rPr>
             </w:pPr>
-            <w:proofErr w:type="spellStart"/>
-            <w:r>
-              <w:rPr>
-                <w:rFonts w:eastAsia="Calibri"/>
-                <w:b w:val="0"/>
-                <w:bCs w:val="0"/>
-                <w:sz w:val="24"/>
-                <w:szCs w:val="24"/>
-              </w:rPr>
-              <w:t>Cancelación</w:t>
-            </w:r>
-            <w:proofErr w:type="spellEnd"/>
-            <w:r>
-              <w:rPr>
-                <w:rFonts w:eastAsia="Calibri"/>
-                <w:b w:val="0"/>
-                <w:bCs w:val="0"/>
-                <w:sz w:val="24"/>
-                <w:szCs w:val="24"/>
-              </w:rPr>
-              <w:t xml:space="preserve"> / </w:t>
-            </w:r>
-            <w:proofErr w:type="spellStart"/>
-            <w:r>
-              <w:rPr>
-                <w:rFonts w:eastAsia="Calibri"/>
-                <w:b w:val="0"/>
-                <w:bCs w:val="0"/>
-                <w:sz w:val="24"/>
-                <w:szCs w:val="24"/>
-              </w:rPr>
-              <w:t>modificación</w:t>
-            </w:r>
-            <w:proofErr w:type="spellEnd"/>
-            <w:r>
-              <w:rPr>
-                <w:rFonts w:eastAsia="Calibri"/>
-                <w:b w:val="0"/>
-                <w:bCs w:val="0"/>
-                <w:sz w:val="24"/>
-                <w:szCs w:val="24"/>
-              </w:rPr>
-              <w:t xml:space="preserve"> de </w:t>
-            </w:r>
-            <w:proofErr w:type="spellStart"/>
-            <w:r>
-              <w:rPr>
-                <w:rFonts w:eastAsia="Calibri"/>
-                <w:b w:val="0"/>
-                <w:bCs w:val="0"/>
-                <w:sz w:val="24"/>
-                <w:szCs w:val="24"/>
-              </w:rPr>
-              <w:t>reservas</w:t>
-            </w:r>
-            <w:proofErr w:type="spellEnd"/>
+            <w:r>
+              <w:rPr>
+                <w:rFonts w:eastAsia="Calibri"/>
+                <w:b w:val="0"/>
+                <w:bCs w:val="0"/>
+                <w:sz w:val="24"/>
+                <w:szCs w:val="24"/>
+              </w:rPr>
+              <w:t>Cancelación / modificación de reservas</w:t>
+            </w:r>
           </w:p>
         </w:tc>
         <w:tc>
@@ -6917,12 +6276,6 @@
         </w:tc>
       </w:tr>
       <w:tr>
-        <w:tblPrEx>
-          <w:tblCellMar>
-            <w:top w:w="0" w:type="dxa"/>
-            <w:bottom w:w="0" w:type="dxa"/>
-          </w:tblCellMar>
-        </w:tblPrEx>
         <w:tc>
           <w:tcPr>
             <w:tcW w:w="1300" w:type="dxa"/>
@@ -7026,12 +6379,6 @@
         </w:tc>
       </w:tr>
       <w:tr>
-        <w:tblPrEx>
-          <w:tblCellMar>
-            <w:top w:w="0" w:type="dxa"/>
-            <w:bottom w:w="0" w:type="dxa"/>
-          </w:tblCellMar>
-        </w:tblPrEx>
         <w:tc>
           <w:tcPr>
             <w:tcW w:w="1300" w:type="dxa"/>
@@ -7086,62 +6433,16 @@
                 <w:szCs w:val="24"/>
               </w:rPr>
             </w:pPr>
-            <w:proofErr w:type="spellStart"/>
-            <w:r>
-              <w:rPr>
-                <w:rFonts w:eastAsia="Calibri"/>
-                <w:b w:val="0"/>
-                <w:bCs w:val="0"/>
-                <w:sz w:val="24"/>
-                <w:szCs w:val="24"/>
-              </w:rPr>
-              <w:t>Iniciar</w:t>
-            </w:r>
-            <w:proofErr w:type="spellEnd"/>
-            <w:r>
-              <w:rPr>
-                <w:rFonts w:eastAsia="Calibri"/>
-                <w:b w:val="0"/>
-                <w:bCs w:val="0"/>
-                <w:sz w:val="24"/>
-                <w:szCs w:val="24"/>
-              </w:rPr>
-              <w:t>/</w:t>
-            </w:r>
-            <w:proofErr w:type="spellStart"/>
-            <w:r>
-              <w:rPr>
-                <w:rFonts w:eastAsia="Calibri"/>
-                <w:b w:val="0"/>
-                <w:bCs w:val="0"/>
-                <w:sz w:val="24"/>
-                <w:szCs w:val="24"/>
-              </w:rPr>
-              <w:t>Cerrar</w:t>
-            </w:r>
-            <w:proofErr w:type="spellEnd"/>
-            <w:r>
-              <w:rPr>
-                <w:rFonts w:eastAsia="Calibri"/>
-                <w:b w:val="0"/>
-                <w:bCs w:val="0"/>
-                <w:sz w:val="24"/>
-                <w:szCs w:val="24"/>
-              </w:rPr>
-              <w:t xml:space="preserve"> </w:t>
-            </w:r>
-            <w:proofErr w:type="spellStart"/>
-            <w:r>
-              <w:rPr>
-                <w:rFonts w:eastAsia="Calibri"/>
-                <w:b w:val="0"/>
-                <w:bCs w:val="0"/>
-                <w:sz w:val="24"/>
-                <w:szCs w:val="24"/>
-              </w:rPr>
-              <w:t>sesión</w:t>
-            </w:r>
-            <w:proofErr w:type="spellEnd"/>
+            <w:r>
+              <w:rPr>
+                <w:rFonts w:eastAsia="Calibri"/>
+                <w:b w:val="0"/>
+                <w:bCs w:val="0"/>
+                <w:sz w:val="24"/>
+                <w:szCs w:val="24"/>
+              </w:rPr>
+              <w:t>Iniciar/Cerrar sesión</w:t>
+            </w:r>
           </w:p>
         </w:tc>
         <w:tc>
@@ -7179,12 +6480,6 @@
         </w:tc>
       </w:tr>
       <w:tr>
-        <w:tblPrEx>
-          <w:tblCellMar>
-            <w:top w:w="0" w:type="dxa"/>
-            <w:bottom w:w="0" w:type="dxa"/>
-          </w:tblCellMar>
-        </w:tblPrEx>
         <w:tc>
           <w:tcPr>
             <w:tcW w:w="1300" w:type="dxa"/>
@@ -7239,62 +6534,16 @@
                 <w:szCs w:val="24"/>
               </w:rPr>
             </w:pPr>
-            <w:proofErr w:type="spellStart"/>
-            <w:r>
-              <w:rPr>
-                <w:rFonts w:eastAsia="Calibri"/>
-                <w:b w:val="0"/>
-                <w:bCs w:val="0"/>
-                <w:sz w:val="24"/>
-                <w:szCs w:val="24"/>
-              </w:rPr>
-              <w:t>Editar</w:t>
-            </w:r>
-            <w:proofErr w:type="spellEnd"/>
-            <w:r>
-              <w:rPr>
-                <w:rFonts w:eastAsia="Calibri"/>
-                <w:b w:val="0"/>
-                <w:bCs w:val="0"/>
-                <w:sz w:val="24"/>
-                <w:szCs w:val="24"/>
-              </w:rPr>
-              <w:t xml:space="preserve"> </w:t>
-            </w:r>
-            <w:proofErr w:type="spellStart"/>
-            <w:r>
-              <w:rPr>
-                <w:rFonts w:eastAsia="Calibri"/>
-                <w:b w:val="0"/>
-                <w:bCs w:val="0"/>
-                <w:sz w:val="24"/>
-                <w:szCs w:val="24"/>
-              </w:rPr>
-              <w:t>perfil</w:t>
-            </w:r>
-            <w:proofErr w:type="spellEnd"/>
-            <w:r>
-              <w:rPr>
-                <w:rFonts w:eastAsia="Calibri"/>
-                <w:b w:val="0"/>
-                <w:bCs w:val="0"/>
-                <w:sz w:val="24"/>
-                <w:szCs w:val="24"/>
-              </w:rPr>
-              <w:t xml:space="preserve"> </w:t>
-            </w:r>
-            <w:proofErr w:type="spellStart"/>
-            <w:r>
-              <w:rPr>
-                <w:rFonts w:eastAsia="Calibri"/>
-                <w:b w:val="0"/>
-                <w:bCs w:val="0"/>
-                <w:sz w:val="24"/>
-                <w:szCs w:val="24"/>
-              </w:rPr>
-              <w:t>cliente</w:t>
-            </w:r>
-            <w:proofErr w:type="spellEnd"/>
+            <w:r>
+              <w:rPr>
+                <w:rFonts w:eastAsia="Calibri"/>
+                <w:b w:val="0"/>
+                <w:bCs w:val="0"/>
+                <w:sz w:val="24"/>
+                <w:szCs w:val="24"/>
+              </w:rPr>
+              <w:t>Editar perfil cliente</w:t>
+            </w:r>
           </w:p>
         </w:tc>
         <w:tc>
@@ -7332,12 +6581,6 @@
         </w:tc>
       </w:tr>
       <w:tr>
-        <w:tblPrEx>
-          <w:tblCellMar>
-            <w:top w:w="0" w:type="dxa"/>
-            <w:bottom w:w="0" w:type="dxa"/>
-          </w:tblCellMar>
-        </w:tblPrEx>
         <w:tc>
           <w:tcPr>
             <w:tcW w:w="1300" w:type="dxa"/>
@@ -7392,7 +6635,6 @@
                 <w:szCs w:val="24"/>
               </w:rPr>
             </w:pPr>
-            <w:proofErr w:type="spellStart"/>
             <w:r>
               <w:rPr>
                 <w:rFonts w:ascii="Calibri" w:eastAsia="Calibri" w:hAnsi="Calibri" w:cs="Calibri"/>
@@ -7401,31 +6643,8 @@
                 <w:sz w:val="24"/>
                 <w:szCs w:val="24"/>
               </w:rPr>
-              <w:t>Historial</w:t>
-            </w:r>
-            <w:proofErr w:type="spellEnd"/>
-            <w:r>
-              <w:rPr>
-                <w:rFonts w:ascii="Calibri" w:eastAsia="Calibri" w:hAnsi="Calibri" w:cs="Calibri"/>
-                <w:b w:val="0"/>
-                <w:bCs w:val="0"/>
-                <w:sz w:val="24"/>
-                <w:szCs w:val="24"/>
-              </w:rPr>
-              <w:t xml:space="preserve"> de </w:t>
-            </w:r>
-            <w:proofErr w:type="spellStart"/>
-            <w:r>
-              <w:rPr>
-                <w:rFonts w:ascii="Calibri" w:eastAsia="Calibri" w:hAnsi="Calibri" w:cs="Calibri"/>
-                <w:b w:val="0"/>
-                <w:bCs w:val="0"/>
-                <w:sz w:val="24"/>
-                <w:szCs w:val="24"/>
-              </w:rPr>
-              <w:t>reservas</w:t>
-            </w:r>
-            <w:proofErr w:type="spellEnd"/>
+              <w:t>Historial de reservas</w:t>
+            </w:r>
           </w:p>
         </w:tc>
         <w:tc>
@@ -7463,12 +6682,6 @@
         </w:tc>
       </w:tr>
       <w:tr>
-        <w:tblPrEx>
-          <w:tblCellMar>
-            <w:top w:w="0" w:type="dxa"/>
-            <w:bottom w:w="0" w:type="dxa"/>
-          </w:tblCellMar>
-        </w:tblPrEx>
         <w:tc>
           <w:tcPr>
             <w:tcW w:w="1300" w:type="dxa"/>
@@ -7523,7 +6736,6 @@
                 <w:szCs w:val="24"/>
               </w:rPr>
             </w:pPr>
-            <w:proofErr w:type="spellStart"/>
             <w:r>
               <w:rPr>
                 <w:rFonts w:ascii="Calibri" w:eastAsia="Calibri" w:hAnsi="Calibri" w:cs="Calibri"/>
@@ -7532,31 +6744,8 @@
                 <w:sz w:val="24"/>
                 <w:szCs w:val="24"/>
               </w:rPr>
-              <w:t>Buscar</w:t>
-            </w:r>
-            <w:proofErr w:type="spellEnd"/>
-            <w:r>
-              <w:rPr>
-                <w:rFonts w:ascii="Calibri" w:eastAsia="Calibri" w:hAnsi="Calibri" w:cs="Calibri"/>
-                <w:b w:val="0"/>
-                <w:bCs w:val="0"/>
-                <w:sz w:val="24"/>
-                <w:szCs w:val="24"/>
-              </w:rPr>
-              <w:t xml:space="preserve"> </w:t>
-            </w:r>
-            <w:proofErr w:type="spellStart"/>
-            <w:r>
-              <w:rPr>
-                <w:rFonts w:ascii="Calibri" w:eastAsia="Calibri" w:hAnsi="Calibri" w:cs="Calibri"/>
-                <w:b w:val="0"/>
-                <w:bCs w:val="0"/>
-                <w:sz w:val="24"/>
-                <w:szCs w:val="24"/>
-              </w:rPr>
-              <w:t>cliente</w:t>
-            </w:r>
-            <w:proofErr w:type="spellEnd"/>
+              <w:t>Buscar cliente</w:t>
+            </w:r>
           </w:p>
         </w:tc>
         <w:tc>
@@ -7689,60 +6878,8 @@
           <w:bCs/>
           <w:szCs w:val="24"/>
         </w:rPr>
-        <w:lastRenderedPageBreak/>
-        <w:t>6. H</w:t>
+        <w:t>6. Historias de Usuario Complementarias</w:t>
       </w:r>
-      <w:proofErr w:type="spellStart"/>
-      <w:r>
-        <w:rPr>
-          <w:rFonts w:eastAsia="Calibri"/>
-          <w:b/>
-          <w:bCs/>
-          <w:szCs w:val="24"/>
-        </w:rPr>
-        <w:t>istorias</w:t>
-      </w:r>
-      <w:proofErr w:type="spellEnd"/>
-      <w:r>
-        <w:rPr>
-          <w:rFonts w:eastAsia="Calibri"/>
-          <w:b/>
-          <w:bCs/>
-          <w:szCs w:val="24"/>
-        </w:rPr>
-        <w:t xml:space="preserve"> de </w:t>
-      </w:r>
-      <w:proofErr w:type="spellStart"/>
-      <w:r>
-        <w:rPr>
-          <w:rFonts w:eastAsia="Calibri"/>
-          <w:b/>
-          <w:bCs/>
-          <w:szCs w:val="24"/>
-        </w:rPr>
-        <w:t>Usuario</w:t>
-      </w:r>
-      <w:proofErr w:type="spellEnd"/>
-      <w:r>
-        <w:rPr>
-          <w:rFonts w:eastAsia="Calibri"/>
-          <w:b/>
-          <w:bCs/>
-          <w:szCs w:val="24"/>
-        </w:rPr>
-        <w:t xml:space="preserve"> </w:t>
-      </w:r>
-      <w:proofErr w:type="spellStart"/>
-      <w:r>
-        <w:rPr>
-          <w:rFonts w:eastAsia="Calibri"/>
-          <w:b/>
-          <w:bCs/>
-          <w:szCs w:val="24"/>
-        </w:rPr>
-        <w:t>Complementarias</w:t>
-      </w:r>
-      <w:proofErr w:type="spellEnd"/>
     </w:p>
     <w:p>
       <w:pPr>
@@ -7758,25 +6895,7 @@
           <w:szCs w:val="24"/>
           <w:lang w:val="es-CO"/>
         </w:rPr>
-        <w:t xml:space="preserve">A </w:t>
-      </w:r>
-      <w:proofErr w:type="gramStart"/>
-      <w:r>
-        <w:rPr>
-          <w:rFonts w:eastAsia="Calibri"/>
-          <w:szCs w:val="24"/>
-          <w:lang w:val="es-CO"/>
-        </w:rPr>
-        <w:t>continuación</w:t>
-      </w:r>
-      <w:proofErr w:type="gramEnd"/>
-      <w:r>
-        <w:rPr>
-          <w:rFonts w:eastAsia="Calibri"/>
-          <w:szCs w:val="24"/>
-          <w:lang w:val="es-CO"/>
-        </w:rPr>
-        <w:t xml:space="preserve"> se describen las historias de usuario incorporadas en esta fase, en coherencia con los roles y las reglas de negocio ya establecidos.</w:t>
+        <w:t>A continuación se describen las historias de usuario incorporadas en esta fase, en coherencia con los roles y las reglas de negocio ya establecidos.</w:t>
       </w:r>
     </w:p>
     <w:p>
@@ -7810,12 +6929,6 @@
         <w:gridCol w:w="5294"/>
       </w:tblGrid>
       <w:tr>
-        <w:tblPrEx>
-          <w:tblCellMar>
-            <w:top w:w="0" w:type="dxa"/>
-            <w:bottom w:w="0" w:type="dxa"/>
-          </w:tblCellMar>
-        </w:tblPrEx>
         <w:trPr>
           <w:tblHeader/>
         </w:trPr>
@@ -7883,20 +6996,8 @@
                 <w:sz w:val="24"/>
                 <w:szCs w:val="24"/>
               </w:rPr>
-              <w:t xml:space="preserve">Historia de </w:t>
-            </w:r>
-            <w:proofErr w:type="spellStart"/>
-            <w:r>
-              <w:rPr>
-                <w:rFonts w:eastAsia="Calibri"/>
-                <w:b w:val="0"/>
-                <w:bCs w:val="0"/>
-                <w:sz w:val="24"/>
-                <w:szCs w:val="24"/>
-              </w:rPr>
-              <w:t>usuario</w:t>
-            </w:r>
-            <w:proofErr w:type="spellEnd"/>
+              <w:t>Historia de usuario</w:t>
+            </w:r>
           </w:p>
         </w:tc>
         <w:tc>
@@ -7921,7 +7022,6 @@
                 <w:szCs w:val="24"/>
               </w:rPr>
             </w:pPr>
-            <w:proofErr w:type="spellStart"/>
             <w:r>
               <w:rPr>
                 <w:rFonts w:eastAsia="Calibri"/>
@@ -7932,7 +7032,6 @@
               </w:rPr>
               <w:t>Prioridad</w:t>
             </w:r>
-            <w:proofErr w:type="spellEnd"/>
           </w:p>
         </w:tc>
         <w:tc>
@@ -7957,7 +7056,6 @@
                 <w:szCs w:val="24"/>
               </w:rPr>
             </w:pPr>
-            <w:proofErr w:type="spellStart"/>
             <w:r>
               <w:rPr>
                 <w:rFonts w:eastAsia="Calibri"/>
@@ -7968,17 +7066,10 @@
               </w:rPr>
               <w:t>Descripción</w:t>
             </w:r>
-            <w:proofErr w:type="spellEnd"/>
           </w:p>
         </w:tc>
       </w:tr>
       <w:tr>
-        <w:tblPrEx>
-          <w:tblCellMar>
-            <w:top w:w="0" w:type="dxa"/>
-            <w:bottom w:w="0" w:type="dxa"/>
-          </w:tblCellMar>
-        </w:tblPrEx>
         <w:tc>
           <w:tcPr>
             <w:tcW w:w="900" w:type="dxa"/>
@@ -8033,62 +7124,16 @@
                 <w:szCs w:val="24"/>
               </w:rPr>
             </w:pPr>
-            <w:proofErr w:type="spellStart"/>
-            <w:r>
-              <w:rPr>
-                <w:rFonts w:eastAsia="Calibri"/>
-                <w:b w:val="0"/>
-                <w:bCs w:val="0"/>
-                <w:sz w:val="24"/>
-                <w:szCs w:val="24"/>
-              </w:rPr>
-              <w:t>Iniciar</w:t>
-            </w:r>
-            <w:proofErr w:type="spellEnd"/>
-            <w:r>
-              <w:rPr>
-                <w:rFonts w:eastAsia="Calibri"/>
-                <w:b w:val="0"/>
-                <w:bCs w:val="0"/>
-                <w:sz w:val="24"/>
-                <w:szCs w:val="24"/>
-              </w:rPr>
-              <w:t>/</w:t>
-            </w:r>
-            <w:proofErr w:type="spellStart"/>
-            <w:r>
-              <w:rPr>
-                <w:rFonts w:eastAsia="Calibri"/>
-                <w:b w:val="0"/>
-                <w:bCs w:val="0"/>
-                <w:sz w:val="24"/>
-                <w:szCs w:val="24"/>
-              </w:rPr>
-              <w:t>Cerrar</w:t>
-            </w:r>
-            <w:proofErr w:type="spellEnd"/>
-            <w:r>
-              <w:rPr>
-                <w:rFonts w:eastAsia="Calibri"/>
-                <w:b w:val="0"/>
-                <w:bCs w:val="0"/>
-                <w:sz w:val="24"/>
-                <w:szCs w:val="24"/>
-              </w:rPr>
-              <w:t xml:space="preserve"> </w:t>
-            </w:r>
-            <w:proofErr w:type="spellStart"/>
-            <w:r>
-              <w:rPr>
-                <w:rFonts w:eastAsia="Calibri"/>
-                <w:b w:val="0"/>
-                <w:bCs w:val="0"/>
-                <w:sz w:val="24"/>
-                <w:szCs w:val="24"/>
-              </w:rPr>
-              <w:t>sesión</w:t>
-            </w:r>
-            <w:proofErr w:type="spellEnd"/>
+            <w:r>
+              <w:rPr>
+                <w:rFonts w:eastAsia="Calibri"/>
+                <w:b w:val="0"/>
+                <w:bCs w:val="0"/>
+                <w:sz w:val="24"/>
+                <w:szCs w:val="24"/>
+              </w:rPr>
+              <w:t>Iniciar/Cerrar sesión</w:t>
+            </w:r>
           </w:p>
         </w:tc>
         <w:tc>
@@ -8161,12 +7206,6 @@
         </w:tc>
       </w:tr>
       <w:tr>
-        <w:tblPrEx>
-          <w:tblCellMar>
-            <w:top w:w="0" w:type="dxa"/>
-            <w:bottom w:w="0" w:type="dxa"/>
-          </w:tblCellMar>
-        </w:tblPrEx>
         <w:tc>
           <w:tcPr>
             <w:tcW w:w="900" w:type="dxa"/>
@@ -8221,62 +7260,16 @@
                 <w:szCs w:val="24"/>
               </w:rPr>
             </w:pPr>
-            <w:proofErr w:type="spellStart"/>
-            <w:r>
-              <w:rPr>
-                <w:rFonts w:eastAsia="Calibri"/>
-                <w:b w:val="0"/>
-                <w:bCs w:val="0"/>
-                <w:sz w:val="24"/>
-                <w:szCs w:val="24"/>
-              </w:rPr>
-              <w:t>Editar</w:t>
-            </w:r>
-            <w:proofErr w:type="spellEnd"/>
-            <w:r>
-              <w:rPr>
-                <w:rFonts w:eastAsia="Calibri"/>
-                <w:b w:val="0"/>
-                <w:bCs w:val="0"/>
-                <w:sz w:val="24"/>
-                <w:szCs w:val="24"/>
-              </w:rPr>
-              <w:t xml:space="preserve"> </w:t>
-            </w:r>
-            <w:proofErr w:type="spellStart"/>
-            <w:r>
-              <w:rPr>
-                <w:rFonts w:eastAsia="Calibri"/>
-                <w:b w:val="0"/>
-                <w:bCs w:val="0"/>
-                <w:sz w:val="24"/>
-                <w:szCs w:val="24"/>
-              </w:rPr>
-              <w:t>perfil</w:t>
-            </w:r>
-            <w:proofErr w:type="spellEnd"/>
-            <w:r>
-              <w:rPr>
-                <w:rFonts w:eastAsia="Calibri"/>
-                <w:b w:val="0"/>
-                <w:bCs w:val="0"/>
-                <w:sz w:val="24"/>
-                <w:szCs w:val="24"/>
-              </w:rPr>
-              <w:t xml:space="preserve"> </w:t>
-            </w:r>
-            <w:proofErr w:type="spellStart"/>
-            <w:r>
-              <w:rPr>
-                <w:rFonts w:eastAsia="Calibri"/>
-                <w:b w:val="0"/>
-                <w:bCs w:val="0"/>
-                <w:sz w:val="24"/>
-                <w:szCs w:val="24"/>
-              </w:rPr>
-              <w:t>cliente</w:t>
-            </w:r>
-            <w:proofErr w:type="spellEnd"/>
+            <w:r>
+              <w:rPr>
+                <w:rFonts w:eastAsia="Calibri"/>
+                <w:b w:val="0"/>
+                <w:bCs w:val="0"/>
+                <w:sz w:val="24"/>
+                <w:szCs w:val="24"/>
+              </w:rPr>
+              <w:t>Editar perfil cliente</w:t>
+            </w:r>
           </w:p>
         </w:tc>
         <w:tc>
@@ -8349,12 +7342,6 @@
         </w:tc>
       </w:tr>
       <w:tr>
-        <w:tblPrEx>
-          <w:tblCellMar>
-            <w:top w:w="0" w:type="dxa"/>
-            <w:bottom w:w="0" w:type="dxa"/>
-          </w:tblCellMar>
-        </w:tblPrEx>
         <w:tc>
           <w:tcPr>
             <w:tcW w:w="900" w:type="dxa"/>
@@ -8409,40 +7396,16 @@
                 <w:szCs w:val="24"/>
               </w:rPr>
             </w:pPr>
-            <w:proofErr w:type="spellStart"/>
-            <w:r>
-              <w:rPr>
-                <w:rFonts w:eastAsia="Calibri"/>
-                <w:b w:val="0"/>
-                <w:bCs w:val="0"/>
-                <w:sz w:val="24"/>
-                <w:szCs w:val="24"/>
-              </w:rPr>
-              <w:t>Historial</w:t>
-            </w:r>
-            <w:proofErr w:type="spellEnd"/>
-            <w:r>
-              <w:rPr>
-                <w:rFonts w:eastAsia="Calibri"/>
-                <w:b w:val="0"/>
-                <w:bCs w:val="0"/>
-                <w:sz w:val="24"/>
-                <w:szCs w:val="24"/>
-              </w:rPr>
-              <w:t xml:space="preserve"> de </w:t>
-            </w:r>
-            <w:proofErr w:type="spellStart"/>
-            <w:r>
-              <w:rPr>
-                <w:rFonts w:eastAsia="Calibri"/>
-                <w:b w:val="0"/>
-                <w:bCs w:val="0"/>
-                <w:sz w:val="24"/>
-                <w:szCs w:val="24"/>
-              </w:rPr>
-              <w:t>reservas</w:t>
-            </w:r>
-            <w:proofErr w:type="spellEnd"/>
+            <w:r>
+              <w:rPr>
+                <w:rFonts w:eastAsia="Calibri"/>
+                <w:b w:val="0"/>
+                <w:bCs w:val="0"/>
+                <w:sz w:val="24"/>
+                <w:szCs w:val="24"/>
+              </w:rPr>
+              <w:t>Historial de reservas</w:t>
+            </w:r>
           </w:p>
         </w:tc>
         <w:tc>
@@ -8515,12 +7478,6 @@
         </w:tc>
       </w:tr>
       <w:tr>
-        <w:tblPrEx>
-          <w:tblCellMar>
-            <w:top w:w="0" w:type="dxa"/>
-            <w:bottom w:w="0" w:type="dxa"/>
-          </w:tblCellMar>
-        </w:tblPrEx>
         <w:tc>
           <w:tcPr>
             <w:tcW w:w="900" w:type="dxa"/>
@@ -8575,40 +7532,16 @@
                 <w:szCs w:val="24"/>
               </w:rPr>
             </w:pPr>
-            <w:proofErr w:type="spellStart"/>
-            <w:r>
-              <w:rPr>
-                <w:rFonts w:eastAsia="Calibri"/>
-                <w:b w:val="0"/>
-                <w:bCs w:val="0"/>
-                <w:sz w:val="24"/>
-                <w:szCs w:val="24"/>
-              </w:rPr>
-              <w:t>Buscar</w:t>
-            </w:r>
-            <w:proofErr w:type="spellEnd"/>
-            <w:r>
-              <w:rPr>
-                <w:rFonts w:eastAsia="Calibri"/>
-                <w:b w:val="0"/>
-                <w:bCs w:val="0"/>
-                <w:sz w:val="24"/>
-                <w:szCs w:val="24"/>
-              </w:rPr>
-              <w:t xml:space="preserve"> </w:t>
-            </w:r>
-            <w:proofErr w:type="spellStart"/>
-            <w:r>
-              <w:rPr>
-                <w:rFonts w:eastAsia="Calibri"/>
-                <w:b w:val="0"/>
-                <w:bCs w:val="0"/>
-                <w:sz w:val="24"/>
-                <w:szCs w:val="24"/>
-              </w:rPr>
-              <w:t>cliente</w:t>
-            </w:r>
-            <w:proofErr w:type="spellEnd"/>
+            <w:r>
+              <w:rPr>
+                <w:rFonts w:eastAsia="Calibri"/>
+                <w:b w:val="0"/>
+                <w:bCs w:val="0"/>
+                <w:sz w:val="24"/>
+                <w:szCs w:val="24"/>
+              </w:rPr>
+              <w:t>Buscar cliente</w:t>
+            </w:r>
           </w:p>
         </w:tc>
         <w:tc>
@@ -8789,7 +7722,6 @@
           <w:szCs w:val="24"/>
           <w:lang w:val="es-CO"/>
         </w:rPr>
-        <w:lastRenderedPageBreak/>
         <w:t>7. Estimación de Historias de Usuario</w:t>
       </w:r>
     </w:p>
@@ -8833,12 +7765,6 @@
         <w:gridCol w:w="1898"/>
       </w:tblGrid>
       <w:tr>
-        <w:tblPrEx>
-          <w:tblCellMar>
-            <w:top w:w="0" w:type="dxa"/>
-            <w:bottom w:w="0" w:type="dxa"/>
-          </w:tblCellMar>
-        </w:tblPrEx>
         <w:trPr>
           <w:tblHeader/>
         </w:trPr>
@@ -8906,20 +7832,8 @@
                 <w:sz w:val="24"/>
                 <w:szCs w:val="24"/>
               </w:rPr>
-              <w:t xml:space="preserve">Historia de </w:t>
-            </w:r>
-            <w:proofErr w:type="spellStart"/>
-            <w:r>
-              <w:rPr>
-                <w:rFonts w:eastAsia="Calibri"/>
-                <w:b w:val="0"/>
-                <w:bCs w:val="0"/>
-                <w:sz w:val="24"/>
-                <w:szCs w:val="24"/>
-              </w:rPr>
-              <w:t>usuario</w:t>
-            </w:r>
-            <w:proofErr w:type="spellEnd"/>
+              <w:t>Historia de usuario</w:t>
+            </w:r>
           </w:p>
         </w:tc>
         <w:tc>
@@ -8944,7 +7858,6 @@
                 <w:szCs w:val="24"/>
               </w:rPr>
             </w:pPr>
-            <w:proofErr w:type="spellStart"/>
             <w:r>
               <w:rPr>
                 <w:rFonts w:eastAsia="Calibri"/>
@@ -8955,7 +7868,6 @@
               </w:rPr>
               <w:t>Prioridad</w:t>
             </w:r>
-            <w:proofErr w:type="spellEnd"/>
           </w:p>
         </w:tc>
         <w:tc>
@@ -8988,18 +7900,7 @@
                 <w:sz w:val="24"/>
                 <w:szCs w:val="24"/>
               </w:rPr>
-              <w:t xml:space="preserve">Puntos de </w:t>
-            </w:r>
-            <w:proofErr w:type="spellStart"/>
-            <w:r>
-              <w:rPr>
-                <w:rFonts w:eastAsia="Calibri"/>
-                <w:b w:val="0"/>
-                <w:bCs w:val="0"/>
-                <w:sz w:val="24"/>
-                <w:szCs w:val="24"/>
-              </w:rPr>
-              <w:t>hi</w:t>
+              <w:t>Puntos de hi</w:t>
             </w:r>
             <w:r>
               <w:rPr>
@@ -9011,17 +7912,10 @@
               </w:rPr>
               <w:t>storia</w:t>
             </w:r>
-            <w:proofErr w:type="spellEnd"/>
           </w:p>
         </w:tc>
       </w:tr>
       <w:tr>
-        <w:tblPrEx>
-          <w:tblCellMar>
-            <w:top w:w="0" w:type="dxa"/>
-            <w:bottom w:w="0" w:type="dxa"/>
-          </w:tblCellMar>
-        </w:tblPrEx>
         <w:tc>
           <w:tcPr>
             <w:tcW w:w="900" w:type="dxa"/>
@@ -9084,20 +7978,8 @@
                 <w:sz w:val="24"/>
                 <w:szCs w:val="24"/>
               </w:rPr>
-              <w:t xml:space="preserve">Registro de </w:t>
-            </w:r>
-            <w:proofErr w:type="spellStart"/>
-            <w:r>
-              <w:rPr>
-                <w:rFonts w:eastAsia="Calibri"/>
-                <w:b w:val="0"/>
-                <w:bCs w:val="0"/>
-                <w:sz w:val="24"/>
-                <w:szCs w:val="24"/>
-              </w:rPr>
-              <w:t>clientes</w:t>
-            </w:r>
-            <w:proofErr w:type="spellEnd"/>
+              <w:t>Registro de clientes</w:t>
+            </w:r>
           </w:p>
         </w:tc>
         <w:tc>
@@ -9168,12 +8050,6 @@
         </w:tc>
       </w:tr>
       <w:tr>
-        <w:tblPrEx>
-          <w:tblCellMar>
-            <w:top w:w="0" w:type="dxa"/>
-            <w:bottom w:w="0" w:type="dxa"/>
-          </w:tblCellMar>
-        </w:tblPrEx>
         <w:tc>
           <w:tcPr>
             <w:tcW w:w="900" w:type="dxa"/>
@@ -9310,12 +8186,6 @@
         </w:tc>
       </w:tr>
       <w:tr>
-        <w:tblPrEx>
-          <w:tblCellMar>
-            <w:top w:w="0" w:type="dxa"/>
-            <w:bottom w:w="0" w:type="dxa"/>
-          </w:tblCellMar>
-        </w:tblPrEx>
         <w:tc>
           <w:tcPr>
             <w:tcW w:w="900" w:type="dxa"/>
@@ -9378,20 +8248,8 @@
                 <w:sz w:val="24"/>
                 <w:szCs w:val="24"/>
               </w:rPr>
-              <w:t xml:space="preserve">Consulta de </w:t>
-            </w:r>
-            <w:proofErr w:type="spellStart"/>
-            <w:r>
-              <w:rPr>
-                <w:rFonts w:eastAsia="Calibri"/>
-                <w:b w:val="0"/>
-                <w:bCs w:val="0"/>
-                <w:sz w:val="24"/>
-                <w:szCs w:val="24"/>
-              </w:rPr>
-              <w:t>disponibilidad</w:t>
-            </w:r>
-            <w:proofErr w:type="spellEnd"/>
+              <w:t>Consulta de disponibilidad</w:t>
+            </w:r>
           </w:p>
         </w:tc>
         <w:tc>
@@ -9462,12 +8320,6 @@
         </w:tc>
       </w:tr>
       <w:tr>
-        <w:tblPrEx>
-          <w:tblCellMar>
-            <w:top w:w="0" w:type="dxa"/>
-            <w:bottom w:w="0" w:type="dxa"/>
-          </w:tblCellMar>
-        </w:tblPrEx>
         <w:tc>
           <w:tcPr>
             <w:tcW w:w="900" w:type="dxa"/>
@@ -9522,40 +8374,16 @@
                 <w:szCs w:val="24"/>
               </w:rPr>
             </w:pPr>
-            <w:proofErr w:type="spellStart"/>
-            <w:r>
-              <w:rPr>
-                <w:rFonts w:eastAsia="Calibri"/>
-                <w:b w:val="0"/>
-                <w:bCs w:val="0"/>
-                <w:sz w:val="24"/>
-                <w:szCs w:val="24"/>
-              </w:rPr>
-              <w:t>Creación</w:t>
-            </w:r>
-            <w:proofErr w:type="spellEnd"/>
-            <w:r>
-              <w:rPr>
-                <w:rFonts w:eastAsia="Calibri"/>
-                <w:b w:val="0"/>
-                <w:bCs w:val="0"/>
-                <w:sz w:val="24"/>
-                <w:szCs w:val="24"/>
-              </w:rPr>
-              <w:t xml:space="preserve"> de </w:t>
-            </w:r>
-            <w:proofErr w:type="spellStart"/>
-            <w:r>
-              <w:rPr>
-                <w:rFonts w:eastAsia="Calibri"/>
-                <w:b w:val="0"/>
-                <w:bCs w:val="0"/>
-                <w:sz w:val="24"/>
-                <w:szCs w:val="24"/>
-              </w:rPr>
-              <w:t>reservas</w:t>
-            </w:r>
-            <w:proofErr w:type="spellEnd"/>
+            <w:r>
+              <w:rPr>
+                <w:rFonts w:eastAsia="Calibri"/>
+                <w:b w:val="0"/>
+                <w:bCs w:val="0"/>
+                <w:sz w:val="24"/>
+                <w:szCs w:val="24"/>
+              </w:rPr>
+              <w:t>Creación de reservas</w:t>
+            </w:r>
           </w:p>
         </w:tc>
         <w:tc>
@@ -9626,12 +8454,6 @@
         </w:tc>
       </w:tr>
       <w:tr>
-        <w:tblPrEx>
-          <w:tblCellMar>
-            <w:top w:w="0" w:type="dxa"/>
-            <w:bottom w:w="0" w:type="dxa"/>
-          </w:tblCellMar>
-        </w:tblPrEx>
         <w:tc>
           <w:tcPr>
             <w:tcW w:w="900" w:type="dxa"/>
@@ -9768,12 +8590,6 @@
         </w:tc>
       </w:tr>
       <w:tr>
-        <w:tblPrEx>
-          <w:tblCellMar>
-            <w:top w:w="0" w:type="dxa"/>
-            <w:bottom w:w="0" w:type="dxa"/>
-          </w:tblCellMar>
-        </w:tblPrEx>
         <w:tc>
           <w:tcPr>
             <w:tcW w:w="900" w:type="dxa"/>
@@ -9838,21 +8654,8 @@
                 <w:szCs w:val="24"/>
                 <w:lang w:val="es-CO"/>
               </w:rPr>
-              <w:t xml:space="preserve">Prevención de duplicados y </w:t>
-            </w:r>
-            <w:proofErr w:type="gramStart"/>
-            <w:r>
-              <w:rPr>
-                <w:rFonts w:eastAsia="Calibri"/>
-                <w:b w:val="0"/>
-                <w:bCs w:val="0"/>
-                <w:sz w:val="24"/>
-                <w:szCs w:val="24"/>
-                <w:lang w:val="es-CO"/>
-              </w:rPr>
-              <w:t>overbooking</w:t>
-            </w:r>
-            <w:proofErr w:type="gramEnd"/>
+              <w:t>Prevención de duplicados y overbooking</w:t>
+            </w:r>
           </w:p>
         </w:tc>
         <w:tc>
@@ -9923,12 +8726,6 @@
         </w:tc>
       </w:tr>
       <w:tr>
-        <w:tblPrEx>
-          <w:tblCellMar>
-            <w:top w:w="0" w:type="dxa"/>
-            <w:bottom w:w="0" w:type="dxa"/>
-          </w:tblCellMar>
-        </w:tblPrEx>
         <w:tc>
           <w:tcPr>
             <w:tcW w:w="900" w:type="dxa"/>
@@ -9983,62 +8780,16 @@
                 <w:szCs w:val="24"/>
               </w:rPr>
             </w:pPr>
-            <w:proofErr w:type="spellStart"/>
-            <w:r>
-              <w:rPr>
-                <w:rFonts w:eastAsia="Calibri"/>
-                <w:b w:val="0"/>
-                <w:bCs w:val="0"/>
-                <w:sz w:val="24"/>
-                <w:szCs w:val="24"/>
-              </w:rPr>
-              <w:t>Cancelación</w:t>
-            </w:r>
-            <w:proofErr w:type="spellEnd"/>
-            <w:r>
-              <w:rPr>
-                <w:rFonts w:eastAsia="Calibri"/>
-                <w:b w:val="0"/>
-                <w:bCs w:val="0"/>
-                <w:sz w:val="24"/>
-                <w:szCs w:val="24"/>
-              </w:rPr>
-              <w:t xml:space="preserve"> / </w:t>
-            </w:r>
-            <w:proofErr w:type="spellStart"/>
-            <w:r>
-              <w:rPr>
-                <w:rFonts w:eastAsia="Calibri"/>
-                <w:b w:val="0"/>
-                <w:bCs w:val="0"/>
-                <w:sz w:val="24"/>
-                <w:szCs w:val="24"/>
-              </w:rPr>
-              <w:t>modificación</w:t>
-            </w:r>
-            <w:proofErr w:type="spellEnd"/>
-            <w:r>
-              <w:rPr>
-                <w:rFonts w:eastAsia="Calibri"/>
-                <w:b w:val="0"/>
-                <w:bCs w:val="0"/>
-                <w:sz w:val="24"/>
-                <w:szCs w:val="24"/>
-              </w:rPr>
-              <w:t xml:space="preserve"> de </w:t>
-            </w:r>
-            <w:proofErr w:type="spellStart"/>
-            <w:r>
-              <w:rPr>
-                <w:rFonts w:eastAsia="Calibri"/>
-                <w:b w:val="0"/>
-                <w:bCs w:val="0"/>
-                <w:sz w:val="24"/>
-                <w:szCs w:val="24"/>
-              </w:rPr>
-              <w:t>reservas</w:t>
-            </w:r>
-            <w:proofErr w:type="spellEnd"/>
+            <w:r>
+              <w:rPr>
+                <w:rFonts w:eastAsia="Calibri"/>
+                <w:b w:val="0"/>
+                <w:bCs w:val="0"/>
+                <w:sz w:val="24"/>
+                <w:szCs w:val="24"/>
+              </w:rPr>
+              <w:t>Cancelación / modificación de reservas</w:t>
+            </w:r>
           </w:p>
         </w:tc>
         <w:tc>
@@ -10109,12 +8860,6 @@
         </w:tc>
       </w:tr>
       <w:tr>
-        <w:tblPrEx>
-          <w:tblCellMar>
-            <w:top w:w="0" w:type="dxa"/>
-            <w:bottom w:w="0" w:type="dxa"/>
-          </w:tblCellMar>
-        </w:tblPrEx>
         <w:tc>
           <w:tcPr>
             <w:tcW w:w="900" w:type="dxa"/>
@@ -10251,12 +8996,6 @@
         </w:tc>
       </w:tr>
       <w:tr>
-        <w:tblPrEx>
-          <w:tblCellMar>
-            <w:top w:w="0" w:type="dxa"/>
-            <w:bottom w:w="0" w:type="dxa"/>
-          </w:tblCellMar>
-        </w:tblPrEx>
         <w:tc>
           <w:tcPr>
             <w:tcW w:w="900" w:type="dxa"/>
@@ -10311,62 +9050,16 @@
                 <w:szCs w:val="24"/>
               </w:rPr>
             </w:pPr>
-            <w:proofErr w:type="spellStart"/>
-            <w:r>
-              <w:rPr>
-                <w:rFonts w:eastAsia="Calibri"/>
-                <w:b w:val="0"/>
-                <w:bCs w:val="0"/>
-                <w:sz w:val="24"/>
-                <w:szCs w:val="24"/>
-              </w:rPr>
-              <w:t>Iniciar</w:t>
-            </w:r>
-            <w:proofErr w:type="spellEnd"/>
-            <w:r>
-              <w:rPr>
-                <w:rFonts w:eastAsia="Calibri"/>
-                <w:b w:val="0"/>
-                <w:bCs w:val="0"/>
-                <w:sz w:val="24"/>
-                <w:szCs w:val="24"/>
-              </w:rPr>
-              <w:t>/</w:t>
-            </w:r>
-            <w:proofErr w:type="spellStart"/>
-            <w:r>
-              <w:rPr>
-                <w:rFonts w:eastAsia="Calibri"/>
-                <w:b w:val="0"/>
-                <w:bCs w:val="0"/>
-                <w:sz w:val="24"/>
-                <w:szCs w:val="24"/>
-              </w:rPr>
-              <w:t>Cerrar</w:t>
-            </w:r>
-            <w:proofErr w:type="spellEnd"/>
-            <w:r>
-              <w:rPr>
-                <w:rFonts w:eastAsia="Calibri"/>
-                <w:b w:val="0"/>
-                <w:bCs w:val="0"/>
-                <w:sz w:val="24"/>
-                <w:szCs w:val="24"/>
-              </w:rPr>
-              <w:t xml:space="preserve"> </w:t>
-            </w:r>
-            <w:proofErr w:type="spellStart"/>
-            <w:r>
-              <w:rPr>
-                <w:rFonts w:eastAsia="Calibri"/>
-                <w:b w:val="0"/>
-                <w:bCs w:val="0"/>
-                <w:sz w:val="24"/>
-                <w:szCs w:val="24"/>
-              </w:rPr>
-              <w:t>sesión</w:t>
-            </w:r>
-            <w:proofErr w:type="spellEnd"/>
+            <w:r>
+              <w:rPr>
+                <w:rFonts w:eastAsia="Calibri"/>
+                <w:b w:val="0"/>
+                <w:bCs w:val="0"/>
+                <w:sz w:val="24"/>
+                <w:szCs w:val="24"/>
+              </w:rPr>
+              <w:t>Iniciar/Cerrar sesión</w:t>
+            </w:r>
           </w:p>
         </w:tc>
         <w:tc>
@@ -10437,12 +9130,6 @@
         </w:tc>
       </w:tr>
       <w:tr>
-        <w:tblPrEx>
-          <w:tblCellMar>
-            <w:top w:w="0" w:type="dxa"/>
-            <w:bottom w:w="0" w:type="dxa"/>
-          </w:tblCellMar>
-        </w:tblPrEx>
         <w:tc>
           <w:tcPr>
             <w:tcW w:w="900" w:type="dxa"/>
@@ -10497,62 +9184,16 @@
                 <w:szCs w:val="24"/>
               </w:rPr>
             </w:pPr>
-            <w:proofErr w:type="spellStart"/>
-            <w:r>
-              <w:rPr>
-                <w:rFonts w:eastAsia="Calibri"/>
-                <w:b w:val="0"/>
-                <w:bCs w:val="0"/>
-                <w:sz w:val="24"/>
-                <w:szCs w:val="24"/>
-              </w:rPr>
-              <w:t>Editar</w:t>
-            </w:r>
-            <w:proofErr w:type="spellEnd"/>
-            <w:r>
-              <w:rPr>
-                <w:rFonts w:eastAsia="Calibri"/>
-                <w:b w:val="0"/>
-                <w:bCs w:val="0"/>
-                <w:sz w:val="24"/>
-                <w:szCs w:val="24"/>
-              </w:rPr>
-              <w:t xml:space="preserve"> </w:t>
-            </w:r>
-            <w:proofErr w:type="spellStart"/>
-            <w:r>
-              <w:rPr>
-                <w:rFonts w:eastAsia="Calibri"/>
-                <w:b w:val="0"/>
-                <w:bCs w:val="0"/>
-                <w:sz w:val="24"/>
-                <w:szCs w:val="24"/>
-              </w:rPr>
-              <w:t>perfil</w:t>
-            </w:r>
-            <w:proofErr w:type="spellEnd"/>
-            <w:r>
-              <w:rPr>
-                <w:rFonts w:eastAsia="Calibri"/>
-                <w:b w:val="0"/>
-                <w:bCs w:val="0"/>
-                <w:sz w:val="24"/>
-                <w:szCs w:val="24"/>
-              </w:rPr>
-              <w:t xml:space="preserve"> </w:t>
-            </w:r>
-            <w:proofErr w:type="spellStart"/>
-            <w:r>
-              <w:rPr>
-                <w:rFonts w:eastAsia="Calibri"/>
-                <w:b w:val="0"/>
-                <w:bCs w:val="0"/>
-                <w:sz w:val="24"/>
-                <w:szCs w:val="24"/>
-              </w:rPr>
-              <w:t>cliente</w:t>
-            </w:r>
-            <w:proofErr w:type="spellEnd"/>
+            <w:r>
+              <w:rPr>
+                <w:rFonts w:eastAsia="Calibri"/>
+                <w:b w:val="0"/>
+                <w:bCs w:val="0"/>
+                <w:sz w:val="24"/>
+                <w:szCs w:val="24"/>
+              </w:rPr>
+              <w:t>Editar perfil cliente</w:t>
+            </w:r>
           </w:p>
         </w:tc>
         <w:tc>
@@ -10623,12 +9264,6 @@
         </w:tc>
       </w:tr>
       <w:tr>
-        <w:tblPrEx>
-          <w:tblCellMar>
-            <w:top w:w="0" w:type="dxa"/>
-            <w:bottom w:w="0" w:type="dxa"/>
-          </w:tblCellMar>
-        </w:tblPrEx>
         <w:tc>
           <w:tcPr>
             <w:tcW w:w="900" w:type="dxa"/>
@@ -10683,40 +9318,16 @@
                 <w:szCs w:val="24"/>
               </w:rPr>
             </w:pPr>
-            <w:proofErr w:type="spellStart"/>
-            <w:r>
-              <w:rPr>
-                <w:rFonts w:eastAsia="Calibri"/>
-                <w:b w:val="0"/>
-                <w:bCs w:val="0"/>
-                <w:sz w:val="24"/>
-                <w:szCs w:val="24"/>
-              </w:rPr>
-              <w:t>Historial</w:t>
-            </w:r>
-            <w:proofErr w:type="spellEnd"/>
-            <w:r>
-              <w:rPr>
-                <w:rFonts w:eastAsia="Calibri"/>
-                <w:b w:val="0"/>
-                <w:bCs w:val="0"/>
-                <w:sz w:val="24"/>
-                <w:szCs w:val="24"/>
-              </w:rPr>
-              <w:t xml:space="preserve"> de </w:t>
-            </w:r>
-            <w:proofErr w:type="spellStart"/>
-            <w:r>
-              <w:rPr>
-                <w:rFonts w:eastAsia="Calibri"/>
-                <w:b w:val="0"/>
-                <w:bCs w:val="0"/>
-                <w:sz w:val="24"/>
-                <w:szCs w:val="24"/>
-              </w:rPr>
-              <w:t>reservas</w:t>
-            </w:r>
-            <w:proofErr w:type="spellEnd"/>
+            <w:r>
+              <w:rPr>
+                <w:rFonts w:eastAsia="Calibri"/>
+                <w:b w:val="0"/>
+                <w:bCs w:val="0"/>
+                <w:sz w:val="24"/>
+                <w:szCs w:val="24"/>
+              </w:rPr>
+              <w:t>Historial de reservas</w:t>
+            </w:r>
           </w:p>
         </w:tc>
         <w:tc>
@@ -10787,12 +9398,6 @@
         </w:tc>
       </w:tr>
       <w:tr>
-        <w:tblPrEx>
-          <w:tblCellMar>
-            <w:top w:w="0" w:type="dxa"/>
-            <w:bottom w:w="0" w:type="dxa"/>
-          </w:tblCellMar>
-        </w:tblPrEx>
         <w:tc>
           <w:tcPr>
             <w:tcW w:w="900" w:type="dxa"/>
@@ -10847,40 +9452,16 @@
                 <w:szCs w:val="24"/>
               </w:rPr>
             </w:pPr>
-            <w:proofErr w:type="spellStart"/>
-            <w:r>
-              <w:rPr>
-                <w:rFonts w:eastAsia="Calibri"/>
-                <w:b w:val="0"/>
-                <w:bCs w:val="0"/>
-                <w:sz w:val="24"/>
-                <w:szCs w:val="24"/>
-              </w:rPr>
-              <w:t>Buscar</w:t>
-            </w:r>
-            <w:proofErr w:type="spellEnd"/>
-            <w:r>
-              <w:rPr>
-                <w:rFonts w:eastAsia="Calibri"/>
-                <w:b w:val="0"/>
-                <w:bCs w:val="0"/>
-                <w:sz w:val="24"/>
-                <w:szCs w:val="24"/>
-              </w:rPr>
-              <w:t xml:space="preserve"> </w:t>
-            </w:r>
-            <w:proofErr w:type="spellStart"/>
-            <w:r>
-              <w:rPr>
-                <w:rFonts w:eastAsia="Calibri"/>
-                <w:b w:val="0"/>
-                <w:bCs w:val="0"/>
-                <w:sz w:val="24"/>
-                <w:szCs w:val="24"/>
-              </w:rPr>
-              <w:t>cliente</w:t>
-            </w:r>
-            <w:proofErr w:type="spellEnd"/>
+            <w:r>
+              <w:rPr>
+                <w:rFonts w:eastAsia="Calibri"/>
+                <w:b w:val="0"/>
+                <w:bCs w:val="0"/>
+                <w:sz w:val="24"/>
+                <w:szCs w:val="24"/>
+              </w:rPr>
+              <w:t>Buscar cliente</w:t>
+            </w:r>
           </w:p>
         </w:tc>
         <w:tc>
@@ -11041,7 +9622,6 @@
           <w:szCs w:val="24"/>
           <w:lang w:val="es-CO"/>
         </w:rPr>
-        <w:lastRenderedPageBreak/>
         <w:t>8. Dependencias entre Historias de Usuario</w:t>
       </w:r>
     </w:p>
@@ -11084,12 +9664,6 @@
         <w:gridCol w:w="6700"/>
       </w:tblGrid>
       <w:tr>
-        <w:tblPrEx>
-          <w:tblCellMar>
-            <w:top w:w="0" w:type="dxa"/>
-            <w:bottom w:w="0" w:type="dxa"/>
-          </w:tblCellMar>
-        </w:tblPrEx>
         <w:trPr>
           <w:tblHeader/>
         </w:trPr>
@@ -11149,27 +9723,15 @@
                 <w:szCs w:val="24"/>
               </w:rPr>
             </w:pPr>
-            <w:proofErr w:type="spellStart"/>
-            <w:r>
-              <w:rPr>
-                <w:rFonts w:eastAsia="Calibri"/>
-                <w:b w:val="0"/>
-                <w:bCs w:val="0"/>
-                <w:sz w:val="24"/>
-                <w:szCs w:val="24"/>
-              </w:rPr>
-              <w:t>Depende</w:t>
-            </w:r>
-            <w:proofErr w:type="spellEnd"/>
-            <w:r>
-              <w:rPr>
-                <w:rFonts w:eastAsia="Calibri"/>
-                <w:b w:val="0"/>
-                <w:bCs w:val="0"/>
-                <w:sz w:val="24"/>
-                <w:szCs w:val="24"/>
-              </w:rPr>
-              <w:t xml:space="preserve"> de</w:t>
+            <w:r>
+              <w:rPr>
+                <w:rFonts w:eastAsia="Calibri"/>
+                <w:b w:val="0"/>
+                <w:bCs w:val="0"/>
+                <w:sz w:val="24"/>
+                <w:szCs w:val="24"/>
+              </w:rPr>
+              <w:t>Depende de</w:t>
             </w:r>
           </w:p>
         </w:tc>
@@ -11195,7 +9757,6 @@
                 <w:szCs w:val="24"/>
               </w:rPr>
             </w:pPr>
-            <w:proofErr w:type="spellStart"/>
             <w:r>
               <w:rPr>
                 <w:rFonts w:eastAsia="Calibri"/>
@@ -11206,17 +9767,10 @@
               </w:rPr>
               <w:t>Justificación</w:t>
             </w:r>
-            <w:proofErr w:type="spellEnd"/>
           </w:p>
         </w:tc>
       </w:tr>
       <w:tr>
-        <w:tblPrEx>
-          <w:tblCellMar>
-            <w:top w:w="0" w:type="dxa"/>
-            <w:bottom w:w="0" w:type="dxa"/>
-          </w:tblCellMar>
-        </w:tblPrEx>
         <w:tc>
           <w:tcPr>
             <w:tcW w:w="1100" w:type="dxa"/>
@@ -11320,12 +9874,6 @@
         </w:tc>
       </w:tr>
       <w:tr>
-        <w:tblPrEx>
-          <w:tblCellMar>
-            <w:top w:w="0" w:type="dxa"/>
-            <w:bottom w:w="0" w:type="dxa"/>
-          </w:tblCellMar>
-        </w:tblPrEx>
         <w:tc>
           <w:tcPr>
             <w:tcW w:w="1100" w:type="dxa"/>
@@ -11429,12 +9977,6 @@
         </w:tc>
       </w:tr>
       <w:tr>
-        <w:tblPrEx>
-          <w:tblCellMar>
-            <w:top w:w="0" w:type="dxa"/>
-            <w:bottom w:w="0" w:type="dxa"/>
-          </w:tblCellMar>
-        </w:tblPrEx>
         <w:tc>
           <w:tcPr>
             <w:tcW w:w="1100" w:type="dxa"/>
@@ -11532,42 +10074,12 @@
                 <w:szCs w:val="24"/>
                 <w:lang w:val="es-CO"/>
               </w:rPr>
-              <w:t xml:space="preserve">La prevención de duplicados y </w:t>
-            </w:r>
-            <w:proofErr w:type="gramStart"/>
-            <w:r>
-              <w:rPr>
-                <w:rFonts w:eastAsia="Calibri"/>
-                <w:b w:val="0"/>
-                <w:bCs w:val="0"/>
-                <w:sz w:val="24"/>
-                <w:szCs w:val="24"/>
-                <w:lang w:val="es-CO"/>
-              </w:rPr>
-              <w:t>overbooking</w:t>
-            </w:r>
-            <w:proofErr w:type="gramEnd"/>
-            <w:r>
-              <w:rPr>
-                <w:rFonts w:eastAsia="Calibri"/>
-                <w:b w:val="0"/>
-                <w:bCs w:val="0"/>
-                <w:sz w:val="24"/>
-                <w:szCs w:val="24"/>
-                <w:lang w:val="es-CO"/>
-              </w:rPr>
-              <w:t xml:space="preserve"> se aplica sobre la disponibilidad consultada y las reservas creadas.</w:t>
+              <w:t>La prevención de duplicados y overbooking se aplica sobre la disponibilidad consultada y las reservas creadas.</w:t>
             </w:r>
           </w:p>
         </w:tc>
       </w:tr>
       <w:tr>
-        <w:tblPrEx>
-          <w:tblCellMar>
-            <w:top w:w="0" w:type="dxa"/>
-            <w:bottom w:w="0" w:type="dxa"/>
-          </w:tblCellMar>
-        </w:tblPrEx>
         <w:tc>
           <w:tcPr>
             <w:tcW w:w="1100" w:type="dxa"/>
@@ -11671,12 +10183,6 @@
         </w:tc>
       </w:tr>
       <w:tr>
-        <w:tblPrEx>
-          <w:tblCellMar>
-            <w:top w:w="0" w:type="dxa"/>
-            <w:bottom w:w="0" w:type="dxa"/>
-          </w:tblCellMar>
-        </w:tblPrEx>
         <w:tc>
           <w:tcPr>
             <w:tcW w:w="1100" w:type="dxa"/>
@@ -11780,12 +10286,6 @@
         </w:tc>
       </w:tr>
       <w:tr>
-        <w:tblPrEx>
-          <w:tblCellMar>
-            <w:top w:w="0" w:type="dxa"/>
-            <w:bottom w:w="0" w:type="dxa"/>
-          </w:tblCellMar>
-        </w:tblPrEx>
         <w:tc>
           <w:tcPr>
             <w:tcW w:w="1100" w:type="dxa"/>
@@ -11889,12 +10389,6 @@
         </w:tc>
       </w:tr>
       <w:tr>
-        <w:tblPrEx>
-          <w:tblCellMar>
-            <w:top w:w="0" w:type="dxa"/>
-            <w:bottom w:w="0" w:type="dxa"/>
-          </w:tblCellMar>
-        </w:tblPrEx>
         <w:tc>
           <w:tcPr>
             <w:tcW w:w="1100" w:type="dxa"/>
@@ -11998,12 +10492,6 @@
         </w:tc>
       </w:tr>
       <w:tr>
-        <w:tblPrEx>
-          <w:tblCellMar>
-            <w:top w:w="0" w:type="dxa"/>
-            <w:bottom w:w="0" w:type="dxa"/>
-          </w:tblCellMar>
-        </w:tblPrEx>
         <w:tc>
           <w:tcPr>
             <w:tcW w:w="1100" w:type="dxa"/>
@@ -12225,42 +10713,8 @@
           <w:szCs w:val="24"/>
           <w:lang w:val="es-CO"/>
         </w:rPr>
-        <w:t xml:space="preserve">9. </w:t>
+        <w:t>9. User Story Map</w:t>
       </w:r>
-      <w:proofErr w:type="spellStart"/>
-      <w:r>
-        <w:rPr>
-          <w:rFonts w:eastAsia="Calibri"/>
-          <w:b/>
-          <w:bCs/>
-          <w:szCs w:val="24"/>
-          <w:lang w:val="es-CO"/>
-        </w:rPr>
-        <w:t>User</w:t>
-      </w:r>
-      <w:proofErr w:type="spellEnd"/>
-      <w:r>
-        <w:rPr>
-          <w:rFonts w:eastAsia="Calibri"/>
-          <w:b/>
-          <w:bCs/>
-          <w:szCs w:val="24"/>
-          <w:lang w:val="es-CO"/>
-        </w:rPr>
-        <w:t xml:space="preserve"> Story </w:t>
-      </w:r>
-      <w:proofErr w:type="spellStart"/>
-      <w:r>
-        <w:rPr>
-          <w:rFonts w:eastAsia="Calibri"/>
-          <w:b/>
-          <w:bCs/>
-          <w:szCs w:val="24"/>
-          <w:lang w:val="es-CO"/>
-        </w:rPr>
-        <w:t>Map</w:t>
-      </w:r>
-      <w:proofErr w:type="spellEnd"/>
     </w:p>
     <w:p>
       <w:pPr>
@@ -12320,12 +10774,6 @@
         <w:gridCol w:w="6000"/>
       </w:tblGrid>
       <w:tr>
-        <w:tblPrEx>
-          <w:tblCellMar>
-            <w:top w:w="0" w:type="dxa"/>
-            <w:bottom w:w="0" w:type="dxa"/>
-          </w:tblCellMar>
-        </w:tblPrEx>
         <w:trPr>
           <w:tblHeader/>
         </w:trPr>
@@ -12351,37 +10799,15 @@
                 <w:szCs w:val="24"/>
               </w:rPr>
             </w:pPr>
-            <w:proofErr w:type="spellStart"/>
-            <w:r>
-              <w:rPr>
-                <w:b w:val="0"/>
-                <w:bCs w:val="0"/>
-                <w:sz w:val="24"/>
-                <w:szCs w:val="24"/>
-              </w:rPr>
-              <w:t>Actividad</w:t>
-            </w:r>
-            <w:proofErr w:type="spellEnd"/>
-            <w:r>
-              <w:rPr>
-                <w:b w:val="0"/>
-                <w:bCs w:val="0"/>
-                <w:sz w:val="24"/>
-                <w:szCs w:val="24"/>
-              </w:rPr>
-              <w:t xml:space="preserve"> / </w:t>
-            </w:r>
-            <w:proofErr w:type="spellStart"/>
-            <w:r>
-              <w:rPr>
-                <w:b w:val="0"/>
-                <w:bCs w:val="0"/>
-                <w:sz w:val="24"/>
-                <w:szCs w:val="24"/>
-              </w:rPr>
-              <w:t>Épica</w:t>
-            </w:r>
-            <w:proofErr w:type="spellEnd"/>
+            <w:r>
+              <w:rPr>
+                <w:b w:val="0"/>
+                <w:bCs w:val="0"/>
+                <w:sz w:val="24"/>
+                <w:szCs w:val="24"/>
+              </w:rPr>
+              <w:t>Actividad / Épica</w:t>
+            </w:r>
           </w:p>
         </w:tc>
         <w:tc>
@@ -12406,47 +10832,19 @@
                 <w:szCs w:val="24"/>
               </w:rPr>
             </w:pPr>
-            <w:proofErr w:type="spellStart"/>
-            <w:r>
-              <w:rPr>
-                <w:b w:val="0"/>
-                <w:bCs w:val="0"/>
-                <w:sz w:val="24"/>
-                <w:szCs w:val="24"/>
-              </w:rPr>
-              <w:t>Historias</w:t>
-            </w:r>
-            <w:proofErr w:type="spellEnd"/>
-            <w:r>
-              <w:rPr>
-                <w:b w:val="0"/>
-                <w:bCs w:val="0"/>
-                <w:sz w:val="24"/>
-                <w:szCs w:val="24"/>
-              </w:rPr>
-              <w:t xml:space="preserve"> de </w:t>
-            </w:r>
-            <w:proofErr w:type="spellStart"/>
-            <w:r>
-              <w:rPr>
-                <w:b w:val="0"/>
-                <w:bCs w:val="0"/>
-                <w:sz w:val="24"/>
-                <w:szCs w:val="24"/>
-              </w:rPr>
-              <w:t>usuario</w:t>
-            </w:r>
-            <w:proofErr w:type="spellEnd"/>
+            <w:r>
+              <w:rPr>
+                <w:b w:val="0"/>
+                <w:bCs w:val="0"/>
+                <w:sz w:val="24"/>
+                <w:szCs w:val="24"/>
+              </w:rPr>
+              <w:t>Historias de usuario</w:t>
+            </w:r>
           </w:p>
         </w:tc>
       </w:tr>
       <w:tr>
-        <w:tblPrEx>
-          <w:tblCellMar>
-            <w:top w:w="0" w:type="dxa"/>
-            <w:bottom w:w="0" w:type="dxa"/>
-          </w:tblCellMar>
-        </w:tblPrEx>
         <w:tc>
           <w:tcPr>
             <w:tcW w:w="3400" w:type="dxa"/>
@@ -12469,57 +10867,15 @@
                 <w:szCs w:val="24"/>
               </w:rPr>
             </w:pPr>
-            <w:proofErr w:type="spellStart"/>
-            <w:r>
-              <w:rPr>
-                <w:b w:val="0"/>
-                <w:bCs w:val="0"/>
-                <w:sz w:val="24"/>
-                <w:szCs w:val="24"/>
-              </w:rPr>
-              <w:t>Gestión</w:t>
-            </w:r>
-            <w:proofErr w:type="spellEnd"/>
-            <w:r>
-              <w:rPr>
-                <w:b w:val="0"/>
-                <w:bCs w:val="0"/>
-                <w:sz w:val="24"/>
-                <w:szCs w:val="24"/>
-              </w:rPr>
-              <w:t xml:space="preserve"> de </w:t>
-            </w:r>
-            <w:proofErr w:type="spellStart"/>
-            <w:r>
-              <w:rPr>
-                <w:b w:val="0"/>
-                <w:bCs w:val="0"/>
-                <w:sz w:val="24"/>
-                <w:szCs w:val="24"/>
-              </w:rPr>
-              <w:t>acceso</w:t>
-            </w:r>
-            <w:proofErr w:type="spellEnd"/>
-            <w:r>
-              <w:rPr>
-                <w:b w:val="0"/>
-                <w:bCs w:val="0"/>
-                <w:sz w:val="24"/>
-                <w:szCs w:val="24"/>
-              </w:rPr>
-              <w:t xml:space="preserve"> y </w:t>
-            </w:r>
-            <w:proofErr w:type="spellStart"/>
-            <w:r>
-              <w:rPr>
-                <w:b w:val="0"/>
-                <w:bCs w:val="0"/>
-                <w:sz w:val="24"/>
-                <w:szCs w:val="24"/>
-              </w:rPr>
-              <w:t>usuarios</w:t>
-            </w:r>
-            <w:proofErr w:type="spellEnd"/>
+            <w:r>
+              <w:rPr>
+                <w:b w:val="0"/>
+                <w:bCs w:val="0"/>
+                <w:sz w:val="24"/>
+                <w:szCs w:val="24"/>
+              </w:rPr>
+              <w:t>Gestión de acceso y usuarios</w:t>
+            </w:r>
           </w:p>
         </w:tc>
         <w:tc>
@@ -12575,12 +10931,6 @@
         </w:tc>
       </w:tr>
       <w:tr>
-        <w:tblPrEx>
-          <w:tblCellMar>
-            <w:top w:w="0" w:type="dxa"/>
-            <w:bottom w:w="0" w:type="dxa"/>
-          </w:tblCellMar>
-        </w:tblPrEx>
         <w:tc>
           <w:tcPr>
             <w:tcW w:w="3400" w:type="dxa"/>
@@ -12603,37 +10953,15 @@
                 <w:szCs w:val="24"/>
               </w:rPr>
             </w:pPr>
-            <w:proofErr w:type="spellStart"/>
-            <w:r>
-              <w:rPr>
-                <w:b w:val="0"/>
-                <w:bCs w:val="0"/>
-                <w:sz w:val="24"/>
-                <w:szCs w:val="24"/>
-              </w:rPr>
-              <w:t>Gestión</w:t>
-            </w:r>
-            <w:proofErr w:type="spellEnd"/>
-            <w:r>
-              <w:rPr>
-                <w:b w:val="0"/>
-                <w:bCs w:val="0"/>
-                <w:sz w:val="24"/>
-                <w:szCs w:val="24"/>
-              </w:rPr>
-              <w:t xml:space="preserve"> de </w:t>
-            </w:r>
-            <w:proofErr w:type="spellStart"/>
-            <w:r>
-              <w:rPr>
-                <w:b w:val="0"/>
-                <w:bCs w:val="0"/>
-                <w:sz w:val="24"/>
-                <w:szCs w:val="24"/>
-              </w:rPr>
-              <w:t>clientes</w:t>
-            </w:r>
-            <w:proofErr w:type="spellEnd"/>
+            <w:r>
+              <w:rPr>
+                <w:b w:val="0"/>
+                <w:bCs w:val="0"/>
+                <w:sz w:val="24"/>
+                <w:szCs w:val="24"/>
+              </w:rPr>
+              <w:t>Gestión de clientes</w:t>
+            </w:r>
           </w:p>
         </w:tc>
         <w:tc>
@@ -12709,12 +11037,6 @@
         </w:tc>
       </w:tr>
       <w:tr>
-        <w:tblPrEx>
-          <w:tblCellMar>
-            <w:top w:w="0" w:type="dxa"/>
-            <w:bottom w:w="0" w:type="dxa"/>
-          </w:tblCellMar>
-        </w:tblPrEx>
         <w:tc>
           <w:tcPr>
             <w:tcW w:w="3400" w:type="dxa"/>
@@ -12737,25 +11059,14 @@
                 <w:szCs w:val="24"/>
               </w:rPr>
             </w:pPr>
-            <w:proofErr w:type="spellStart"/>
-            <w:r>
-              <w:rPr>
-                <w:b w:val="0"/>
-                <w:bCs w:val="0"/>
-                <w:sz w:val="24"/>
-                <w:szCs w:val="24"/>
-              </w:rPr>
-              <w:t>Gestión</w:t>
-            </w:r>
-            <w:proofErr w:type="spellEnd"/>
-            <w:r>
-              <w:rPr>
-                <w:b w:val="0"/>
-                <w:bCs w:val="0"/>
-                <w:sz w:val="24"/>
-                <w:szCs w:val="24"/>
-              </w:rPr>
-              <w:t xml:space="preserve"> de mesas</w:t>
+            <w:r>
+              <w:rPr>
+                <w:b w:val="0"/>
+                <w:bCs w:val="0"/>
+                <w:sz w:val="24"/>
+                <w:szCs w:val="24"/>
+              </w:rPr>
+              <w:t>Gestión de mesas</w:t>
             </w:r>
           </w:p>
         </w:tc>
@@ -12792,12 +11103,6 @@
         </w:tc>
       </w:tr>
       <w:tr>
-        <w:tblPrEx>
-          <w:tblCellMar>
-            <w:top w:w="0" w:type="dxa"/>
-            <w:bottom w:w="0" w:type="dxa"/>
-          </w:tblCellMar>
-        </w:tblPrEx>
         <w:tc>
           <w:tcPr>
             <w:tcW w:w="3400" w:type="dxa"/>
@@ -12820,57 +11125,15 @@
                 <w:szCs w:val="24"/>
               </w:rPr>
             </w:pPr>
-            <w:proofErr w:type="spellStart"/>
-            <w:r>
-              <w:rPr>
-                <w:b w:val="0"/>
-                <w:bCs w:val="0"/>
-                <w:sz w:val="24"/>
-                <w:szCs w:val="24"/>
-              </w:rPr>
-              <w:t>Gestión</w:t>
-            </w:r>
-            <w:proofErr w:type="spellEnd"/>
-            <w:r>
-              <w:rPr>
-                <w:b w:val="0"/>
-                <w:bCs w:val="0"/>
-                <w:sz w:val="24"/>
-                <w:szCs w:val="24"/>
-              </w:rPr>
-              <w:t xml:space="preserve"> de </w:t>
-            </w:r>
-            <w:proofErr w:type="spellStart"/>
-            <w:r>
-              <w:rPr>
-                <w:b w:val="0"/>
-                <w:bCs w:val="0"/>
-                <w:sz w:val="24"/>
-                <w:szCs w:val="24"/>
-              </w:rPr>
-              <w:t>disponibilidad</w:t>
-            </w:r>
-            <w:proofErr w:type="spellEnd"/>
-            <w:r>
-              <w:rPr>
-                <w:b w:val="0"/>
-                <w:bCs w:val="0"/>
-                <w:sz w:val="24"/>
-                <w:szCs w:val="24"/>
-              </w:rPr>
-              <w:t xml:space="preserve"> y </w:t>
-            </w:r>
-            <w:proofErr w:type="spellStart"/>
-            <w:r>
-              <w:rPr>
-                <w:b w:val="0"/>
-                <w:bCs w:val="0"/>
-                <w:sz w:val="24"/>
-                <w:szCs w:val="24"/>
-              </w:rPr>
-              <w:t>reservas</w:t>
-            </w:r>
-            <w:proofErr w:type="spellEnd"/>
+            <w:r>
+              <w:rPr>
+                <w:b w:val="0"/>
+                <w:bCs w:val="0"/>
+                <w:sz w:val="24"/>
+                <w:szCs w:val="24"/>
+              </w:rPr>
+              <w:t>Gestión de disponibilidad y reservas</w:t>
+            </w:r>
           </w:p>
         </w:tc>
         <w:tc>
@@ -12946,12 +11209,6 @@
         </w:tc>
       </w:tr>
       <w:tr>
-        <w:tblPrEx>
-          <w:tblCellMar>
-            <w:top w:w="0" w:type="dxa"/>
-            <w:bottom w:w="0" w:type="dxa"/>
-          </w:tblCellMar>
-        </w:tblPrEx>
         <w:tc>
           <w:tcPr>
             <w:tcW w:w="3400" w:type="dxa"/>
@@ -12974,37 +11231,15 @@
                 <w:szCs w:val="24"/>
               </w:rPr>
             </w:pPr>
-            <w:proofErr w:type="spellStart"/>
-            <w:r>
-              <w:rPr>
-                <w:b w:val="0"/>
-                <w:bCs w:val="0"/>
-                <w:sz w:val="24"/>
-                <w:szCs w:val="24"/>
-              </w:rPr>
-              <w:t>Gestión</w:t>
-            </w:r>
-            <w:proofErr w:type="spellEnd"/>
-            <w:r>
-              <w:rPr>
-                <w:b w:val="0"/>
-                <w:bCs w:val="0"/>
-                <w:sz w:val="24"/>
-                <w:szCs w:val="24"/>
-              </w:rPr>
-              <w:t xml:space="preserve"> y consulta de </w:t>
-            </w:r>
-            <w:proofErr w:type="spellStart"/>
-            <w:r>
-              <w:rPr>
-                <w:b w:val="0"/>
-                <w:bCs w:val="0"/>
-                <w:sz w:val="24"/>
-                <w:szCs w:val="24"/>
-              </w:rPr>
-              <w:t>reservas</w:t>
-            </w:r>
-            <w:proofErr w:type="spellEnd"/>
+            <w:r>
+              <w:rPr>
+                <w:b w:val="0"/>
+                <w:bCs w:val="0"/>
+                <w:sz w:val="24"/>
+                <w:szCs w:val="24"/>
+              </w:rPr>
+              <w:t>Gestión y consulta de reservas</w:t>
+            </w:r>
           </w:p>
         </w:tc>
         <w:tc>

--- a/Sistema_reservas_restaurante_Fase_2 .docx
+++ b/Sistema_reservas_restaurante_Fase_2 .docx
@@ -386,8 +386,36 @@
           <w:b/>
           <w:bCs/>
         </w:rPr>
-        <w:t>1. Requerimientos Funcionales</w:t>
+        <w:t xml:space="preserve">1. </w:t>
       </w:r>
+      <w:proofErr w:type="spellStart"/>
+      <w:r>
+        <w:rPr>
+          <w:rFonts w:eastAsia="Calibri"/>
+          <w:b/>
+          <w:bCs/>
+        </w:rPr>
+        <w:t>Requerimientos</w:t>
+      </w:r>
+      <w:proofErr w:type="spellEnd"/>
+      <w:r>
+        <w:rPr>
+          <w:rFonts w:eastAsia="Calibri"/>
+          <w:b/>
+          <w:bCs/>
+        </w:rPr>
+        <w:t xml:space="preserve"> </w:t>
+      </w:r>
+      <w:proofErr w:type="spellStart"/>
+      <w:r>
+        <w:rPr>
+          <w:rFonts w:eastAsia="Calibri"/>
+          <w:b/>
+          <w:bCs/>
+        </w:rPr>
+        <w:t>Funcionales</w:t>
+      </w:r>
+      <w:proofErr w:type="spellEnd"/>
     </w:p>
     <w:tbl>
       <w:tblPr>
@@ -471,6 +499,7 @@
                 <w:szCs w:val="24"/>
               </w:rPr>
             </w:pPr>
+            <w:proofErr w:type="spellStart"/>
             <w:r>
               <w:rPr>
                 <w:rFonts w:eastAsia="Calibri"/>
@@ -481,6 +510,7 @@
               </w:rPr>
               <w:t>Requerimiento</w:t>
             </w:r>
+            <w:proofErr w:type="spellEnd"/>
           </w:p>
         </w:tc>
         <w:tc>
@@ -505,16 +535,40 @@
                 <w:szCs w:val="24"/>
               </w:rPr>
             </w:pPr>
-            <w:r>
-              <w:rPr>
-                <w:rFonts w:eastAsia="Calibri"/>
-                <w:b w:val="0"/>
-                <w:bCs w:val="0"/>
-                <w:sz w:val="24"/>
-                <w:szCs w:val="24"/>
-              </w:rPr>
-              <w:t>Criterio de aceptación</w:t>
-            </w:r>
+            <w:proofErr w:type="spellStart"/>
+            <w:r>
+              <w:rPr>
+                <w:rFonts w:eastAsia="Calibri"/>
+                <w:b w:val="0"/>
+                <w:bCs w:val="0"/>
+                <w:sz w:val="24"/>
+                <w:szCs w:val="24"/>
+              </w:rPr>
+              <w:t>Criterio</w:t>
+            </w:r>
+            <w:proofErr w:type="spellEnd"/>
+            <w:r>
+              <w:rPr>
+                <w:rFonts w:eastAsia="Calibri"/>
+                <w:b w:val="0"/>
+                <w:bCs w:val="0"/>
+                <w:sz w:val="24"/>
+                <w:szCs w:val="24"/>
+              </w:rPr>
+              <w:t xml:space="preserve"> de </w:t>
+            </w:r>
+            <w:proofErr w:type="spellStart"/>
+            <w:r>
+              <w:rPr>
+                <w:rFonts w:eastAsia="Calibri"/>
+                <w:b w:val="0"/>
+                <w:bCs w:val="0"/>
+                <w:sz w:val="24"/>
+                <w:szCs w:val="24"/>
+              </w:rPr>
+              <w:t>aceptación</w:t>
+            </w:r>
+            <w:proofErr w:type="spellEnd"/>
           </w:p>
         </w:tc>
       </w:tr>
@@ -2410,6 +2464,9 @@
         </w:tc>
       </w:tr>
       <w:tr>
+        <w:trPr>
+          <w:trHeight w:val="1152"/>
+        </w:trPr>
         <w:tc>
           <w:tcPr>
             <w:tcW w:w="1000" w:type="dxa"/>
@@ -2510,6 +2567,118 @@
                 <w:lang w:val="es-CO"/>
               </w:rPr>
               <w:t>La búsqueda muestra los clientes que coinciden con el criterio ingresado, respetando los permisos del rol que consulta.</w:t>
+            </w:r>
+          </w:p>
+        </w:tc>
+      </w:tr>
+      <w:tr>
+        <w:trPr>
+          <w:trHeight w:val="1152"/>
+        </w:trPr>
+        <w:tc>
+          <w:tcPr>
+            <w:tcW w:w="1000" w:type="dxa"/>
+            <w:tcMar>
+              <w:top w:w="80" w:type="dxa"/>
+              <w:left w:w="100" w:type="dxa"/>
+              <w:bottom w:w="80" w:type="dxa"/>
+              <w:right w:w="100" w:type="dxa"/>
+            </w:tcMar>
+            <w:vAlign w:val="center"/>
+          </w:tcPr>
+          <w:p>
+            <w:pPr>
+              <w:pStyle w:val="Fuerte1"/>
+              <w:rPr>
+                <w:rFonts w:eastAsia="Calibri"/>
+                <w:b w:val="0"/>
+                <w:bCs w:val="0"/>
+                <w:sz w:val="24"/>
+                <w:szCs w:val="24"/>
+              </w:rPr>
+            </w:pPr>
+            <w:r>
+              <w:rPr>
+                <w:rFonts w:eastAsia="Calibri"/>
+                <w:b w:val="0"/>
+                <w:bCs w:val="0"/>
+                <w:sz w:val="24"/>
+                <w:szCs w:val="24"/>
+              </w:rPr>
+              <w:lastRenderedPageBreak/>
+              <w:t>RF-20</w:t>
+            </w:r>
+          </w:p>
+        </w:tc>
+        <w:tc>
+          <w:tcPr>
+            <w:tcW w:w="4200" w:type="dxa"/>
+            <w:tcMar>
+              <w:top w:w="80" w:type="dxa"/>
+              <w:left w:w="100" w:type="dxa"/>
+              <w:bottom w:w="80" w:type="dxa"/>
+              <w:right w:w="100" w:type="dxa"/>
+            </w:tcMar>
+            <w:vAlign w:val="center"/>
+          </w:tcPr>
+          <w:p>
+            <w:pPr>
+              <w:pStyle w:val="Fuerte1"/>
+              <w:rPr>
+                <w:rFonts w:eastAsia="Calibri"/>
+                <w:b w:val="0"/>
+                <w:bCs w:val="0"/>
+                <w:sz w:val="24"/>
+                <w:szCs w:val="24"/>
+                <w:lang w:val="es-CO"/>
+              </w:rPr>
+            </w:pPr>
+            <w:r>
+              <w:rPr>
+                <w:rFonts w:eastAsia="Calibri"/>
+                <w:b w:val="0"/>
+                <w:bCs w:val="0"/>
+                <w:sz w:val="24"/>
+                <w:szCs w:val="24"/>
+                <w:lang w:val="es-CO"/>
+              </w:rPr>
+              <w:t>El sistema debe permitir a los usuarios recuperar el acceso a su cuenta cuando olviden su contraseña, mediante un mecanismo seguro de restablecimiento.</w:t>
+            </w:r>
+          </w:p>
+        </w:tc>
+        <w:tc>
+          <w:tcPr>
+            <w:tcW w:w="4200" w:type="dxa"/>
+            <w:tcMar>
+              <w:top w:w="80" w:type="dxa"/>
+              <w:left w:w="100" w:type="dxa"/>
+              <w:bottom w:w="80" w:type="dxa"/>
+              <w:right w:w="100" w:type="dxa"/>
+            </w:tcMar>
+            <w:vAlign w:val="center"/>
+          </w:tcPr>
+          <w:p>
+            <w:pPr>
+              <w:pStyle w:val="Fuerte1"/>
+              <w:rPr>
+                <w:rFonts w:eastAsia="Calibri"/>
+                <w:b w:val="0"/>
+                <w:bCs w:val="0"/>
+                <w:sz w:val="24"/>
+                <w:szCs w:val="24"/>
+                <w:lang w:val="es-CO"/>
+              </w:rPr>
+            </w:pPr>
+            <w:r>
+              <w:rPr>
+                <w:rFonts w:eastAsia="Calibri"/>
+                <w:b w:val="0"/>
+                <w:bCs w:val="0"/>
+                <w:sz w:val="24"/>
+                <w:szCs w:val="24"/>
+                <w:lang w:val="es-CO"/>
+              </w:rPr>
+              <w:t>Ante una solicitud de recuperación, el sistema verifica la identidad del usuario y permite establecer una nueva contraseña antes de restaurar el acceso.</w:t>
             </w:r>
           </w:p>
         </w:tc>
@@ -2523,6 +2692,7 @@
           <w:color w:val="1F4E28"/>
           <w:sz w:val="24"/>
           <w:szCs w:val="24"/>
+          <w:lang w:val="es-CO"/>
         </w:rPr>
       </w:pPr>
     </w:p>
@@ -2532,6 +2702,7 @@
           <w:rFonts w:eastAsia="Calibri"/>
           <w:b/>
           <w:bCs/>
+          <w:lang w:val="es-CO"/>
         </w:rPr>
       </w:pPr>
     </w:p>
@@ -2542,6 +2713,7 @@
           <w:rFonts w:eastAsia="Calibri"/>
           <w:b/>
           <w:bCs/>
+          <w:lang w:val="es-CO"/>
         </w:rPr>
       </w:pPr>
     </w:p>
@@ -2560,9 +2732,36 @@
           <w:b/>
           <w:bCs/>
         </w:rPr>
-        <w:lastRenderedPageBreak/>
-        <w:t>2. Requerimientos No Funcionales</w:t>
+        <w:t xml:space="preserve">2. </w:t>
       </w:r>
+      <w:proofErr w:type="spellStart"/>
+      <w:r>
+        <w:rPr>
+          <w:rFonts w:eastAsia="Calibri"/>
+          <w:b/>
+          <w:bCs/>
+        </w:rPr>
+        <w:t>Requerimientos</w:t>
+      </w:r>
+      <w:proofErr w:type="spellEnd"/>
+      <w:r>
+        <w:rPr>
+          <w:rFonts w:eastAsia="Calibri"/>
+          <w:b/>
+          <w:bCs/>
+        </w:rPr>
+        <w:t xml:space="preserve"> No </w:t>
+      </w:r>
+      <w:proofErr w:type="spellStart"/>
+      <w:r>
+        <w:rPr>
+          <w:rFonts w:eastAsia="Calibri"/>
+          <w:b/>
+          <w:bCs/>
+        </w:rPr>
+        <w:t>Funcionales</w:t>
+      </w:r>
+      <w:proofErr w:type="spellEnd"/>
     </w:p>
     <w:p>
       <w:pPr>
@@ -2651,6 +2850,7 @@
                 <w:szCs w:val="24"/>
               </w:rPr>
             </w:pPr>
+            <w:proofErr w:type="spellStart"/>
             <w:r>
               <w:rPr>
                 <w:rFonts w:eastAsia="Calibri"/>
@@ -2661,6 +2861,7 @@
               </w:rPr>
               <w:t>Requerimiento</w:t>
             </w:r>
+            <w:proofErr w:type="spellEnd"/>
           </w:p>
         </w:tc>
         <w:tc>
@@ -2685,16 +2886,40 @@
                 <w:szCs w:val="24"/>
               </w:rPr>
             </w:pPr>
-            <w:r>
-              <w:rPr>
-                <w:rFonts w:eastAsia="Calibri"/>
-                <w:b w:val="0"/>
-                <w:bCs w:val="0"/>
-                <w:sz w:val="24"/>
-                <w:szCs w:val="24"/>
-              </w:rPr>
-              <w:t>Criterio de aceptación</w:t>
-            </w:r>
+            <w:proofErr w:type="spellStart"/>
+            <w:r>
+              <w:rPr>
+                <w:rFonts w:eastAsia="Calibri"/>
+                <w:b w:val="0"/>
+                <w:bCs w:val="0"/>
+                <w:sz w:val="24"/>
+                <w:szCs w:val="24"/>
+              </w:rPr>
+              <w:t>Criterio</w:t>
+            </w:r>
+            <w:proofErr w:type="spellEnd"/>
+            <w:r>
+              <w:rPr>
+                <w:rFonts w:eastAsia="Calibri"/>
+                <w:b w:val="0"/>
+                <w:bCs w:val="0"/>
+                <w:sz w:val="24"/>
+                <w:szCs w:val="24"/>
+              </w:rPr>
+              <w:t xml:space="preserve"> de </w:t>
+            </w:r>
+            <w:proofErr w:type="spellStart"/>
+            <w:r>
+              <w:rPr>
+                <w:rFonts w:eastAsia="Calibri"/>
+                <w:b w:val="0"/>
+                <w:bCs w:val="0"/>
+                <w:sz w:val="24"/>
+                <w:szCs w:val="24"/>
+              </w:rPr>
+              <w:t>aceptación</w:t>
+            </w:r>
+            <w:proofErr w:type="spellEnd"/>
           </w:p>
         </w:tc>
       </w:tr>
@@ -3393,7 +3618,19 @@
                 <w:szCs w:val="24"/>
                 <w:lang w:val="es-CO"/>
               </w:rPr>
-              <w:t>Mantenibilidad: el sistema debe organizar sus funciones y componentes de manera que puedan realizarse cambios sin afectar innecesariamente otras funciones.</w:t>
+              <w:t xml:space="preserve">Mantenibilidad: el sistema debe organizar sus funciones y componentes de manera que puedan realizarse </w:t>
+            </w:r>
+            <w:r>
+              <w:rPr>
+                <w:rFonts w:eastAsia="Calibri"/>
+                <w:b w:val="0"/>
+                <w:bCs w:val="0"/>
+                <w:sz w:val="24"/>
+                <w:szCs w:val="24"/>
+                <w:lang w:val="es-CO"/>
+              </w:rPr>
+              <w:lastRenderedPageBreak/>
+              <w:t>cambios sin afectar innecesariamente otras funciones.</w:t>
             </w:r>
           </w:p>
         </w:tc>
@@ -3428,6 +3665,7 @@
                 <w:szCs w:val="24"/>
                 <w:lang w:val="es-CO"/>
               </w:rPr>
+              <w:lastRenderedPageBreak/>
               <w:t>Un cambio en una función permite realizar pruebas sobre ella sin alterar las funciones no relacionadas.</w:t>
             </w:r>
           </w:p>
@@ -3547,6 +3785,7 @@
           <w:color w:val="1F4E28"/>
           <w:sz w:val="24"/>
           <w:szCs w:val="24"/>
+          <w:lang w:val="es-CO"/>
         </w:rPr>
       </w:pPr>
     </w:p>
@@ -3556,6 +3795,7 @@
           <w:rFonts w:eastAsia="Calibri"/>
           <w:b/>
           <w:bCs/>
+          <w:lang w:val="es-CO"/>
         </w:rPr>
       </w:pPr>
     </w:p>
@@ -3566,6 +3806,7 @@
           <w:rFonts w:eastAsia="Calibri"/>
           <w:b/>
           <w:bCs/>
+          <w:lang w:val="es-CO"/>
         </w:rPr>
       </w:pPr>
     </w:p>
@@ -3576,6 +3817,7 @@
           <w:rFonts w:eastAsia="Calibri"/>
           <w:b/>
           <w:bCs/>
+          <w:lang w:val="es-CO"/>
         </w:rPr>
       </w:pPr>
     </w:p>
@@ -3594,8 +3836,18 @@
           <w:b/>
           <w:bCs/>
         </w:rPr>
-        <w:t>3. Reglas de Negocio</w:t>
+        <w:t xml:space="preserve">3. Reglas de </w:t>
       </w:r>
+      <w:proofErr w:type="spellStart"/>
+      <w:r>
+        <w:rPr>
+          <w:rFonts w:eastAsia="Calibri"/>
+          <w:b/>
+          <w:bCs/>
+        </w:rPr>
+        <w:t>Negocio</w:t>
+      </w:r>
+      <w:proofErr w:type="spellEnd"/>
     </w:p>
     <w:p>
       <w:pPr>
@@ -3691,8 +3943,20 @@
                 <w:sz w:val="24"/>
                 <w:szCs w:val="24"/>
               </w:rPr>
-              <w:t>Regla de negocio</w:t>
-            </w:r>
+              <w:t xml:space="preserve">Regla de </w:t>
+            </w:r>
+            <w:proofErr w:type="spellStart"/>
+            <w:r>
+              <w:rPr>
+                <w:rFonts w:eastAsia="Calibri"/>
+                <w:b w:val="0"/>
+                <w:bCs w:val="0"/>
+                <w:sz w:val="24"/>
+                <w:szCs w:val="24"/>
+              </w:rPr>
+              <w:t>negocio</w:t>
+            </w:r>
+            <w:proofErr w:type="spellEnd"/>
           </w:p>
         </w:tc>
       </w:tr>
@@ -4496,6 +4760,7 @@
                 <w:sz w:val="24"/>
                 <w:szCs w:val="24"/>
               </w:rPr>
+              <w:lastRenderedPageBreak/>
               <w:t>RN-12</w:t>
             </w:r>
           </w:p>
@@ -4713,6 +4978,7 @@
           <w:rFonts w:eastAsia="Calibri"/>
           <w:b/>
           <w:bCs/>
+          <w:lang w:val="es-CO"/>
         </w:rPr>
       </w:pPr>
     </w:p>
@@ -4729,7 +4995,25 @@
           <w:b/>
           <w:bCs/>
         </w:rPr>
-        <w:t>4. Restricciones del Proyecto</w:t>
+        <w:t xml:space="preserve">4. </w:t>
+      </w:r>
+      <w:proofErr w:type="spellStart"/>
+      <w:r>
+        <w:rPr>
+          <w:rFonts w:eastAsia="Calibri"/>
+          <w:b/>
+          <w:bCs/>
+        </w:rPr>
+        <w:t>Restricciones</w:t>
+      </w:r>
+      <w:proofErr w:type="spellEnd"/>
+      <w:r>
+        <w:rPr>
+          <w:rFonts w:eastAsia="Calibri"/>
+          <w:b/>
+          <w:bCs/>
+        </w:rPr>
+        <w:t xml:space="preserve"> del Proyecto</w:t>
       </w:r>
     </w:p>
     <w:tbl>
@@ -4813,6 +5097,7 @@
                 <w:szCs w:val="24"/>
               </w:rPr>
             </w:pPr>
+            <w:proofErr w:type="spellStart"/>
             <w:r>
               <w:rPr>
                 <w:rFonts w:eastAsia="Calibri"/>
@@ -4823,6 +5108,7 @@
               </w:rPr>
               <w:t>Restricción</w:t>
             </w:r>
+            <w:proofErr w:type="spellEnd"/>
           </w:p>
         </w:tc>
       </w:tr>
@@ -5253,94 +5539,6 @@
           <w:rFonts w:eastAsia="Calibri"/>
           <w:b/>
           <w:bCs/>
-          <w:lang w:val="es-CO"/>
-        </w:rPr>
-      </w:pPr>
-    </w:p>
-    <w:p>
-      <w:pPr>
-        <w:rPr>
-          <w:rFonts w:eastAsia="Calibri"/>
-          <w:b/>
-          <w:bCs/>
-          <w:szCs w:val="24"/>
-          <w:lang w:val="es-CO"/>
-        </w:rPr>
-      </w:pPr>
-    </w:p>
-    <w:p>
-      <w:pPr>
-        <w:rPr>
-          <w:rFonts w:eastAsia="Calibri"/>
-          <w:b/>
-          <w:bCs/>
-          <w:szCs w:val="24"/>
-          <w:lang w:val="es-CO"/>
-        </w:rPr>
-      </w:pPr>
-    </w:p>
-    <w:p>
-      <w:pPr>
-        <w:rPr>
-          <w:rFonts w:eastAsia="Calibri"/>
-          <w:b/>
-          <w:bCs/>
-          <w:szCs w:val="24"/>
-          <w:lang w:val="es-CO"/>
-        </w:rPr>
-      </w:pPr>
-    </w:p>
-    <w:p>
-      <w:pPr>
-        <w:rPr>
-          <w:rFonts w:eastAsia="Calibri"/>
-          <w:b/>
-          <w:bCs/>
-          <w:szCs w:val="24"/>
-          <w:lang w:val="es-CO"/>
-        </w:rPr>
-      </w:pPr>
-    </w:p>
-    <w:p>
-      <w:pPr>
-        <w:rPr>
-          <w:rFonts w:eastAsia="Calibri"/>
-          <w:b/>
-          <w:bCs/>
-          <w:szCs w:val="24"/>
-          <w:lang w:val="es-CO"/>
-        </w:rPr>
-      </w:pPr>
-    </w:p>
-    <w:p>
-      <w:pPr>
-        <w:rPr>
-          <w:rFonts w:eastAsia="Calibri"/>
-          <w:b/>
-          <w:bCs/>
-          <w:szCs w:val="24"/>
-          <w:lang w:val="es-CO"/>
-        </w:rPr>
-      </w:pPr>
-    </w:p>
-    <w:p>
-      <w:pPr>
-        <w:rPr>
-          <w:rFonts w:eastAsia="Calibri"/>
-          <w:b/>
-          <w:bCs/>
-          <w:szCs w:val="24"/>
-          <w:lang w:val="es-CO"/>
-        </w:rPr>
-      </w:pPr>
-    </w:p>
-    <w:p>
-      <w:pPr>
-        <w:rPr>
-          <w:rFonts w:eastAsia="Calibri"/>
-          <w:b/>
-          <w:bCs/>
-          <w:szCs w:val="24"/>
           <w:lang w:val="es-CO"/>
         </w:rPr>
       </w:pPr>
@@ -5489,8 +5687,20 @@
                 <w:sz w:val="24"/>
                 <w:szCs w:val="24"/>
               </w:rPr>
-              <w:t>Historia de usuario</w:t>
-            </w:r>
+              <w:t xml:space="preserve">Historia de </w:t>
+            </w:r>
+            <w:proofErr w:type="spellStart"/>
+            <w:r>
+              <w:rPr>
+                <w:rFonts w:eastAsia="Calibri"/>
+                <w:b w:val="0"/>
+                <w:bCs w:val="0"/>
+                <w:sz w:val="24"/>
+                <w:szCs w:val="24"/>
+              </w:rPr>
+              <w:t>usuario</w:t>
+            </w:r>
+            <w:proofErr w:type="spellEnd"/>
           </w:p>
         </w:tc>
         <w:tc>
@@ -5515,6 +5725,7 @@
                 <w:szCs w:val="24"/>
               </w:rPr>
             </w:pPr>
+            <w:proofErr w:type="spellStart"/>
             <w:r>
               <w:rPr>
                 <w:rFonts w:eastAsia="Calibri"/>
@@ -5525,6 +5736,7 @@
               </w:rPr>
               <w:t>Resumen</w:t>
             </w:r>
+            <w:proofErr w:type="spellEnd"/>
           </w:p>
         </w:tc>
         <w:tc>
@@ -5549,16 +5761,40 @@
                 <w:szCs w:val="24"/>
               </w:rPr>
             </w:pPr>
-            <w:r>
-              <w:rPr>
-                <w:rFonts w:eastAsia="Calibri"/>
-                <w:b w:val="0"/>
-                <w:bCs w:val="0"/>
-                <w:sz w:val="24"/>
-                <w:szCs w:val="24"/>
-              </w:rPr>
-              <w:t>Requerimientos relacionados</w:t>
-            </w:r>
+            <w:proofErr w:type="spellStart"/>
+            <w:r>
+              <w:rPr>
+                <w:rFonts w:eastAsia="Calibri"/>
+                <w:b w:val="0"/>
+                <w:bCs w:val="0"/>
+                <w:sz w:val="24"/>
+                <w:szCs w:val="24"/>
+              </w:rPr>
+              <w:t>Requerimientos</w:t>
+            </w:r>
+            <w:proofErr w:type="spellEnd"/>
+            <w:r>
+              <w:rPr>
+                <w:rFonts w:eastAsia="Calibri"/>
+                <w:b w:val="0"/>
+                <w:bCs w:val="0"/>
+                <w:sz w:val="24"/>
+                <w:szCs w:val="24"/>
+              </w:rPr>
+              <w:t xml:space="preserve"> </w:t>
+            </w:r>
+            <w:proofErr w:type="spellStart"/>
+            <w:r>
+              <w:rPr>
+                <w:rFonts w:eastAsia="Calibri"/>
+                <w:b w:val="0"/>
+                <w:bCs w:val="0"/>
+                <w:sz w:val="24"/>
+                <w:szCs w:val="24"/>
+              </w:rPr>
+              <w:t>relacionados</w:t>
+            </w:r>
+            <w:proofErr w:type="spellEnd"/>
           </w:p>
         </w:tc>
       </w:tr>
@@ -5625,8 +5861,20 @@
                 <w:sz w:val="24"/>
                 <w:szCs w:val="24"/>
               </w:rPr>
-              <w:t>Registro de clientes</w:t>
-            </w:r>
+              <w:t xml:space="preserve">Registro de </w:t>
+            </w:r>
+            <w:proofErr w:type="spellStart"/>
+            <w:r>
+              <w:rPr>
+                <w:rFonts w:eastAsia="Calibri"/>
+                <w:b w:val="0"/>
+                <w:bCs w:val="0"/>
+                <w:sz w:val="24"/>
+                <w:szCs w:val="24"/>
+              </w:rPr>
+              <w:t>clientes</w:t>
+            </w:r>
+            <w:proofErr w:type="spellEnd"/>
           </w:p>
         </w:tc>
         <w:tc>
@@ -5829,8 +6077,20 @@
                 <w:sz w:val="24"/>
                 <w:szCs w:val="24"/>
               </w:rPr>
-              <w:t>Consulta de disponibilidad</w:t>
-            </w:r>
+              <w:t xml:space="preserve">Consulta de </w:t>
+            </w:r>
+            <w:proofErr w:type="spellStart"/>
+            <w:r>
+              <w:rPr>
+                <w:rFonts w:eastAsia="Calibri"/>
+                <w:b w:val="0"/>
+                <w:bCs w:val="0"/>
+                <w:sz w:val="24"/>
+                <w:szCs w:val="24"/>
+              </w:rPr>
+              <w:t>disponibilidad</w:t>
+            </w:r>
+            <w:proofErr w:type="spellEnd"/>
           </w:p>
         </w:tc>
         <w:tc>
@@ -5922,16 +6182,40 @@
                 <w:szCs w:val="24"/>
               </w:rPr>
             </w:pPr>
-            <w:r>
-              <w:rPr>
-                <w:rFonts w:eastAsia="Calibri"/>
-                <w:b w:val="0"/>
-                <w:bCs w:val="0"/>
-                <w:sz w:val="24"/>
-                <w:szCs w:val="24"/>
-              </w:rPr>
-              <w:t>Creación de reservas</w:t>
-            </w:r>
+            <w:proofErr w:type="spellStart"/>
+            <w:r>
+              <w:rPr>
+                <w:rFonts w:eastAsia="Calibri"/>
+                <w:b w:val="0"/>
+                <w:bCs w:val="0"/>
+                <w:sz w:val="24"/>
+                <w:szCs w:val="24"/>
+              </w:rPr>
+              <w:t>Creación</w:t>
+            </w:r>
+            <w:proofErr w:type="spellEnd"/>
+            <w:r>
+              <w:rPr>
+                <w:rFonts w:eastAsia="Calibri"/>
+                <w:b w:val="0"/>
+                <w:bCs w:val="0"/>
+                <w:sz w:val="24"/>
+                <w:szCs w:val="24"/>
+              </w:rPr>
+              <w:t xml:space="preserve"> de </w:t>
+            </w:r>
+            <w:proofErr w:type="spellStart"/>
+            <w:r>
+              <w:rPr>
+                <w:rFonts w:eastAsia="Calibri"/>
+                <w:b w:val="0"/>
+                <w:bCs w:val="0"/>
+                <w:sz w:val="24"/>
+                <w:szCs w:val="24"/>
+              </w:rPr>
+              <w:t>reservas</w:t>
+            </w:r>
+            <w:proofErr w:type="spellEnd"/>
           </w:p>
         </w:tc>
         <w:tc>
@@ -6136,8 +6420,21 @@
                 <w:szCs w:val="24"/>
                 <w:lang w:val="es-CO"/>
               </w:rPr>
-              <w:t>Prevención de duplicados y overbooking</w:t>
-            </w:r>
+              <w:t xml:space="preserve">Prevención de duplicados y </w:t>
+            </w:r>
+            <w:proofErr w:type="gramStart"/>
+            <w:r>
+              <w:rPr>
+                <w:rFonts w:eastAsia="Calibri"/>
+                <w:b w:val="0"/>
+                <w:bCs w:val="0"/>
+                <w:sz w:val="24"/>
+                <w:szCs w:val="24"/>
+                <w:lang w:val="es-CO"/>
+              </w:rPr>
+              <w:t>overbooking</w:t>
+            </w:r>
+            <w:proofErr w:type="gramEnd"/>
           </w:p>
         </w:tc>
         <w:tc>
@@ -6229,16 +6526,62 @@
                 <w:szCs w:val="24"/>
               </w:rPr>
             </w:pPr>
-            <w:r>
-              <w:rPr>
-                <w:rFonts w:eastAsia="Calibri"/>
-                <w:b w:val="0"/>
-                <w:bCs w:val="0"/>
-                <w:sz w:val="24"/>
-                <w:szCs w:val="24"/>
-              </w:rPr>
-              <w:t>Cancelación / modificación de reservas</w:t>
-            </w:r>
+            <w:proofErr w:type="spellStart"/>
+            <w:r>
+              <w:rPr>
+                <w:rFonts w:eastAsia="Calibri"/>
+                <w:b w:val="0"/>
+                <w:bCs w:val="0"/>
+                <w:sz w:val="24"/>
+                <w:szCs w:val="24"/>
+              </w:rPr>
+              <w:t>Cancelación</w:t>
+            </w:r>
+            <w:proofErr w:type="spellEnd"/>
+            <w:r>
+              <w:rPr>
+                <w:rFonts w:eastAsia="Calibri"/>
+                <w:b w:val="0"/>
+                <w:bCs w:val="0"/>
+                <w:sz w:val="24"/>
+                <w:szCs w:val="24"/>
+              </w:rPr>
+              <w:t xml:space="preserve"> / </w:t>
+            </w:r>
+            <w:proofErr w:type="spellStart"/>
+            <w:r>
+              <w:rPr>
+                <w:rFonts w:eastAsia="Calibri"/>
+                <w:b w:val="0"/>
+                <w:bCs w:val="0"/>
+                <w:sz w:val="24"/>
+                <w:szCs w:val="24"/>
+              </w:rPr>
+              <w:t>modificación</w:t>
+            </w:r>
+            <w:proofErr w:type="spellEnd"/>
+            <w:r>
+              <w:rPr>
+                <w:rFonts w:eastAsia="Calibri"/>
+                <w:b w:val="0"/>
+                <w:bCs w:val="0"/>
+                <w:sz w:val="24"/>
+                <w:szCs w:val="24"/>
+              </w:rPr>
+              <w:t xml:space="preserve"> de </w:t>
+            </w:r>
+            <w:proofErr w:type="spellStart"/>
+            <w:r>
+              <w:rPr>
+                <w:rFonts w:eastAsia="Calibri"/>
+                <w:b w:val="0"/>
+                <w:bCs w:val="0"/>
+                <w:sz w:val="24"/>
+                <w:szCs w:val="24"/>
+              </w:rPr>
+              <w:t>reservas</w:t>
+            </w:r>
+            <w:proofErr w:type="spellEnd"/>
           </w:p>
         </w:tc>
         <w:tc>
@@ -6433,16 +6776,62 @@
                 <w:szCs w:val="24"/>
               </w:rPr>
             </w:pPr>
-            <w:r>
-              <w:rPr>
-                <w:rFonts w:eastAsia="Calibri"/>
-                <w:b w:val="0"/>
-                <w:bCs w:val="0"/>
-                <w:sz w:val="24"/>
-                <w:szCs w:val="24"/>
-              </w:rPr>
-              <w:t>Iniciar/Cerrar sesión</w:t>
-            </w:r>
+            <w:proofErr w:type="spellStart"/>
+            <w:r>
+              <w:rPr>
+                <w:rFonts w:eastAsia="Calibri"/>
+                <w:b w:val="0"/>
+                <w:bCs w:val="0"/>
+                <w:sz w:val="24"/>
+                <w:szCs w:val="24"/>
+              </w:rPr>
+              <w:t>Iniciar</w:t>
+            </w:r>
+            <w:proofErr w:type="spellEnd"/>
+            <w:r>
+              <w:rPr>
+                <w:rFonts w:eastAsia="Calibri"/>
+                <w:b w:val="0"/>
+                <w:bCs w:val="0"/>
+                <w:sz w:val="24"/>
+                <w:szCs w:val="24"/>
+              </w:rPr>
+              <w:t>/</w:t>
+            </w:r>
+            <w:proofErr w:type="spellStart"/>
+            <w:r>
+              <w:rPr>
+                <w:rFonts w:eastAsia="Calibri"/>
+                <w:b w:val="0"/>
+                <w:bCs w:val="0"/>
+                <w:sz w:val="24"/>
+                <w:szCs w:val="24"/>
+              </w:rPr>
+              <w:t>Cerrar</w:t>
+            </w:r>
+            <w:proofErr w:type="spellEnd"/>
+            <w:r>
+              <w:rPr>
+                <w:rFonts w:eastAsia="Calibri"/>
+                <w:b w:val="0"/>
+                <w:bCs w:val="0"/>
+                <w:sz w:val="24"/>
+                <w:szCs w:val="24"/>
+              </w:rPr>
+              <w:t xml:space="preserve"> </w:t>
+            </w:r>
+            <w:proofErr w:type="spellStart"/>
+            <w:r>
+              <w:rPr>
+                <w:rFonts w:eastAsia="Calibri"/>
+                <w:b w:val="0"/>
+                <w:bCs w:val="0"/>
+                <w:sz w:val="24"/>
+                <w:szCs w:val="24"/>
+              </w:rPr>
+              <w:t>sesión</w:t>
+            </w:r>
+            <w:proofErr w:type="spellEnd"/>
           </w:p>
         </w:tc>
         <w:tc>
@@ -6534,16 +6923,62 @@
                 <w:szCs w:val="24"/>
               </w:rPr>
             </w:pPr>
-            <w:r>
-              <w:rPr>
-                <w:rFonts w:eastAsia="Calibri"/>
-                <w:b w:val="0"/>
-                <w:bCs w:val="0"/>
-                <w:sz w:val="24"/>
-                <w:szCs w:val="24"/>
-              </w:rPr>
-              <w:t>Editar perfil cliente</w:t>
-            </w:r>
+            <w:proofErr w:type="spellStart"/>
+            <w:r>
+              <w:rPr>
+                <w:rFonts w:eastAsia="Calibri"/>
+                <w:b w:val="0"/>
+                <w:bCs w:val="0"/>
+                <w:sz w:val="24"/>
+                <w:szCs w:val="24"/>
+              </w:rPr>
+              <w:t>Editar</w:t>
+            </w:r>
+            <w:proofErr w:type="spellEnd"/>
+            <w:r>
+              <w:rPr>
+                <w:rFonts w:eastAsia="Calibri"/>
+                <w:b w:val="0"/>
+                <w:bCs w:val="0"/>
+                <w:sz w:val="24"/>
+                <w:szCs w:val="24"/>
+              </w:rPr>
+              <w:t xml:space="preserve"> </w:t>
+            </w:r>
+            <w:proofErr w:type="spellStart"/>
+            <w:r>
+              <w:rPr>
+                <w:rFonts w:eastAsia="Calibri"/>
+                <w:b w:val="0"/>
+                <w:bCs w:val="0"/>
+                <w:sz w:val="24"/>
+                <w:szCs w:val="24"/>
+              </w:rPr>
+              <w:t>perfil</w:t>
+            </w:r>
+            <w:proofErr w:type="spellEnd"/>
+            <w:r>
+              <w:rPr>
+                <w:rFonts w:eastAsia="Calibri"/>
+                <w:b w:val="0"/>
+                <w:bCs w:val="0"/>
+                <w:sz w:val="24"/>
+                <w:szCs w:val="24"/>
+              </w:rPr>
+              <w:t xml:space="preserve"> </w:t>
+            </w:r>
+            <w:proofErr w:type="spellStart"/>
+            <w:r>
+              <w:rPr>
+                <w:rFonts w:eastAsia="Calibri"/>
+                <w:b w:val="0"/>
+                <w:bCs w:val="0"/>
+                <w:sz w:val="24"/>
+                <w:szCs w:val="24"/>
+              </w:rPr>
+              <w:t>cliente</w:t>
+            </w:r>
+            <w:proofErr w:type="spellEnd"/>
           </w:p>
         </w:tc>
         <w:tc>
@@ -6635,6 +7070,7 @@
                 <w:szCs w:val="24"/>
               </w:rPr>
             </w:pPr>
+            <w:proofErr w:type="spellStart"/>
             <w:r>
               <w:rPr>
                 <w:rFonts w:ascii="Calibri" w:eastAsia="Calibri" w:hAnsi="Calibri" w:cs="Calibri"/>
@@ -6643,8 +7079,31 @@
                 <w:sz w:val="24"/>
                 <w:szCs w:val="24"/>
               </w:rPr>
-              <w:t>Historial de reservas</w:t>
-            </w:r>
+              <w:t>Historial</w:t>
+            </w:r>
+            <w:proofErr w:type="spellEnd"/>
+            <w:r>
+              <w:rPr>
+                <w:rFonts w:ascii="Calibri" w:eastAsia="Calibri" w:hAnsi="Calibri" w:cs="Calibri"/>
+                <w:b w:val="0"/>
+                <w:bCs w:val="0"/>
+                <w:sz w:val="24"/>
+                <w:szCs w:val="24"/>
+              </w:rPr>
+              <w:t xml:space="preserve"> de </w:t>
+            </w:r>
+            <w:proofErr w:type="spellStart"/>
+            <w:r>
+              <w:rPr>
+                <w:rFonts w:ascii="Calibri" w:eastAsia="Calibri" w:hAnsi="Calibri" w:cs="Calibri"/>
+                <w:b w:val="0"/>
+                <w:bCs w:val="0"/>
+                <w:sz w:val="24"/>
+                <w:szCs w:val="24"/>
+              </w:rPr>
+              <w:t>reservas</w:t>
+            </w:r>
+            <w:proofErr w:type="spellEnd"/>
           </w:p>
         </w:tc>
         <w:tc>
@@ -6736,6 +7195,7 @@
                 <w:szCs w:val="24"/>
               </w:rPr>
             </w:pPr>
+            <w:proofErr w:type="spellStart"/>
             <w:r>
               <w:rPr>
                 <w:rFonts w:ascii="Calibri" w:eastAsia="Calibri" w:hAnsi="Calibri" w:cs="Calibri"/>
@@ -6744,8 +7204,31 @@
                 <w:sz w:val="24"/>
                 <w:szCs w:val="24"/>
               </w:rPr>
-              <w:t>Buscar cliente</w:t>
-            </w:r>
+              <w:t>Buscar</w:t>
+            </w:r>
+            <w:proofErr w:type="spellEnd"/>
+            <w:r>
+              <w:rPr>
+                <w:rFonts w:ascii="Calibri" w:eastAsia="Calibri" w:hAnsi="Calibri" w:cs="Calibri"/>
+                <w:b w:val="0"/>
+                <w:bCs w:val="0"/>
+                <w:sz w:val="24"/>
+                <w:szCs w:val="24"/>
+              </w:rPr>
+              <w:t xml:space="preserve"> </w:t>
+            </w:r>
+            <w:proofErr w:type="spellStart"/>
+            <w:r>
+              <w:rPr>
+                <w:rFonts w:ascii="Calibri" w:eastAsia="Calibri" w:hAnsi="Calibri" w:cs="Calibri"/>
+                <w:b w:val="0"/>
+                <w:bCs w:val="0"/>
+                <w:sz w:val="24"/>
+                <w:szCs w:val="24"/>
+              </w:rPr>
+              <w:t>cliente</w:t>
+            </w:r>
+            <w:proofErr w:type="spellEnd"/>
           </w:p>
         </w:tc>
         <w:tc>
@@ -6878,8 +7361,59 @@
           <w:bCs/>
           <w:szCs w:val="24"/>
         </w:rPr>
-        <w:t>6. Historias de Usuario Complementarias</w:t>
+        <w:t xml:space="preserve">6. </w:t>
       </w:r>
+      <w:proofErr w:type="spellStart"/>
+      <w:r>
+        <w:rPr>
+          <w:rFonts w:eastAsia="Calibri"/>
+          <w:b/>
+          <w:bCs/>
+          <w:szCs w:val="24"/>
+        </w:rPr>
+        <w:t>Historias</w:t>
+      </w:r>
+      <w:proofErr w:type="spellEnd"/>
+      <w:r>
+        <w:rPr>
+          <w:rFonts w:eastAsia="Calibri"/>
+          <w:b/>
+          <w:bCs/>
+          <w:szCs w:val="24"/>
+        </w:rPr>
+        <w:t xml:space="preserve"> de </w:t>
+      </w:r>
+      <w:proofErr w:type="spellStart"/>
+      <w:r>
+        <w:rPr>
+          <w:rFonts w:eastAsia="Calibri"/>
+          <w:b/>
+          <w:bCs/>
+          <w:szCs w:val="24"/>
+        </w:rPr>
+        <w:t>Usuario</w:t>
+      </w:r>
+      <w:proofErr w:type="spellEnd"/>
+      <w:r>
+        <w:rPr>
+          <w:rFonts w:eastAsia="Calibri"/>
+          <w:b/>
+          <w:bCs/>
+          <w:szCs w:val="24"/>
+        </w:rPr>
+        <w:t xml:space="preserve"> </w:t>
+      </w:r>
+      <w:proofErr w:type="spellStart"/>
+      <w:r>
+        <w:rPr>
+          <w:rFonts w:eastAsia="Calibri"/>
+          <w:b/>
+          <w:bCs/>
+          <w:szCs w:val="24"/>
+        </w:rPr>
+        <w:t>Complementarias</w:t>
+      </w:r>
+      <w:proofErr w:type="spellEnd"/>
     </w:p>
     <w:p>
       <w:pPr>
@@ -6895,7 +7429,25 @@
           <w:szCs w:val="24"/>
           <w:lang w:val="es-CO"/>
         </w:rPr>
-        <w:t>A continuación se describen las historias de usuario incorporadas en esta fase, en coherencia con los roles y las reglas de negocio ya establecidos.</w:t>
+        <w:t xml:space="preserve">A </w:t>
+      </w:r>
+      <w:proofErr w:type="gramStart"/>
+      <w:r>
+        <w:rPr>
+          <w:rFonts w:eastAsia="Calibri"/>
+          <w:szCs w:val="24"/>
+          <w:lang w:val="es-CO"/>
+        </w:rPr>
+        <w:t>continuación</w:t>
+      </w:r>
+      <w:proofErr w:type="gramEnd"/>
+      <w:r>
+        <w:rPr>
+          <w:rFonts w:eastAsia="Calibri"/>
+          <w:szCs w:val="24"/>
+          <w:lang w:val="es-CO"/>
+        </w:rPr>
+        <w:t xml:space="preserve"> se describen las historias de usuario incorporadas en esta fase, en coherencia con los roles y las reglas de negocio ya establecidos.</w:t>
       </w:r>
     </w:p>
     <w:p>
@@ -6996,8 +7548,20 @@
                 <w:sz w:val="24"/>
                 <w:szCs w:val="24"/>
               </w:rPr>
-              <w:t>Historia de usuario</w:t>
-            </w:r>
+              <w:t xml:space="preserve">Historia de </w:t>
+            </w:r>
+            <w:proofErr w:type="spellStart"/>
+            <w:r>
+              <w:rPr>
+                <w:rFonts w:eastAsia="Calibri"/>
+                <w:b w:val="0"/>
+                <w:bCs w:val="0"/>
+                <w:sz w:val="24"/>
+                <w:szCs w:val="24"/>
+              </w:rPr>
+              <w:t>usuario</w:t>
+            </w:r>
+            <w:proofErr w:type="spellEnd"/>
           </w:p>
         </w:tc>
         <w:tc>
@@ -7022,6 +7586,7 @@
                 <w:szCs w:val="24"/>
               </w:rPr>
             </w:pPr>
+            <w:proofErr w:type="spellStart"/>
             <w:r>
               <w:rPr>
                 <w:rFonts w:eastAsia="Calibri"/>
@@ -7032,6 +7597,7 @@
               </w:rPr>
               <w:t>Prioridad</w:t>
             </w:r>
+            <w:proofErr w:type="spellEnd"/>
           </w:p>
         </w:tc>
         <w:tc>
@@ -7056,6 +7622,7 @@
                 <w:szCs w:val="24"/>
               </w:rPr>
             </w:pPr>
+            <w:proofErr w:type="spellStart"/>
             <w:r>
               <w:rPr>
                 <w:rFonts w:eastAsia="Calibri"/>
@@ -7066,6 +7633,7 @@
               </w:rPr>
               <w:t>Descripción</w:t>
             </w:r>
+            <w:proofErr w:type="spellEnd"/>
           </w:p>
         </w:tc>
       </w:tr>
@@ -7124,16 +7692,62 @@
                 <w:szCs w:val="24"/>
               </w:rPr>
             </w:pPr>
-            <w:r>
-              <w:rPr>
-                <w:rFonts w:eastAsia="Calibri"/>
-                <w:b w:val="0"/>
-                <w:bCs w:val="0"/>
-                <w:sz w:val="24"/>
-                <w:szCs w:val="24"/>
-              </w:rPr>
-              <w:t>Iniciar/Cerrar sesión</w:t>
-            </w:r>
+            <w:proofErr w:type="spellStart"/>
+            <w:r>
+              <w:rPr>
+                <w:rFonts w:eastAsia="Calibri"/>
+                <w:b w:val="0"/>
+                <w:bCs w:val="0"/>
+                <w:sz w:val="24"/>
+                <w:szCs w:val="24"/>
+              </w:rPr>
+              <w:t>Iniciar</w:t>
+            </w:r>
+            <w:proofErr w:type="spellEnd"/>
+            <w:r>
+              <w:rPr>
+                <w:rFonts w:eastAsia="Calibri"/>
+                <w:b w:val="0"/>
+                <w:bCs w:val="0"/>
+                <w:sz w:val="24"/>
+                <w:szCs w:val="24"/>
+              </w:rPr>
+              <w:t>/</w:t>
+            </w:r>
+            <w:proofErr w:type="spellStart"/>
+            <w:r>
+              <w:rPr>
+                <w:rFonts w:eastAsia="Calibri"/>
+                <w:b w:val="0"/>
+                <w:bCs w:val="0"/>
+                <w:sz w:val="24"/>
+                <w:szCs w:val="24"/>
+              </w:rPr>
+              <w:t>Cerrar</w:t>
+            </w:r>
+            <w:proofErr w:type="spellEnd"/>
+            <w:r>
+              <w:rPr>
+                <w:rFonts w:eastAsia="Calibri"/>
+                <w:b w:val="0"/>
+                <w:bCs w:val="0"/>
+                <w:sz w:val="24"/>
+                <w:szCs w:val="24"/>
+              </w:rPr>
+              <w:t xml:space="preserve"> </w:t>
+            </w:r>
+            <w:proofErr w:type="spellStart"/>
+            <w:r>
+              <w:rPr>
+                <w:rFonts w:eastAsia="Calibri"/>
+                <w:b w:val="0"/>
+                <w:bCs w:val="0"/>
+                <w:sz w:val="24"/>
+                <w:szCs w:val="24"/>
+              </w:rPr>
+              <w:t>sesión</w:t>
+            </w:r>
+            <w:proofErr w:type="spellEnd"/>
           </w:p>
         </w:tc>
         <w:tc>
@@ -7260,16 +7874,62 @@
                 <w:szCs w:val="24"/>
               </w:rPr>
             </w:pPr>
-            <w:r>
-              <w:rPr>
-                <w:rFonts w:eastAsia="Calibri"/>
-                <w:b w:val="0"/>
-                <w:bCs w:val="0"/>
-                <w:sz w:val="24"/>
-                <w:szCs w:val="24"/>
-              </w:rPr>
-              <w:t>Editar perfil cliente</w:t>
-            </w:r>
+            <w:proofErr w:type="spellStart"/>
+            <w:r>
+              <w:rPr>
+                <w:rFonts w:eastAsia="Calibri"/>
+                <w:b w:val="0"/>
+                <w:bCs w:val="0"/>
+                <w:sz w:val="24"/>
+                <w:szCs w:val="24"/>
+              </w:rPr>
+              <w:t>Editar</w:t>
+            </w:r>
+            <w:proofErr w:type="spellEnd"/>
+            <w:r>
+              <w:rPr>
+                <w:rFonts w:eastAsia="Calibri"/>
+                <w:b w:val="0"/>
+                <w:bCs w:val="0"/>
+                <w:sz w:val="24"/>
+                <w:szCs w:val="24"/>
+              </w:rPr>
+              <w:t xml:space="preserve"> </w:t>
+            </w:r>
+            <w:proofErr w:type="spellStart"/>
+            <w:r>
+              <w:rPr>
+                <w:rFonts w:eastAsia="Calibri"/>
+                <w:b w:val="0"/>
+                <w:bCs w:val="0"/>
+                <w:sz w:val="24"/>
+                <w:szCs w:val="24"/>
+              </w:rPr>
+              <w:t>perfil</w:t>
+            </w:r>
+            <w:proofErr w:type="spellEnd"/>
+            <w:r>
+              <w:rPr>
+                <w:rFonts w:eastAsia="Calibri"/>
+                <w:b w:val="0"/>
+                <w:bCs w:val="0"/>
+                <w:sz w:val="24"/>
+                <w:szCs w:val="24"/>
+              </w:rPr>
+              <w:t xml:space="preserve"> </w:t>
+            </w:r>
+            <w:proofErr w:type="spellStart"/>
+            <w:r>
+              <w:rPr>
+                <w:rFonts w:eastAsia="Calibri"/>
+                <w:b w:val="0"/>
+                <w:bCs w:val="0"/>
+                <w:sz w:val="24"/>
+                <w:szCs w:val="24"/>
+              </w:rPr>
+              <w:t>cliente</w:t>
+            </w:r>
+            <w:proofErr w:type="spellEnd"/>
           </w:p>
         </w:tc>
         <w:tc>
@@ -7396,16 +8056,40 @@
                 <w:szCs w:val="24"/>
               </w:rPr>
             </w:pPr>
-            <w:r>
-              <w:rPr>
-                <w:rFonts w:eastAsia="Calibri"/>
-                <w:b w:val="0"/>
-                <w:bCs w:val="0"/>
-                <w:sz w:val="24"/>
-                <w:szCs w:val="24"/>
-              </w:rPr>
-              <w:t>Historial de reservas</w:t>
-            </w:r>
+            <w:proofErr w:type="spellStart"/>
+            <w:r>
+              <w:rPr>
+                <w:rFonts w:eastAsia="Calibri"/>
+                <w:b w:val="0"/>
+                <w:bCs w:val="0"/>
+                <w:sz w:val="24"/>
+                <w:szCs w:val="24"/>
+              </w:rPr>
+              <w:t>Historial</w:t>
+            </w:r>
+            <w:proofErr w:type="spellEnd"/>
+            <w:r>
+              <w:rPr>
+                <w:rFonts w:eastAsia="Calibri"/>
+                <w:b w:val="0"/>
+                <w:bCs w:val="0"/>
+                <w:sz w:val="24"/>
+                <w:szCs w:val="24"/>
+              </w:rPr>
+              <w:t xml:space="preserve"> de </w:t>
+            </w:r>
+            <w:proofErr w:type="spellStart"/>
+            <w:r>
+              <w:rPr>
+                <w:rFonts w:eastAsia="Calibri"/>
+                <w:b w:val="0"/>
+                <w:bCs w:val="0"/>
+                <w:sz w:val="24"/>
+                <w:szCs w:val="24"/>
+              </w:rPr>
+              <w:t>reservas</w:t>
+            </w:r>
+            <w:proofErr w:type="spellEnd"/>
           </w:p>
         </w:tc>
         <w:tc>
@@ -7532,16 +8216,40 @@
                 <w:szCs w:val="24"/>
               </w:rPr>
             </w:pPr>
-            <w:r>
-              <w:rPr>
-                <w:rFonts w:eastAsia="Calibri"/>
-                <w:b w:val="0"/>
-                <w:bCs w:val="0"/>
-                <w:sz w:val="24"/>
-                <w:szCs w:val="24"/>
-              </w:rPr>
-              <w:t>Buscar cliente</w:t>
-            </w:r>
+            <w:proofErr w:type="spellStart"/>
+            <w:r>
+              <w:rPr>
+                <w:rFonts w:eastAsia="Calibri"/>
+                <w:b w:val="0"/>
+                <w:bCs w:val="0"/>
+                <w:sz w:val="24"/>
+                <w:szCs w:val="24"/>
+              </w:rPr>
+              <w:t>Buscar</w:t>
+            </w:r>
+            <w:proofErr w:type="spellEnd"/>
+            <w:r>
+              <w:rPr>
+                <w:rFonts w:eastAsia="Calibri"/>
+                <w:b w:val="0"/>
+                <w:bCs w:val="0"/>
+                <w:sz w:val="24"/>
+                <w:szCs w:val="24"/>
+              </w:rPr>
+              <w:t xml:space="preserve"> </w:t>
+            </w:r>
+            <w:proofErr w:type="spellStart"/>
+            <w:r>
+              <w:rPr>
+                <w:rFonts w:eastAsia="Calibri"/>
+                <w:b w:val="0"/>
+                <w:bCs w:val="0"/>
+                <w:sz w:val="24"/>
+                <w:szCs w:val="24"/>
+              </w:rPr>
+              <w:t>cliente</w:t>
+            </w:r>
+            <w:proofErr w:type="spellEnd"/>
           </w:p>
         </w:tc>
         <w:tc>
@@ -7832,8 +8540,20 @@
                 <w:sz w:val="24"/>
                 <w:szCs w:val="24"/>
               </w:rPr>
-              <w:t>Historia de usuario</w:t>
-            </w:r>
+              <w:t xml:space="preserve">Historia de </w:t>
+            </w:r>
+            <w:proofErr w:type="spellStart"/>
+            <w:r>
+              <w:rPr>
+                <w:rFonts w:eastAsia="Calibri"/>
+                <w:b w:val="0"/>
+                <w:bCs w:val="0"/>
+                <w:sz w:val="24"/>
+                <w:szCs w:val="24"/>
+              </w:rPr>
+              <w:t>usuario</w:t>
+            </w:r>
+            <w:proofErr w:type="spellEnd"/>
           </w:p>
         </w:tc>
         <w:tc>
@@ -7858,6 +8578,7 @@
                 <w:szCs w:val="24"/>
               </w:rPr>
             </w:pPr>
+            <w:proofErr w:type="spellStart"/>
             <w:r>
               <w:rPr>
                 <w:rFonts w:eastAsia="Calibri"/>
@@ -7868,6 +8589,7 @@
               </w:rPr>
               <w:t>Prioridad</w:t>
             </w:r>
+            <w:proofErr w:type="spellEnd"/>
           </w:p>
         </w:tc>
         <w:tc>
@@ -7900,7 +8622,18 @@
                 <w:sz w:val="24"/>
                 <w:szCs w:val="24"/>
               </w:rPr>
-              <w:t>Puntos de hi</w:t>
+              <w:t xml:space="preserve">Puntos de </w:t>
+            </w:r>
+            <w:proofErr w:type="spellStart"/>
+            <w:r>
+              <w:rPr>
+                <w:rFonts w:eastAsia="Calibri"/>
+                <w:b w:val="0"/>
+                <w:bCs w:val="0"/>
+                <w:sz w:val="24"/>
+                <w:szCs w:val="24"/>
+              </w:rPr>
+              <w:t>hi</w:t>
             </w:r>
             <w:r>
               <w:rPr>
@@ -7912,6 +8645,7 @@
               </w:rPr>
               <w:t>storia</w:t>
             </w:r>
+            <w:proofErr w:type="spellEnd"/>
           </w:p>
         </w:tc>
       </w:tr>
@@ -7978,8 +8712,20 @@
                 <w:sz w:val="24"/>
                 <w:szCs w:val="24"/>
               </w:rPr>
-              <w:t>Registro de clientes</w:t>
-            </w:r>
+              <w:t xml:space="preserve">Registro de </w:t>
+            </w:r>
+            <w:proofErr w:type="spellStart"/>
+            <w:r>
+              <w:rPr>
+                <w:rFonts w:eastAsia="Calibri"/>
+                <w:b w:val="0"/>
+                <w:bCs w:val="0"/>
+                <w:sz w:val="24"/>
+                <w:szCs w:val="24"/>
+              </w:rPr>
+              <w:t>clientes</w:t>
+            </w:r>
+            <w:proofErr w:type="spellEnd"/>
           </w:p>
         </w:tc>
         <w:tc>
@@ -8248,8 +8994,20 @@
                 <w:sz w:val="24"/>
                 <w:szCs w:val="24"/>
               </w:rPr>
-              <w:t>Consulta de disponibilidad</w:t>
-            </w:r>
+              <w:t xml:space="preserve">Consulta de </w:t>
+            </w:r>
+            <w:proofErr w:type="spellStart"/>
+            <w:r>
+              <w:rPr>
+                <w:rFonts w:eastAsia="Calibri"/>
+                <w:b w:val="0"/>
+                <w:bCs w:val="0"/>
+                <w:sz w:val="24"/>
+                <w:szCs w:val="24"/>
+              </w:rPr>
+              <w:t>disponibilidad</w:t>
+            </w:r>
+            <w:proofErr w:type="spellEnd"/>
           </w:p>
         </w:tc>
         <w:tc>
@@ -8374,16 +9132,40 @@
                 <w:szCs w:val="24"/>
               </w:rPr>
             </w:pPr>
-            <w:r>
-              <w:rPr>
-                <w:rFonts w:eastAsia="Calibri"/>
-                <w:b w:val="0"/>
-                <w:bCs w:val="0"/>
-                <w:sz w:val="24"/>
-                <w:szCs w:val="24"/>
-              </w:rPr>
-              <w:t>Creación de reservas</w:t>
-            </w:r>
+            <w:proofErr w:type="spellStart"/>
+            <w:r>
+              <w:rPr>
+                <w:rFonts w:eastAsia="Calibri"/>
+                <w:b w:val="0"/>
+                <w:bCs w:val="0"/>
+                <w:sz w:val="24"/>
+                <w:szCs w:val="24"/>
+              </w:rPr>
+              <w:t>Creación</w:t>
+            </w:r>
+            <w:proofErr w:type="spellEnd"/>
+            <w:r>
+              <w:rPr>
+                <w:rFonts w:eastAsia="Calibri"/>
+                <w:b w:val="0"/>
+                <w:bCs w:val="0"/>
+                <w:sz w:val="24"/>
+                <w:szCs w:val="24"/>
+              </w:rPr>
+              <w:t xml:space="preserve"> de </w:t>
+            </w:r>
+            <w:proofErr w:type="spellStart"/>
+            <w:r>
+              <w:rPr>
+                <w:rFonts w:eastAsia="Calibri"/>
+                <w:b w:val="0"/>
+                <w:bCs w:val="0"/>
+                <w:sz w:val="24"/>
+                <w:szCs w:val="24"/>
+              </w:rPr>
+              <w:t>reservas</w:t>
+            </w:r>
+            <w:proofErr w:type="spellEnd"/>
           </w:p>
         </w:tc>
         <w:tc>
@@ -8654,8 +9436,21 @@
                 <w:szCs w:val="24"/>
                 <w:lang w:val="es-CO"/>
               </w:rPr>
-              <w:t>Prevención de duplicados y overbooking</w:t>
-            </w:r>
+              <w:t xml:space="preserve">Prevención de duplicados y </w:t>
+            </w:r>
+            <w:proofErr w:type="gramStart"/>
+            <w:r>
+              <w:rPr>
+                <w:rFonts w:eastAsia="Calibri"/>
+                <w:b w:val="0"/>
+                <w:bCs w:val="0"/>
+                <w:sz w:val="24"/>
+                <w:szCs w:val="24"/>
+                <w:lang w:val="es-CO"/>
+              </w:rPr>
+              <w:t>overbooking</w:t>
+            </w:r>
+            <w:proofErr w:type="gramEnd"/>
           </w:p>
         </w:tc>
         <w:tc>
@@ -8780,16 +9575,62 @@
                 <w:szCs w:val="24"/>
               </w:rPr>
             </w:pPr>
-            <w:r>
-              <w:rPr>
-                <w:rFonts w:eastAsia="Calibri"/>
-                <w:b w:val="0"/>
-                <w:bCs w:val="0"/>
-                <w:sz w:val="24"/>
-                <w:szCs w:val="24"/>
-              </w:rPr>
-              <w:t>Cancelación / modificación de reservas</w:t>
-            </w:r>
+            <w:proofErr w:type="spellStart"/>
+            <w:r>
+              <w:rPr>
+                <w:rFonts w:eastAsia="Calibri"/>
+                <w:b w:val="0"/>
+                <w:bCs w:val="0"/>
+                <w:sz w:val="24"/>
+                <w:szCs w:val="24"/>
+              </w:rPr>
+              <w:t>Cancelación</w:t>
+            </w:r>
+            <w:proofErr w:type="spellEnd"/>
+            <w:r>
+              <w:rPr>
+                <w:rFonts w:eastAsia="Calibri"/>
+                <w:b w:val="0"/>
+                <w:bCs w:val="0"/>
+                <w:sz w:val="24"/>
+                <w:szCs w:val="24"/>
+              </w:rPr>
+              <w:t xml:space="preserve"> / </w:t>
+            </w:r>
+            <w:proofErr w:type="spellStart"/>
+            <w:r>
+              <w:rPr>
+                <w:rFonts w:eastAsia="Calibri"/>
+                <w:b w:val="0"/>
+                <w:bCs w:val="0"/>
+                <w:sz w:val="24"/>
+                <w:szCs w:val="24"/>
+              </w:rPr>
+              <w:t>modificación</w:t>
+            </w:r>
+            <w:proofErr w:type="spellEnd"/>
+            <w:r>
+              <w:rPr>
+                <w:rFonts w:eastAsia="Calibri"/>
+                <w:b w:val="0"/>
+                <w:bCs w:val="0"/>
+                <w:sz w:val="24"/>
+                <w:szCs w:val="24"/>
+              </w:rPr>
+              <w:t xml:space="preserve"> de </w:t>
+            </w:r>
+            <w:proofErr w:type="spellStart"/>
+            <w:r>
+              <w:rPr>
+                <w:rFonts w:eastAsia="Calibri"/>
+                <w:b w:val="0"/>
+                <w:bCs w:val="0"/>
+                <w:sz w:val="24"/>
+                <w:szCs w:val="24"/>
+              </w:rPr>
+              <w:t>reservas</w:t>
+            </w:r>
+            <w:proofErr w:type="spellEnd"/>
           </w:p>
         </w:tc>
         <w:tc>
@@ -9050,16 +9891,62 @@
                 <w:szCs w:val="24"/>
               </w:rPr>
             </w:pPr>
-            <w:r>
-              <w:rPr>
-                <w:rFonts w:eastAsia="Calibri"/>
-                <w:b w:val="0"/>
-                <w:bCs w:val="0"/>
-                <w:sz w:val="24"/>
-                <w:szCs w:val="24"/>
-              </w:rPr>
-              <w:t>Iniciar/Cerrar sesión</w:t>
-            </w:r>
+            <w:proofErr w:type="spellStart"/>
+            <w:r>
+              <w:rPr>
+                <w:rFonts w:eastAsia="Calibri"/>
+                <w:b w:val="0"/>
+                <w:bCs w:val="0"/>
+                <w:sz w:val="24"/>
+                <w:szCs w:val="24"/>
+              </w:rPr>
+              <w:t>Iniciar</w:t>
+            </w:r>
+            <w:proofErr w:type="spellEnd"/>
+            <w:r>
+              <w:rPr>
+                <w:rFonts w:eastAsia="Calibri"/>
+                <w:b w:val="0"/>
+                <w:bCs w:val="0"/>
+                <w:sz w:val="24"/>
+                <w:szCs w:val="24"/>
+              </w:rPr>
+              <w:t>/</w:t>
+            </w:r>
+            <w:proofErr w:type="spellStart"/>
+            <w:r>
+              <w:rPr>
+                <w:rFonts w:eastAsia="Calibri"/>
+                <w:b w:val="0"/>
+                <w:bCs w:val="0"/>
+                <w:sz w:val="24"/>
+                <w:szCs w:val="24"/>
+              </w:rPr>
+              <w:t>Cerrar</w:t>
+            </w:r>
+            <w:proofErr w:type="spellEnd"/>
+            <w:r>
+              <w:rPr>
+                <w:rFonts w:eastAsia="Calibri"/>
+                <w:b w:val="0"/>
+                <w:bCs w:val="0"/>
+                <w:sz w:val="24"/>
+                <w:szCs w:val="24"/>
+              </w:rPr>
+              <w:t xml:space="preserve"> </w:t>
+            </w:r>
+            <w:proofErr w:type="spellStart"/>
+            <w:r>
+              <w:rPr>
+                <w:rFonts w:eastAsia="Calibri"/>
+                <w:b w:val="0"/>
+                <w:bCs w:val="0"/>
+                <w:sz w:val="24"/>
+                <w:szCs w:val="24"/>
+              </w:rPr>
+              <w:t>sesión</w:t>
+            </w:r>
+            <w:proofErr w:type="spellEnd"/>
           </w:p>
         </w:tc>
         <w:tc>
@@ -9184,16 +10071,62 @@
                 <w:szCs w:val="24"/>
               </w:rPr>
             </w:pPr>
-            <w:r>
-              <w:rPr>
-                <w:rFonts w:eastAsia="Calibri"/>
-                <w:b w:val="0"/>
-                <w:bCs w:val="0"/>
-                <w:sz w:val="24"/>
-                <w:szCs w:val="24"/>
-              </w:rPr>
-              <w:t>Editar perfil cliente</w:t>
-            </w:r>
+            <w:proofErr w:type="spellStart"/>
+            <w:r>
+              <w:rPr>
+                <w:rFonts w:eastAsia="Calibri"/>
+                <w:b w:val="0"/>
+                <w:bCs w:val="0"/>
+                <w:sz w:val="24"/>
+                <w:szCs w:val="24"/>
+              </w:rPr>
+              <w:t>Editar</w:t>
+            </w:r>
+            <w:proofErr w:type="spellEnd"/>
+            <w:r>
+              <w:rPr>
+                <w:rFonts w:eastAsia="Calibri"/>
+                <w:b w:val="0"/>
+                <w:bCs w:val="0"/>
+                <w:sz w:val="24"/>
+                <w:szCs w:val="24"/>
+              </w:rPr>
+              <w:t xml:space="preserve"> </w:t>
+            </w:r>
+            <w:proofErr w:type="spellStart"/>
+            <w:r>
+              <w:rPr>
+                <w:rFonts w:eastAsia="Calibri"/>
+                <w:b w:val="0"/>
+                <w:bCs w:val="0"/>
+                <w:sz w:val="24"/>
+                <w:szCs w:val="24"/>
+              </w:rPr>
+              <w:t>perfil</w:t>
+            </w:r>
+            <w:proofErr w:type="spellEnd"/>
+            <w:r>
+              <w:rPr>
+                <w:rFonts w:eastAsia="Calibri"/>
+                <w:b w:val="0"/>
+                <w:bCs w:val="0"/>
+                <w:sz w:val="24"/>
+                <w:szCs w:val="24"/>
+              </w:rPr>
+              <w:t xml:space="preserve"> </w:t>
+            </w:r>
+            <w:proofErr w:type="spellStart"/>
+            <w:r>
+              <w:rPr>
+                <w:rFonts w:eastAsia="Calibri"/>
+                <w:b w:val="0"/>
+                <w:bCs w:val="0"/>
+                <w:sz w:val="24"/>
+                <w:szCs w:val="24"/>
+              </w:rPr>
+              <w:t>cliente</w:t>
+            </w:r>
+            <w:proofErr w:type="spellEnd"/>
           </w:p>
         </w:tc>
         <w:tc>
@@ -9318,16 +10251,40 @@
                 <w:szCs w:val="24"/>
               </w:rPr>
             </w:pPr>
-            <w:r>
-              <w:rPr>
-                <w:rFonts w:eastAsia="Calibri"/>
-                <w:b w:val="0"/>
-                <w:bCs w:val="0"/>
-                <w:sz w:val="24"/>
-                <w:szCs w:val="24"/>
-              </w:rPr>
-              <w:t>Historial de reservas</w:t>
-            </w:r>
+            <w:proofErr w:type="spellStart"/>
+            <w:r>
+              <w:rPr>
+                <w:rFonts w:eastAsia="Calibri"/>
+                <w:b w:val="0"/>
+                <w:bCs w:val="0"/>
+                <w:sz w:val="24"/>
+                <w:szCs w:val="24"/>
+              </w:rPr>
+              <w:t>Historial</w:t>
+            </w:r>
+            <w:proofErr w:type="spellEnd"/>
+            <w:r>
+              <w:rPr>
+                <w:rFonts w:eastAsia="Calibri"/>
+                <w:b w:val="0"/>
+                <w:bCs w:val="0"/>
+                <w:sz w:val="24"/>
+                <w:szCs w:val="24"/>
+              </w:rPr>
+              <w:t xml:space="preserve"> de </w:t>
+            </w:r>
+            <w:proofErr w:type="spellStart"/>
+            <w:r>
+              <w:rPr>
+                <w:rFonts w:eastAsia="Calibri"/>
+                <w:b w:val="0"/>
+                <w:bCs w:val="0"/>
+                <w:sz w:val="24"/>
+                <w:szCs w:val="24"/>
+              </w:rPr>
+              <w:t>reservas</w:t>
+            </w:r>
+            <w:proofErr w:type="spellEnd"/>
           </w:p>
         </w:tc>
         <w:tc>
@@ -9452,16 +10409,40 @@
                 <w:szCs w:val="24"/>
               </w:rPr>
             </w:pPr>
-            <w:r>
-              <w:rPr>
-                <w:rFonts w:eastAsia="Calibri"/>
-                <w:b w:val="0"/>
-                <w:bCs w:val="0"/>
-                <w:sz w:val="24"/>
-                <w:szCs w:val="24"/>
-              </w:rPr>
-              <w:t>Buscar cliente</w:t>
-            </w:r>
+            <w:proofErr w:type="spellStart"/>
+            <w:r>
+              <w:rPr>
+                <w:rFonts w:eastAsia="Calibri"/>
+                <w:b w:val="0"/>
+                <w:bCs w:val="0"/>
+                <w:sz w:val="24"/>
+                <w:szCs w:val="24"/>
+              </w:rPr>
+              <w:t>Buscar</w:t>
+            </w:r>
+            <w:proofErr w:type="spellEnd"/>
+            <w:r>
+              <w:rPr>
+                <w:rFonts w:eastAsia="Calibri"/>
+                <w:b w:val="0"/>
+                <w:bCs w:val="0"/>
+                <w:sz w:val="24"/>
+                <w:szCs w:val="24"/>
+              </w:rPr>
+              <w:t xml:space="preserve"> </w:t>
+            </w:r>
+            <w:proofErr w:type="spellStart"/>
+            <w:r>
+              <w:rPr>
+                <w:rFonts w:eastAsia="Calibri"/>
+                <w:b w:val="0"/>
+                <w:bCs w:val="0"/>
+                <w:sz w:val="24"/>
+                <w:szCs w:val="24"/>
+              </w:rPr>
+              <w:t>cliente</w:t>
+            </w:r>
+            <w:proofErr w:type="spellEnd"/>
           </w:p>
         </w:tc>
         <w:tc>
@@ -9723,15 +10704,27 @@
                 <w:szCs w:val="24"/>
               </w:rPr>
             </w:pPr>
-            <w:r>
-              <w:rPr>
-                <w:rFonts w:eastAsia="Calibri"/>
-                <w:b w:val="0"/>
-                <w:bCs w:val="0"/>
-                <w:sz w:val="24"/>
-                <w:szCs w:val="24"/>
-              </w:rPr>
-              <w:t>Depende de</w:t>
+            <w:proofErr w:type="spellStart"/>
+            <w:r>
+              <w:rPr>
+                <w:rFonts w:eastAsia="Calibri"/>
+                <w:b w:val="0"/>
+                <w:bCs w:val="0"/>
+                <w:sz w:val="24"/>
+                <w:szCs w:val="24"/>
+              </w:rPr>
+              <w:t>Depende</w:t>
+            </w:r>
+            <w:proofErr w:type="spellEnd"/>
+            <w:r>
+              <w:rPr>
+                <w:rFonts w:eastAsia="Calibri"/>
+                <w:b w:val="0"/>
+                <w:bCs w:val="0"/>
+                <w:sz w:val="24"/>
+                <w:szCs w:val="24"/>
+              </w:rPr>
+              <w:t xml:space="preserve"> de</w:t>
             </w:r>
           </w:p>
         </w:tc>
@@ -9757,6 +10750,7 @@
                 <w:szCs w:val="24"/>
               </w:rPr>
             </w:pPr>
+            <w:proofErr w:type="spellStart"/>
             <w:r>
               <w:rPr>
                 <w:rFonts w:eastAsia="Calibri"/>
@@ -9767,6 +10761,7 @@
               </w:rPr>
               <w:t>Justificación</w:t>
             </w:r>
+            <w:proofErr w:type="spellEnd"/>
           </w:p>
         </w:tc>
       </w:tr>
@@ -10074,7 +11069,31 @@
                 <w:szCs w:val="24"/>
                 <w:lang w:val="es-CO"/>
               </w:rPr>
-              <w:t>La prevención de duplicados y overbooking se aplica sobre la disponibilidad consultada y las reservas creadas.</w:t>
+              <w:t xml:space="preserve">La prevención de duplicados y </w:t>
+            </w:r>
+            <w:proofErr w:type="gramStart"/>
+            <w:r>
+              <w:rPr>
+                <w:rFonts w:eastAsia="Calibri"/>
+                <w:b w:val="0"/>
+                <w:bCs w:val="0"/>
+                <w:sz w:val="24"/>
+                <w:szCs w:val="24"/>
+                <w:lang w:val="es-CO"/>
+              </w:rPr>
+              <w:t>overbooking</w:t>
+            </w:r>
+            <w:proofErr w:type="gramEnd"/>
+            <w:r>
+              <w:rPr>
+                <w:rFonts w:eastAsia="Calibri"/>
+                <w:b w:val="0"/>
+                <w:bCs w:val="0"/>
+                <w:sz w:val="24"/>
+                <w:szCs w:val="24"/>
+                <w:lang w:val="es-CO"/>
+              </w:rPr>
+              <w:t xml:space="preserve"> se aplica sobre la disponibilidad consultada y las reservas creadas.</w:t>
             </w:r>
           </w:p>
         </w:tc>
@@ -10601,24 +11620,6 @@
           <w:rFonts w:eastAsia="Calibri"/>
           <w:b/>
           <w:bCs/>
-          <w:lang w:val="es-CO"/>
-        </w:rPr>
-      </w:pPr>
-    </w:p>
-    <w:p>
-      <w:pPr>
-        <w:rPr>
-          <w:rFonts w:eastAsia="Calibri"/>
-          <w:szCs w:val="24"/>
-          <w:lang w:val="es-CO"/>
-        </w:rPr>
-      </w:pPr>
-    </w:p>
-    <w:p>
-      <w:pPr>
-        <w:rPr>
-          <w:rFonts w:eastAsia="Calibri"/>
-          <w:szCs w:val="24"/>
           <w:lang w:val="es-CO"/>
         </w:rPr>
       </w:pPr>
@@ -10713,8 +11714,42 @@
           <w:szCs w:val="24"/>
           <w:lang w:val="es-CO"/>
         </w:rPr>
-        <w:t>9. User Story Map</w:t>
+        <w:t xml:space="preserve">9. </w:t>
       </w:r>
+      <w:proofErr w:type="spellStart"/>
+      <w:r>
+        <w:rPr>
+          <w:rFonts w:eastAsia="Calibri"/>
+          <w:b/>
+          <w:bCs/>
+          <w:szCs w:val="24"/>
+          <w:lang w:val="es-CO"/>
+        </w:rPr>
+        <w:t>User</w:t>
+      </w:r>
+      <w:proofErr w:type="spellEnd"/>
+      <w:r>
+        <w:rPr>
+          <w:rFonts w:eastAsia="Calibri"/>
+          <w:b/>
+          <w:bCs/>
+          <w:szCs w:val="24"/>
+          <w:lang w:val="es-CO"/>
+        </w:rPr>
+        <w:t xml:space="preserve"> Story </w:t>
+      </w:r>
+      <w:proofErr w:type="spellStart"/>
+      <w:r>
+        <w:rPr>
+          <w:rFonts w:eastAsia="Calibri"/>
+          <w:b/>
+          <w:bCs/>
+          <w:szCs w:val="24"/>
+          <w:lang w:val="es-CO"/>
+        </w:rPr>
+        <w:t>Map</w:t>
+      </w:r>
+      <w:proofErr w:type="spellEnd"/>
     </w:p>
     <w:p>
       <w:pPr>
@@ -10799,15 +11834,37 @@
                 <w:szCs w:val="24"/>
               </w:rPr>
             </w:pPr>
-            <w:r>
-              <w:rPr>
-                <w:b w:val="0"/>
-                <w:bCs w:val="0"/>
-                <w:sz w:val="24"/>
-                <w:szCs w:val="24"/>
-              </w:rPr>
-              <w:t>Actividad / Épica</w:t>
-            </w:r>
+            <w:proofErr w:type="spellStart"/>
+            <w:r>
+              <w:rPr>
+                <w:b w:val="0"/>
+                <w:bCs w:val="0"/>
+                <w:sz w:val="24"/>
+                <w:szCs w:val="24"/>
+              </w:rPr>
+              <w:t>Actividad</w:t>
+            </w:r>
+            <w:proofErr w:type="spellEnd"/>
+            <w:r>
+              <w:rPr>
+                <w:b w:val="0"/>
+                <w:bCs w:val="0"/>
+                <w:sz w:val="24"/>
+                <w:szCs w:val="24"/>
+              </w:rPr>
+              <w:t xml:space="preserve"> / </w:t>
+            </w:r>
+            <w:proofErr w:type="spellStart"/>
+            <w:r>
+              <w:rPr>
+                <w:b w:val="0"/>
+                <w:bCs w:val="0"/>
+                <w:sz w:val="24"/>
+                <w:szCs w:val="24"/>
+              </w:rPr>
+              <w:t>Épica</w:t>
+            </w:r>
+            <w:proofErr w:type="spellEnd"/>
           </w:p>
         </w:tc>
         <w:tc>
@@ -10832,15 +11889,37 @@
                 <w:szCs w:val="24"/>
               </w:rPr>
             </w:pPr>
-            <w:r>
-              <w:rPr>
-                <w:b w:val="0"/>
-                <w:bCs w:val="0"/>
-                <w:sz w:val="24"/>
-                <w:szCs w:val="24"/>
-              </w:rPr>
-              <w:t>Historias de usuario</w:t>
-            </w:r>
+            <w:proofErr w:type="spellStart"/>
+            <w:r>
+              <w:rPr>
+                <w:b w:val="0"/>
+                <w:bCs w:val="0"/>
+                <w:sz w:val="24"/>
+                <w:szCs w:val="24"/>
+              </w:rPr>
+              <w:t>Historias</w:t>
+            </w:r>
+            <w:proofErr w:type="spellEnd"/>
+            <w:r>
+              <w:rPr>
+                <w:b w:val="0"/>
+                <w:bCs w:val="0"/>
+                <w:sz w:val="24"/>
+                <w:szCs w:val="24"/>
+              </w:rPr>
+              <w:t xml:space="preserve"> de </w:t>
+            </w:r>
+            <w:proofErr w:type="spellStart"/>
+            <w:r>
+              <w:rPr>
+                <w:b w:val="0"/>
+                <w:bCs w:val="0"/>
+                <w:sz w:val="24"/>
+                <w:szCs w:val="24"/>
+              </w:rPr>
+              <w:t>usuario</w:t>
+            </w:r>
+            <w:proofErr w:type="spellEnd"/>
           </w:p>
         </w:tc>
       </w:tr>
@@ -10865,14 +11944,16 @@
                 <w:bCs w:val="0"/>
                 <w:sz w:val="24"/>
                 <w:szCs w:val="24"/>
-              </w:rPr>
-            </w:pPr>
-            <w:r>
-              <w:rPr>
-                <w:b w:val="0"/>
-                <w:bCs w:val="0"/>
-                <w:sz w:val="24"/>
-                <w:szCs w:val="24"/>
+                <w:lang w:val="es-CO"/>
+              </w:rPr>
+            </w:pPr>
+            <w:r>
+              <w:rPr>
+                <w:b w:val="0"/>
+                <w:bCs w:val="0"/>
+                <w:sz w:val="24"/>
+                <w:szCs w:val="24"/>
+                <w:lang w:val="es-CO"/>
               </w:rPr>
               <w:t>Gestión de acceso y usuarios</w:t>
             </w:r>
@@ -10953,15 +12034,37 @@
                 <w:szCs w:val="24"/>
               </w:rPr>
             </w:pPr>
-            <w:r>
-              <w:rPr>
-                <w:b w:val="0"/>
-                <w:bCs w:val="0"/>
-                <w:sz w:val="24"/>
-                <w:szCs w:val="24"/>
-              </w:rPr>
-              <w:t>Gestión de clientes</w:t>
-            </w:r>
+            <w:proofErr w:type="spellStart"/>
+            <w:r>
+              <w:rPr>
+                <w:b w:val="0"/>
+                <w:bCs w:val="0"/>
+                <w:sz w:val="24"/>
+                <w:szCs w:val="24"/>
+              </w:rPr>
+              <w:t>Gestión</w:t>
+            </w:r>
+            <w:proofErr w:type="spellEnd"/>
+            <w:r>
+              <w:rPr>
+                <w:b w:val="0"/>
+                <w:bCs w:val="0"/>
+                <w:sz w:val="24"/>
+                <w:szCs w:val="24"/>
+              </w:rPr>
+              <w:t xml:space="preserve"> de </w:t>
+            </w:r>
+            <w:proofErr w:type="spellStart"/>
+            <w:r>
+              <w:rPr>
+                <w:b w:val="0"/>
+                <w:bCs w:val="0"/>
+                <w:sz w:val="24"/>
+                <w:szCs w:val="24"/>
+              </w:rPr>
+              <w:t>clientes</w:t>
+            </w:r>
+            <w:proofErr w:type="spellEnd"/>
           </w:p>
         </w:tc>
         <w:tc>
@@ -11059,14 +12162,25 @@
                 <w:szCs w:val="24"/>
               </w:rPr>
             </w:pPr>
-            <w:r>
-              <w:rPr>
-                <w:b w:val="0"/>
-                <w:bCs w:val="0"/>
-                <w:sz w:val="24"/>
-                <w:szCs w:val="24"/>
-              </w:rPr>
-              <w:t>Gestión de mesas</w:t>
+            <w:proofErr w:type="spellStart"/>
+            <w:r>
+              <w:rPr>
+                <w:b w:val="0"/>
+                <w:bCs w:val="0"/>
+                <w:sz w:val="24"/>
+                <w:szCs w:val="24"/>
+              </w:rPr>
+              <w:t>Gestión</w:t>
+            </w:r>
+            <w:proofErr w:type="spellEnd"/>
+            <w:r>
+              <w:rPr>
+                <w:b w:val="0"/>
+                <w:bCs w:val="0"/>
+                <w:sz w:val="24"/>
+                <w:szCs w:val="24"/>
+              </w:rPr>
+              <w:t xml:space="preserve"> de mesas</w:t>
             </w:r>
           </w:p>
         </w:tc>
@@ -11123,14 +12237,16 @@
                 <w:bCs w:val="0"/>
                 <w:sz w:val="24"/>
                 <w:szCs w:val="24"/>
-              </w:rPr>
-            </w:pPr>
-            <w:r>
-              <w:rPr>
-                <w:b w:val="0"/>
-                <w:bCs w:val="0"/>
-                <w:sz w:val="24"/>
-                <w:szCs w:val="24"/>
+                <w:lang w:val="es-CO"/>
+              </w:rPr>
+            </w:pPr>
+            <w:r>
+              <w:rPr>
+                <w:b w:val="0"/>
+                <w:bCs w:val="0"/>
+                <w:sz w:val="24"/>
+                <w:szCs w:val="24"/>
+                <w:lang w:val="es-CO"/>
               </w:rPr>
               <w:t>Gestión de disponibilidad y reservas</w:t>
             </w:r>
@@ -11154,14 +12270,16 @@
                 <w:bCs w:val="0"/>
                 <w:sz w:val="24"/>
                 <w:szCs w:val="24"/>
-              </w:rPr>
-            </w:pPr>
-            <w:r>
-              <w:rPr>
-                <w:b w:val="0"/>
-                <w:bCs w:val="0"/>
-                <w:sz w:val="24"/>
-                <w:szCs w:val="24"/>
+                <w:lang w:val="es-CO"/>
+              </w:rPr>
+            </w:pPr>
+            <w:r>
+              <w:rPr>
+                <w:b w:val="0"/>
+                <w:bCs w:val="0"/>
+                <w:sz w:val="24"/>
+                <w:szCs w:val="24"/>
+                <w:lang w:val="es-CO"/>
               </w:rPr>
               <w:t>HU-03 (MVP)</w:t>
             </w:r>
@@ -11174,14 +12292,16 @@
                 <w:bCs w:val="0"/>
                 <w:sz w:val="24"/>
                 <w:szCs w:val="24"/>
-              </w:rPr>
-            </w:pPr>
-            <w:r>
-              <w:rPr>
-                <w:b w:val="0"/>
-                <w:bCs w:val="0"/>
-                <w:sz w:val="24"/>
-                <w:szCs w:val="24"/>
+                <w:lang w:val="es-CO"/>
+              </w:rPr>
+            </w:pPr>
+            <w:r>
+              <w:rPr>
+                <w:b w:val="0"/>
+                <w:bCs w:val="0"/>
+                <w:sz w:val="24"/>
+                <w:szCs w:val="24"/>
+                <w:lang w:val="es-CO"/>
               </w:rPr>
               <w:t>HU-04 (MVP)</w:t>
             </w:r>
@@ -11194,14 +12314,16 @@
                 <w:bCs w:val="0"/>
                 <w:sz w:val="24"/>
                 <w:szCs w:val="24"/>
-              </w:rPr>
-            </w:pPr>
-            <w:r>
-              <w:rPr>
-                <w:b w:val="0"/>
-                <w:bCs w:val="0"/>
-                <w:sz w:val="24"/>
-                <w:szCs w:val="24"/>
+                <w:lang w:val="es-CO"/>
+              </w:rPr>
+            </w:pPr>
+            <w:r>
+              <w:rPr>
+                <w:b w:val="0"/>
+                <w:bCs w:val="0"/>
+                <w:sz w:val="24"/>
+                <w:szCs w:val="24"/>
+                <w:lang w:val="es-CO"/>
               </w:rPr>
               <w:t>HU-06 (MVP)</w:t>
             </w:r>
@@ -11229,14 +12351,16 @@
                 <w:bCs w:val="0"/>
                 <w:sz w:val="24"/>
                 <w:szCs w:val="24"/>
-              </w:rPr>
-            </w:pPr>
-            <w:r>
-              <w:rPr>
-                <w:b w:val="0"/>
-                <w:bCs w:val="0"/>
-                <w:sz w:val="24"/>
-                <w:szCs w:val="24"/>
+                <w:lang w:val="es-CO"/>
+              </w:rPr>
+            </w:pPr>
+            <w:r>
+              <w:rPr>
+                <w:b w:val="0"/>
+                <w:bCs w:val="0"/>
+                <w:sz w:val="24"/>
+                <w:szCs w:val="24"/>
+                <w:lang w:val="es-CO"/>
               </w:rPr>
               <w:t>Gestión y consulta de reservas</w:t>
             </w:r>
@@ -11260,14 +12384,16 @@
                 <w:bCs w:val="0"/>
                 <w:sz w:val="24"/>
                 <w:szCs w:val="24"/>
-              </w:rPr>
-            </w:pPr>
-            <w:r>
-              <w:rPr>
-                <w:b w:val="0"/>
-                <w:bCs w:val="0"/>
-                <w:sz w:val="24"/>
-                <w:szCs w:val="24"/>
+                <w:lang w:val="es-CO"/>
+              </w:rPr>
+            </w:pPr>
+            <w:r>
+              <w:rPr>
+                <w:b w:val="0"/>
+                <w:bCs w:val="0"/>
+                <w:sz w:val="24"/>
+                <w:szCs w:val="24"/>
+                <w:lang w:val="es-CO"/>
               </w:rPr>
               <w:t>HU-05 (MVP)</w:t>
             </w:r>
@@ -11280,14 +12406,16 @@
                 <w:bCs w:val="0"/>
                 <w:sz w:val="24"/>
                 <w:szCs w:val="24"/>
-              </w:rPr>
-            </w:pPr>
-            <w:r>
-              <w:rPr>
-                <w:b w:val="0"/>
-                <w:bCs w:val="0"/>
-                <w:sz w:val="24"/>
-                <w:szCs w:val="24"/>
+                <w:lang w:val="es-CO"/>
+              </w:rPr>
+            </w:pPr>
+            <w:r>
+              <w:rPr>
+                <w:b w:val="0"/>
+                <w:bCs w:val="0"/>
+                <w:sz w:val="24"/>
+                <w:szCs w:val="24"/>
+                <w:lang w:val="es-CO"/>
               </w:rPr>
               <w:t>HU-07 (MVP)</w:t>
             </w:r>
@@ -11300,14 +12428,16 @@
                 <w:bCs w:val="0"/>
                 <w:sz w:val="24"/>
                 <w:szCs w:val="24"/>
-              </w:rPr>
-            </w:pPr>
-            <w:r>
-              <w:rPr>
-                <w:b w:val="0"/>
-                <w:bCs w:val="0"/>
-                <w:sz w:val="24"/>
-                <w:szCs w:val="24"/>
+                <w:lang w:val="es-CO"/>
+              </w:rPr>
+            </w:pPr>
+            <w:r>
+              <w:rPr>
+                <w:b w:val="0"/>
+                <w:bCs w:val="0"/>
+                <w:sz w:val="24"/>
+                <w:szCs w:val="24"/>
+                <w:lang w:val="es-CO"/>
               </w:rPr>
               <w:t>HU-11 (MVP)</w:t>
             </w:r>
@@ -12259,7 +13389,6 @@
   <w:style w:type="character" w:default="1" w:styleId="Fuentedeprrafopredeter">
     <w:name w:val="Default Paragraph Font"/>
     <w:uiPriority w:val="1"/>
-    <w:semiHidden/>
     <w:unhideWhenUsed/>
   </w:style>
   <w:style w:type="table" w:default="1" w:styleId="Tablanormal">
